--- a/Fiche de renseignements ALTEN Yanis.docx
+++ b/Fiche de renseignements ALTEN Yanis.docx
@@ -61,8 +61,8 @@
         <w:jc w:val="center"/>
         <w:rPr>
           <w:rFonts w:ascii="Arial" w:hAnsi="Arial" w:cs="Arial"/>
-          <w:sz w:val="24"/>
-          <w:szCs w:val="24"/>
+          <w:sz w:val="26"/>
+          <w:szCs w:val="26"/>
           <w:lang w:val="fr-FR"/>
         </w:rPr>
       </w:pPr>
@@ -70,8 +70,8 @@
         <w:rPr>
           <w:rFonts w:ascii="Arial" w:hAnsi="Arial" w:cs="Arial"/>
           <w:b/>
-          <w:sz w:val="24"/>
-          <w:szCs w:val="24"/>
+          <w:sz w:val="26"/>
+          <w:szCs w:val="26"/>
           <w:lang w:val="fr-FR"/>
         </w:rPr>
         <w:t>SAE1.05 et 1.06</w:t>
@@ -82,8 +82,8 @@
         <w:jc w:val="center"/>
         <w:rPr>
           <w:rFonts w:ascii="Arial" w:hAnsi="Arial" w:cs="Arial"/>
-          <w:sz w:val="24"/>
-          <w:szCs w:val="24"/>
+          <w:sz w:val="30"/>
+          <w:szCs w:val="30"/>
           <w:lang w:val="fr-FR"/>
         </w:rPr>
       </w:pPr>
@@ -91,8 +91,8 @@
         <w:rPr>
           <w:rFonts w:ascii="Arial" w:hAnsi="Arial" w:cs="Arial"/>
           <w:b/>
-          <w:sz w:val="24"/>
-          <w:szCs w:val="24"/>
+          <w:sz w:val="30"/>
+          <w:szCs w:val="30"/>
           <w:lang w:val="fr-FR"/>
         </w:rPr>
         <w:t>Fiche de renseignements</w:t>
@@ -101,8 +101,8 @@
         <w:rPr>
           <w:rFonts w:ascii="Arial" w:hAnsi="Arial" w:cs="Arial"/>
           <w:b/>
-          <w:sz w:val="24"/>
-          <w:szCs w:val="24"/>
+          <w:sz w:val="30"/>
+          <w:szCs w:val="30"/>
           <w:lang w:val="fr-FR"/>
         </w:rPr>
         <w:br/>
@@ -114,8 +114,6 @@
         <w:jc w:val="center"/>
         <w:rPr>
           <w:rFonts w:ascii="Arial" w:hAnsi="Arial" w:cs="Arial"/>
-          <w:sz w:val="24"/>
-          <w:szCs w:val="24"/>
           <w:lang w:val="fr-FR"/>
         </w:rPr>
       </w:pPr>
@@ -123,8 +121,6 @@
         <w:rPr>
           <w:rFonts w:ascii="Arial" w:hAnsi="Arial" w:cs="Arial"/>
           <w:i/>
-          <w:sz w:val="24"/>
-          <w:szCs w:val="24"/>
           <w:lang w:val="fr-FR"/>
         </w:rPr>
         <w:t>Création d'un site web institutionnel à destination de la Génération Alpha</w:t>
@@ -157,7 +153,16 @@
           <w:szCs w:val="24"/>
           <w:lang w:val="fr-FR"/>
         </w:rPr>
-        <w:t>Auteurs : [à compléter – noms des membres du groupe]</w:t>
+        <w:t xml:space="preserve">Auteurs : </w:t>
+      </w:r>
+      <w:r>
+        <w:rPr>
+          <w:rFonts w:ascii="Arial" w:hAnsi="Arial" w:cs="Arial"/>
+          <w:sz w:val="24"/>
+          <w:szCs w:val="24"/>
+          <w:lang w:val="fr-FR"/>
+        </w:rPr>
+        <w:t>Clément Leos, Liam Pegeot, Noham Mbangu, Luca Quercigh, Yanis Morel</w:t>
       </w:r>
     </w:p>
     <w:p>
@@ -177,7 +182,16 @@
           <w:szCs w:val="24"/>
           <w:lang w:val="fr-FR"/>
         </w:rPr>
-        <w:t>Groupe TD : [à compléter]</w:t>
+        <w:t>Groupe TD :</w:t>
+      </w:r>
+      <w:r>
+        <w:rPr>
+          <w:rFonts w:ascii="Arial" w:hAnsi="Arial" w:cs="Arial"/>
+          <w:sz w:val="24"/>
+          <w:szCs w:val="24"/>
+          <w:lang w:val="fr-FR"/>
+        </w:rPr>
+        <w:t xml:space="preserve"> E</w:t>
       </w:r>
     </w:p>
     <w:p>
@@ -205,16 +219,12 @@
         <w:jc w:val="center"/>
         <w:rPr>
           <w:rFonts w:ascii="Arial" w:hAnsi="Arial" w:cs="Arial"/>
-          <w:sz w:val="24"/>
-          <w:szCs w:val="24"/>
           <w:lang w:val="fr-FR"/>
         </w:rPr>
       </w:pPr>
       <w:r>
         <w:rPr>
           <w:rFonts w:ascii="Arial" w:hAnsi="Arial" w:cs="Arial"/>
-          <w:sz w:val="24"/>
-          <w:szCs w:val="24"/>
           <w:lang w:val="fr-FR"/>
         </w:rPr>
         <w:t>Date : 8 octobre 2026</w:t>
@@ -222,44 +232,31 @@
     </w:p>
     <w:p>
       <w:pPr>
+        <w:pStyle w:val="Titre1"/>
         <w:rPr>
-          <w:rFonts w:ascii="Arial" w:hAnsi="Arial" w:cs="Arial"/>
-          <w:sz w:val="24"/>
-          <w:szCs w:val="24"/>
           <w:lang w:val="fr-FR"/>
         </w:rPr>
       </w:pPr>
       <w:r>
         <w:rPr>
-          <w:rFonts w:ascii="Arial" w:hAnsi="Arial" w:cs="Arial"/>
-          <w:sz w:val="24"/>
-          <w:szCs w:val="24"/>
           <w:lang w:val="fr-FR"/>
         </w:rPr>
         <w:br w:type="page"/>
       </w:r>
+      <w:r>
+        <w:rPr>
+          <w:lang w:val="fr-FR"/>
+        </w:rPr>
+        <w:lastRenderedPageBreak/>
+        <w:t>Présentation générale de l’entreprise</w:t>
+      </w:r>
     </w:p>
     <w:p>
       <w:pPr>
-        <w:pStyle w:val="Titre1"/>
         <w:rPr>
-          <w:rFonts w:ascii="Arial" w:hAnsi="Arial" w:cs="Arial"/>
-          <w:sz w:val="24"/>
-          <w:szCs w:val="24"/>
           <w:lang w:val="fr-FR"/>
         </w:rPr>
       </w:pPr>
-      <w:r>
-        <w:rPr>
-          <w:rFonts w:ascii="Arial" w:hAnsi="Arial" w:cs="Arial"/>
-          <w:color w:val="1F3B5C"/>
-          <w:sz w:val="24"/>
-          <w:szCs w:val="24"/>
-          <w:lang w:val="fr-FR"/>
-        </w:rPr>
-        <w:lastRenderedPageBreak/>
-        <w:t>1. Présentation générale de l’entreprise</w:t>
-      </w:r>
     </w:p>
     <w:p>
       <w:pPr>
@@ -280,6 +277,16 @@
         <w:t>Le tableau ci-dessous présente les informations recueillies sur ALTEN. La colonne de gauche contient l'information brute et sa source ; la colonne de droite présente la même information vulgarisée, telle qu'elle apparaîtra sur le site destiné aux élèves de 3ème en recherche de stage.</w:t>
       </w:r>
     </w:p>
+    <w:p>
+      <w:pPr>
+        <w:rPr>
+          <w:rFonts w:ascii="Arial" w:hAnsi="Arial" w:cs="Arial"/>
+          <w:sz w:val="24"/>
+          <w:szCs w:val="24"/>
+          <w:lang w:val="fr-FR"/>
+        </w:rPr>
+      </w:pPr>
+    </w:p>
     <w:tbl>
       <w:tblPr>
         <w:tblStyle w:val="Grilledutableau"/>
@@ -294,6 +301,7 @@
       </w:tblGrid>
       <w:tr>
         <w:trPr>
+          <w:trHeight w:val="1070"/>
           <w:jc w:val="center"/>
         </w:trPr>
         <w:tc>
@@ -374,7 +382,7 @@
                 <w:szCs w:val="24"/>
                 <w:lang w:val="fr-FR"/>
               </w:rPr>
-              <w:t>Identité de l’entreprise : ALTEN SA, société anonyme (SA) de droit français. Siège social : 221 bis boulevard Jean Jaurès, 92100 Boulogne-Billancourt. Site institutionnel : www.alten.</w:t>
+              <w:t>Identité de l’entreprise : ALTEN SA</w:t>
             </w:r>
             <w:r>
               <w:rPr>
@@ -383,8 +391,229 @@
                 <w:szCs w:val="24"/>
                 <w:lang w:val="fr-FR"/>
               </w:rPr>
-              <w:t>fr</w:t>
-            </w:r>
+              <w:fldChar w:fldCharType="begin"/>
+            </w:r>
+            <w:r>
+              <w:rPr>
+                <w:lang w:val="fr-FR"/>
+              </w:rPr>
+              <w:instrText xml:space="preserve"> XE "</w:instrText>
+            </w:r>
+            <w:r>
+              <w:rPr>
+                <w:rFonts w:ascii="Arial" w:hAnsi="Arial" w:cs="Arial"/>
+                <w:b/>
+                <w:sz w:val="24"/>
+                <w:szCs w:val="24"/>
+                <w:lang w:val="fr-FR"/>
+              </w:rPr>
+              <w:instrText>SA</w:instrText>
+            </w:r>
+            <w:r>
+              <w:rPr>
+                <w:lang w:val="fr-FR"/>
+              </w:rPr>
+              <w:instrText xml:space="preserve">" </w:instrText>
+            </w:r>
+            <w:r>
+              <w:rPr>
+                <w:rFonts w:ascii="Arial" w:hAnsi="Arial" w:cs="Arial"/>
+                <w:sz w:val="24"/>
+                <w:szCs w:val="24"/>
+                <w:lang w:val="fr-FR"/>
+              </w:rPr>
+              <w:fldChar w:fldCharType="end"/>
+            </w:r>
+            <w:r>
+              <w:rPr>
+                <w:rFonts w:ascii="Arial" w:hAnsi="Arial" w:cs="Arial"/>
+                <w:sz w:val="24"/>
+                <w:szCs w:val="24"/>
+                <w:lang w:val="fr-FR"/>
+              </w:rPr>
+              <w:t>, société anonyme (SA) de droit français. Siège social</w:t>
+            </w:r>
+            <w:r>
+              <w:rPr>
+                <w:rFonts w:ascii="Arial" w:hAnsi="Arial" w:cs="Arial"/>
+                <w:sz w:val="24"/>
+                <w:szCs w:val="24"/>
+                <w:lang w:val="fr-FR"/>
+              </w:rPr>
+              <w:fldChar w:fldCharType="begin"/>
+            </w:r>
+            <w:r>
+              <w:rPr>
+                <w:lang w:val="fr-FR"/>
+              </w:rPr>
+              <w:instrText xml:space="preserve"> XE "</w:instrText>
+            </w:r>
+            <w:r>
+              <w:rPr>
+                <w:rFonts w:ascii="Arial" w:hAnsi="Arial" w:cs="Arial"/>
+                <w:b/>
+                <w:sz w:val="24"/>
+                <w:szCs w:val="24"/>
+                <w:lang w:val="fr-FR"/>
+              </w:rPr>
+              <w:instrText>Siège social</w:instrText>
+            </w:r>
+            <w:r>
+              <w:rPr>
+                <w:lang w:val="fr-FR"/>
+              </w:rPr>
+              <w:instrText xml:space="preserve">" </w:instrText>
+            </w:r>
+            <w:r>
+              <w:rPr>
+                <w:rFonts w:ascii="Arial" w:hAnsi="Arial" w:cs="Arial"/>
+                <w:sz w:val="24"/>
+                <w:szCs w:val="24"/>
+                <w:lang w:val="fr-FR"/>
+              </w:rPr>
+              <w:fldChar w:fldCharType="end"/>
+            </w:r>
+            <w:r>
+              <w:rPr>
+                <w:rFonts w:ascii="Arial" w:hAnsi="Arial" w:cs="Arial"/>
+                <w:sz w:val="24"/>
+                <w:szCs w:val="24"/>
+                <w:lang w:val="fr-FR"/>
+              </w:rPr>
+              <w:t xml:space="preserve"> : 221 bis boulevard Jean Jaurès, 92100 Boulogne-Billancourt. Site institutionnel : </w:t>
+            </w:r>
+            <w:hyperlink r:id="rId8" w:history="1">
+              <w:r>
+                <w:rPr>
+                  <w:rStyle w:val="Lienhypertexte"/>
+                  <w:rFonts w:ascii="Arial" w:hAnsi="Arial" w:cs="Arial"/>
+                  <w:sz w:val="24"/>
+                  <w:szCs w:val="24"/>
+                  <w:lang w:val="fr-FR"/>
+                </w:rPr>
+                <w:t>www.alten.fr</w:t>
+              </w:r>
+            </w:hyperlink>
+            <w:sdt>
+              <w:sdtPr>
+                <w:rPr>
+                  <w:rFonts w:ascii="Arial" w:hAnsi="Arial" w:cs="Arial"/>
+                  <w:sz w:val="24"/>
+                  <w:szCs w:val="24"/>
+                  <w:lang w:val="fr-FR"/>
+                </w:rPr>
+                <w:id w:val="1183708623"/>
+                <w:citation/>
+              </w:sdtPr>
+              <w:sdtContent>
+                <w:r>
+                  <w:rPr>
+                    <w:rFonts w:ascii="Arial" w:hAnsi="Arial" w:cs="Arial"/>
+                    <w:sz w:val="24"/>
+                    <w:szCs w:val="24"/>
+                    <w:lang w:val="fr-FR"/>
+                  </w:rPr>
+                  <w:fldChar w:fldCharType="begin"/>
+                </w:r>
+                <w:r>
+                  <w:rPr>
+                    <w:rFonts w:ascii="Arial" w:hAnsi="Arial" w:cs="Arial"/>
+                    <w:sz w:val="24"/>
+                    <w:szCs w:val="24"/>
+                    <w:lang w:val="fr-FR"/>
+                  </w:rPr>
+                  <w:instrText xml:space="preserve"> CITATION Alt \l 1036 </w:instrText>
+                </w:r>
+                <w:r>
+                  <w:rPr>
+                    <w:rFonts w:ascii="Arial" w:hAnsi="Arial" w:cs="Arial"/>
+                    <w:sz w:val="24"/>
+                    <w:szCs w:val="24"/>
+                    <w:lang w:val="fr-FR"/>
+                  </w:rPr>
+                  <w:fldChar w:fldCharType="separate"/>
+                </w:r>
+                <w:r>
+                  <w:rPr>
+                    <w:rFonts w:ascii="Arial" w:hAnsi="Arial" w:cs="Arial"/>
+                    <w:noProof/>
+                    <w:sz w:val="24"/>
+                    <w:szCs w:val="24"/>
+                    <w:lang w:val="fr-FR"/>
+                  </w:rPr>
+                  <w:t xml:space="preserve"> (Alten, s.d.)</w:t>
+                </w:r>
+                <w:r>
+                  <w:rPr>
+                    <w:rFonts w:ascii="Arial" w:hAnsi="Arial" w:cs="Arial"/>
+                    <w:sz w:val="24"/>
+                    <w:szCs w:val="24"/>
+                    <w:lang w:val="fr-FR"/>
+                  </w:rPr>
+                  <w:fldChar w:fldCharType="end"/>
+                </w:r>
+              </w:sdtContent>
+            </w:sdt>
+            <w:sdt>
+              <w:sdtPr>
+                <w:rPr>
+                  <w:rFonts w:ascii="Arial" w:hAnsi="Arial" w:cs="Arial"/>
+                  <w:sz w:val="24"/>
+                  <w:szCs w:val="24"/>
+                  <w:lang w:val="fr-FR"/>
+                </w:rPr>
+                <w:id w:val="-261994601"/>
+                <w:citation/>
+              </w:sdtPr>
+              <w:sdtContent>
+                <w:r>
+                  <w:rPr>
+                    <w:rFonts w:ascii="Arial" w:hAnsi="Arial" w:cs="Arial"/>
+                    <w:sz w:val="24"/>
+                    <w:szCs w:val="24"/>
+                    <w:lang w:val="fr-FR"/>
+                  </w:rPr>
+                  <w:fldChar w:fldCharType="begin"/>
+                </w:r>
+                <w:r>
+                  <w:rPr>
+                    <w:rFonts w:ascii="Arial" w:hAnsi="Arial" w:cs="Arial"/>
+                    <w:sz w:val="24"/>
+                    <w:szCs w:val="24"/>
+                    <w:lang w:val="fr-FR"/>
+                  </w:rPr>
+                  <w:instrText xml:space="preserve"> CITATION ALT \l 1036 </w:instrText>
+                </w:r>
+                <w:r>
+                  <w:rPr>
+                    <w:rFonts w:ascii="Arial" w:hAnsi="Arial" w:cs="Arial"/>
+                    <w:sz w:val="24"/>
+                    <w:szCs w:val="24"/>
+                    <w:lang w:val="fr-FR"/>
+                  </w:rPr>
+                  <w:fldChar w:fldCharType="separate"/>
+                </w:r>
+                <w:r>
+                  <w:rPr>
+                    <w:rFonts w:ascii="Arial" w:hAnsi="Arial" w:cs="Arial"/>
+                    <w:noProof/>
+                    <w:sz w:val="24"/>
+                    <w:szCs w:val="24"/>
+                    <w:lang w:val="fr-FR"/>
+                  </w:rPr>
+                  <w:t xml:space="preserve"> (ALTEN - Wikipedia, s.d.)</w:t>
+                </w:r>
+                <w:r>
+                  <w:rPr>
+                    <w:rFonts w:ascii="Arial" w:hAnsi="Arial" w:cs="Arial"/>
+                    <w:sz w:val="24"/>
+                    <w:szCs w:val="24"/>
+                    <w:lang w:val="fr-FR"/>
+                  </w:rPr>
+                  <w:fldChar w:fldCharType="end"/>
+                </w:r>
+              </w:sdtContent>
+            </w:sdt>
           </w:p>
         </w:tc>
         <w:tc>
@@ -443,7 +672,56 @@
                 <w:szCs w:val="24"/>
                 <w:lang w:val="fr-FR"/>
               </w:rPr>
-              <w:t xml:space="preserve"> le lieu où sont prises les décisions importantes, se trouve à Boulogne-Billancourt. « SA » (société anonyme) signifie que l'entreprise appartient à des actionnaires, qui possèdent des parts de l'entreprise</w:t>
+              <w:t xml:space="preserve"> le lieu où sont prises les décisions importantes, se trouve à Boulogne-Billancourt. « SA</w:t>
+            </w:r>
+            <w:r>
+              <w:rPr>
+                <w:rFonts w:ascii="Arial" w:hAnsi="Arial" w:cs="Arial"/>
+                <w:sz w:val="24"/>
+                <w:szCs w:val="24"/>
+                <w:lang w:val="fr-FR"/>
+              </w:rPr>
+              <w:fldChar w:fldCharType="begin"/>
+            </w:r>
+            <w:r>
+              <w:rPr>
+                <w:lang w:val="fr-FR"/>
+              </w:rPr>
+              <w:instrText xml:space="preserve"> XE "</w:instrText>
+            </w:r>
+            <w:r>
+              <w:rPr>
+                <w:rFonts w:ascii="Arial" w:hAnsi="Arial" w:cs="Arial"/>
+                <w:b/>
+                <w:sz w:val="24"/>
+                <w:szCs w:val="24"/>
+                <w:lang w:val="fr-FR"/>
+              </w:rPr>
+              <w:instrText>SA</w:instrText>
+            </w:r>
+            <w:r>
+              <w:rPr>
+                <w:lang w:val="fr-FR"/>
+              </w:rPr>
+              <w:instrText xml:space="preserve">" </w:instrText>
+            </w:r>
+            <w:r>
+              <w:rPr>
+                <w:rFonts w:ascii="Arial" w:hAnsi="Arial" w:cs="Arial"/>
+                <w:sz w:val="24"/>
+                <w:szCs w:val="24"/>
+                <w:lang w:val="fr-FR"/>
+              </w:rPr>
+              <w:fldChar w:fldCharType="end"/>
+            </w:r>
+            <w:r>
+              <w:rPr>
+                <w:rFonts w:ascii="Arial" w:hAnsi="Arial" w:cs="Arial"/>
+                <w:sz w:val="24"/>
+                <w:szCs w:val="24"/>
+                <w:lang w:val="fr-FR"/>
+              </w:rPr>
+              <w:t xml:space="preserve"> » (société anonyme) signifie que l'entreprise appartient à des actionnaires, qui possèdent des parts de l'entreprise</w:t>
             </w:r>
             <w:r>
               <w:rPr>
@@ -492,6 +770,126 @@
               </w:rPr>
               <w:t>Création : ALTEN a été fondée en 1988 par trois ingénieurs diplômés de grandes écoles : Simon Azoulay, Laurent Schwarz et Thierry Woog. La société a été constituée le 28 octobre 1988. Simon Azoulay, l'un des fondateurs, préside encore le Conseil d'administration aujourd'hui.</w:t>
             </w:r>
+            <w:sdt>
+              <w:sdtPr>
+                <w:rPr>
+                  <w:rFonts w:ascii="Arial" w:hAnsi="Arial" w:cs="Arial"/>
+                  <w:sz w:val="24"/>
+                  <w:szCs w:val="24"/>
+                  <w:lang w:val="fr-FR"/>
+                </w:rPr>
+                <w:id w:val="-178130915"/>
+                <w:citation/>
+              </w:sdtPr>
+              <w:sdtContent>
+                <w:r>
+                  <w:rPr>
+                    <w:rFonts w:ascii="Arial" w:hAnsi="Arial" w:cs="Arial"/>
+                    <w:sz w:val="24"/>
+                    <w:szCs w:val="24"/>
+                    <w:lang w:val="fr-FR"/>
+                  </w:rPr>
+                  <w:fldChar w:fldCharType="begin"/>
+                </w:r>
+                <w:r>
+                  <w:rPr>
+                    <w:rFonts w:ascii="Arial" w:hAnsi="Arial" w:cs="Arial"/>
+                    <w:sz w:val="24"/>
+                    <w:szCs w:val="24"/>
+                    <w:lang w:val="fr-FR"/>
+                  </w:rPr>
+                  <w:instrText xml:space="preserve"> CITATION Nou \l 1036 </w:instrText>
+                </w:r>
+                <w:r>
+                  <w:rPr>
+                    <w:rFonts w:ascii="Arial" w:hAnsi="Arial" w:cs="Arial"/>
+                    <w:sz w:val="24"/>
+                    <w:szCs w:val="24"/>
+                    <w:lang w:val="fr-FR"/>
+                  </w:rPr>
+                  <w:fldChar w:fldCharType="separate"/>
+                </w:r>
+                <w:r>
+                  <w:rPr>
+                    <w:rFonts w:ascii="Arial" w:hAnsi="Arial" w:cs="Arial"/>
+                    <w:noProof/>
+                    <w:sz w:val="24"/>
+                    <w:szCs w:val="24"/>
+                    <w:lang w:val="fr-FR"/>
+                  </w:rPr>
+                  <w:t xml:space="preserve"> (Nous connaitre - ALTEN Group, s.d.)</w:t>
+                </w:r>
+                <w:r>
+                  <w:rPr>
+                    <w:rFonts w:ascii="Arial" w:hAnsi="Arial" w:cs="Arial"/>
+                    <w:sz w:val="24"/>
+                    <w:szCs w:val="24"/>
+                    <w:lang w:val="fr-FR"/>
+                  </w:rPr>
+                  <w:fldChar w:fldCharType="end"/>
+                </w:r>
+              </w:sdtContent>
+            </w:sdt>
+            <w:sdt>
+              <w:sdtPr>
+                <w:rPr>
+                  <w:rFonts w:ascii="Arial" w:hAnsi="Arial" w:cs="Arial"/>
+                  <w:sz w:val="24"/>
+                  <w:szCs w:val="24"/>
+                  <w:lang w:val="fr-FR"/>
+                </w:rPr>
+                <w:id w:val="-2005666573"/>
+                <w:citation/>
+              </w:sdtPr>
+              <w:sdtContent>
+                <w:r>
+                  <w:rPr>
+                    <w:rFonts w:ascii="Arial" w:hAnsi="Arial" w:cs="Arial"/>
+                    <w:sz w:val="24"/>
+                    <w:szCs w:val="24"/>
+                    <w:lang w:val="fr-FR"/>
+                  </w:rPr>
+                  <w:fldChar w:fldCharType="begin"/>
+                </w:r>
+                <w:r>
+                  <w:rPr>
+                    <w:rFonts w:ascii="Arial" w:hAnsi="Arial" w:cs="Arial"/>
+                    <w:sz w:val="24"/>
+                    <w:szCs w:val="24"/>
+                    <w:lang w:val="fr-FR"/>
+                  </w:rPr>
+                  <w:instrText xml:space="preserve"> CITATION Doc \l 1036 </w:instrText>
+                </w:r>
+                <w:r>
+                  <w:rPr>
+                    <w:rFonts w:ascii="Arial" w:hAnsi="Arial" w:cs="Arial"/>
+                    <w:sz w:val="24"/>
+                    <w:szCs w:val="24"/>
+                    <w:lang w:val="fr-FR"/>
+                  </w:rPr>
+                  <w:fldChar w:fldCharType="separate"/>
+                </w:r>
+                <w:r>
+                  <w:rPr>
+                    <w:rFonts w:ascii="Arial" w:hAnsi="Arial" w:cs="Arial"/>
+                    <w:noProof/>
+                    <w:sz w:val="24"/>
+                    <w:szCs w:val="24"/>
+                    <w:lang w:val="fr-FR"/>
+                  </w:rPr>
+                  <w:t xml:space="preserve"> (Docuement de Référence 2010, s.d.)</w:t>
+                </w:r>
+                <w:r>
+                  <w:rPr>
+                    <w:rFonts w:ascii="Arial" w:hAnsi="Arial" w:cs="Arial"/>
+                    <w:sz w:val="24"/>
+                    <w:szCs w:val="24"/>
+                    <w:lang w:val="fr-FR"/>
+                  </w:rPr>
+                  <w:fldChar w:fldCharType="end"/>
+                </w:r>
+              </w:sdtContent>
+            </w:sdt>
           </w:p>
         </w:tc>
         <w:tc>
@@ -545,6 +943,126 @@
               </w:rPr>
               <w:t>Cotation en bourse : introduite en bourse en 1999 (Second Marché de la Bourse de Paris). Aujourd'hui, l'action ALTEN est cotée sur Euronext Paris sous le code « ATE ».</w:t>
             </w:r>
+            <w:sdt>
+              <w:sdtPr>
+                <w:rPr>
+                  <w:rFonts w:ascii="Arial" w:hAnsi="Arial" w:cs="Arial"/>
+                  <w:sz w:val="24"/>
+                  <w:szCs w:val="24"/>
+                  <w:lang w:val="fr-FR"/>
+                </w:rPr>
+                <w:id w:val="369878254"/>
+                <w:citation/>
+              </w:sdtPr>
+              <w:sdtContent>
+                <w:r>
+                  <w:rPr>
+                    <w:rFonts w:ascii="Arial" w:hAnsi="Arial" w:cs="Arial"/>
+                    <w:sz w:val="24"/>
+                    <w:szCs w:val="24"/>
+                    <w:lang w:val="fr-FR"/>
+                  </w:rPr>
+                  <w:fldChar w:fldCharType="begin"/>
+                </w:r>
+                <w:r>
+                  <w:rPr>
+                    <w:rFonts w:ascii="Arial" w:hAnsi="Arial" w:cs="Arial"/>
+                    <w:sz w:val="24"/>
+                    <w:szCs w:val="24"/>
+                    <w:lang w:val="fr-FR"/>
+                  </w:rPr>
+                  <w:instrText xml:space="preserve"> CITATION ALT \l 1036 </w:instrText>
+                </w:r>
+                <w:r>
+                  <w:rPr>
+                    <w:rFonts w:ascii="Arial" w:hAnsi="Arial" w:cs="Arial"/>
+                    <w:sz w:val="24"/>
+                    <w:szCs w:val="24"/>
+                    <w:lang w:val="fr-FR"/>
+                  </w:rPr>
+                  <w:fldChar w:fldCharType="separate"/>
+                </w:r>
+                <w:r>
+                  <w:rPr>
+                    <w:rFonts w:ascii="Arial" w:hAnsi="Arial" w:cs="Arial"/>
+                    <w:noProof/>
+                    <w:sz w:val="24"/>
+                    <w:szCs w:val="24"/>
+                    <w:lang w:val="fr-FR"/>
+                  </w:rPr>
+                  <w:t xml:space="preserve"> (ALTEN - Wikipedia, s.d.)</w:t>
+                </w:r>
+                <w:r>
+                  <w:rPr>
+                    <w:rFonts w:ascii="Arial" w:hAnsi="Arial" w:cs="Arial"/>
+                    <w:sz w:val="24"/>
+                    <w:szCs w:val="24"/>
+                    <w:lang w:val="fr-FR"/>
+                  </w:rPr>
+                  <w:fldChar w:fldCharType="end"/>
+                </w:r>
+              </w:sdtContent>
+            </w:sdt>
+            <w:sdt>
+              <w:sdtPr>
+                <w:rPr>
+                  <w:rFonts w:ascii="Arial" w:hAnsi="Arial" w:cs="Arial"/>
+                  <w:sz w:val="24"/>
+                  <w:szCs w:val="24"/>
+                  <w:lang w:val="fr-FR"/>
+                </w:rPr>
+                <w:id w:val="1575464881"/>
+                <w:citation/>
+              </w:sdtPr>
+              <w:sdtContent>
+                <w:r>
+                  <w:rPr>
+                    <w:rFonts w:ascii="Arial" w:hAnsi="Arial" w:cs="Arial"/>
+                    <w:sz w:val="24"/>
+                    <w:szCs w:val="24"/>
+                    <w:lang w:val="fr-FR"/>
+                  </w:rPr>
+                  <w:fldChar w:fldCharType="begin"/>
+                </w:r>
+                <w:r>
+                  <w:rPr>
+                    <w:rFonts w:ascii="Arial" w:hAnsi="Arial" w:cs="Arial"/>
+                    <w:sz w:val="24"/>
+                    <w:szCs w:val="24"/>
+                    <w:lang w:val="fr-FR"/>
+                  </w:rPr>
+                  <w:instrText xml:space="preserve"> CITATION ALT1 \l 1036 </w:instrText>
+                </w:r>
+                <w:r>
+                  <w:rPr>
+                    <w:rFonts w:ascii="Arial" w:hAnsi="Arial" w:cs="Arial"/>
+                    <w:sz w:val="24"/>
+                    <w:szCs w:val="24"/>
+                    <w:lang w:val="fr-FR"/>
+                  </w:rPr>
+                  <w:fldChar w:fldCharType="separate"/>
+                </w:r>
+                <w:r>
+                  <w:rPr>
+                    <w:rFonts w:ascii="Arial" w:hAnsi="Arial" w:cs="Arial"/>
+                    <w:noProof/>
+                    <w:sz w:val="24"/>
+                    <w:szCs w:val="24"/>
+                    <w:lang w:val="fr-FR"/>
+                  </w:rPr>
+                  <w:t xml:space="preserve"> (ALTEN Cours Action ATE, COTATION - Bourse euronext PARIS - BOURSORAMA, s.d.)</w:t>
+                </w:r>
+                <w:r>
+                  <w:rPr>
+                    <w:rFonts w:ascii="Arial" w:hAnsi="Arial" w:cs="Arial"/>
+                    <w:sz w:val="24"/>
+                    <w:szCs w:val="24"/>
+                    <w:lang w:val="fr-FR"/>
+                  </w:rPr>
+                  <w:fldChar w:fldCharType="end"/>
+                </w:r>
+              </w:sdtContent>
+            </w:sdt>
           </w:p>
         </w:tc>
         <w:tc>
@@ -614,8 +1132,176 @@
                 <w:szCs w:val="24"/>
                 <w:lang w:val="fr-FR"/>
               </w:rPr>
-              <w:t>Activité principale : ALTEN est une ESN (entreprise de services du numérique) spécialisée dans l'ingénierie et le conseil en technologies. Son activité se répartit en deux grands métiers : l'Ingénierie (environ 70 % de l'activité : conception de produits, R&amp;D) et les IT Services (environ 30 % : systèmes d'information)</w:t>
-            </w:r>
+              <w:t>Activité principale : ALTEN est une ESN</w:t>
+            </w:r>
+            <w:r>
+              <w:rPr>
+                <w:rFonts w:ascii="Arial" w:hAnsi="Arial" w:cs="Arial"/>
+                <w:sz w:val="24"/>
+                <w:szCs w:val="24"/>
+                <w:lang w:val="fr-FR"/>
+              </w:rPr>
+              <w:fldChar w:fldCharType="begin"/>
+            </w:r>
+            <w:r>
+              <w:rPr>
+                <w:lang w:val="fr-FR"/>
+              </w:rPr>
+              <w:instrText xml:space="preserve"> XE "</w:instrText>
+            </w:r>
+            <w:r>
+              <w:rPr>
+                <w:rFonts w:ascii="Arial" w:hAnsi="Arial" w:cs="Arial"/>
+                <w:b/>
+                <w:sz w:val="24"/>
+                <w:szCs w:val="24"/>
+                <w:lang w:val="fr-FR"/>
+              </w:rPr>
+              <w:instrText>ESN</w:instrText>
+            </w:r>
+            <w:r>
+              <w:rPr>
+                <w:lang w:val="fr-FR"/>
+              </w:rPr>
+              <w:instrText xml:space="preserve">" </w:instrText>
+            </w:r>
+            <w:r>
+              <w:rPr>
+                <w:rFonts w:ascii="Arial" w:hAnsi="Arial" w:cs="Arial"/>
+                <w:sz w:val="24"/>
+                <w:szCs w:val="24"/>
+                <w:lang w:val="fr-FR"/>
+              </w:rPr>
+              <w:fldChar w:fldCharType="end"/>
+            </w:r>
+            <w:r>
+              <w:rPr>
+                <w:rFonts w:ascii="Arial" w:hAnsi="Arial" w:cs="Arial"/>
+                <w:sz w:val="24"/>
+                <w:szCs w:val="24"/>
+                <w:lang w:val="fr-FR"/>
+              </w:rPr>
+              <w:t xml:space="preserve"> (entreprise de services du numérique) spécialisée dans l'ingénierie et le conseil en technologies. Son activité se répartit en deux grands métiers : l'Ingénierie (environ </w:t>
+            </w:r>
+            <w:r>
+              <w:rPr>
+                <w:rFonts w:ascii="Arial" w:hAnsi="Arial" w:cs="Arial"/>
+                <w:sz w:val="24"/>
+                <w:szCs w:val="24"/>
+                <w:lang w:val="fr-FR"/>
+              </w:rPr>
+              <w:lastRenderedPageBreak/>
+              <w:t>70 % de l'activité : conception de produits, R&amp;D</w:t>
+            </w:r>
+            <w:r>
+              <w:rPr>
+                <w:rFonts w:ascii="Arial" w:hAnsi="Arial" w:cs="Arial"/>
+                <w:sz w:val="24"/>
+                <w:szCs w:val="24"/>
+                <w:lang w:val="fr-FR"/>
+              </w:rPr>
+              <w:fldChar w:fldCharType="begin"/>
+            </w:r>
+            <w:r>
+              <w:rPr>
+                <w:lang w:val="fr-FR"/>
+              </w:rPr>
+              <w:instrText xml:space="preserve"> XE "</w:instrText>
+            </w:r>
+            <w:r>
+              <w:rPr>
+                <w:rFonts w:ascii="Arial" w:hAnsi="Arial" w:cs="Arial"/>
+                <w:b/>
+                <w:sz w:val="24"/>
+                <w:szCs w:val="24"/>
+                <w:lang w:val="fr-FR"/>
+              </w:rPr>
+              <w:instrText>R&amp;D</w:instrText>
+            </w:r>
+            <w:r>
+              <w:rPr>
+                <w:lang w:val="fr-FR"/>
+              </w:rPr>
+              <w:instrText xml:space="preserve">" </w:instrText>
+            </w:r>
+            <w:r>
+              <w:rPr>
+                <w:rFonts w:ascii="Arial" w:hAnsi="Arial" w:cs="Arial"/>
+                <w:sz w:val="24"/>
+                <w:szCs w:val="24"/>
+                <w:lang w:val="fr-FR"/>
+              </w:rPr>
+              <w:fldChar w:fldCharType="end"/>
+            </w:r>
+            <w:r>
+              <w:rPr>
+                <w:rFonts w:ascii="Arial" w:hAnsi="Arial" w:cs="Arial"/>
+                <w:sz w:val="24"/>
+                <w:szCs w:val="24"/>
+                <w:lang w:val="fr-FR"/>
+              </w:rPr>
+              <w:t>) et les IT Services (environ 30 % : systèmes d'information)</w:t>
+            </w:r>
+            <w:sdt>
+              <w:sdtPr>
+                <w:rPr>
+                  <w:rFonts w:ascii="Arial" w:hAnsi="Arial" w:cs="Arial"/>
+                  <w:sz w:val="24"/>
+                  <w:szCs w:val="24"/>
+                  <w:lang w:val="fr-FR"/>
+                </w:rPr>
+                <w:id w:val="1316063672"/>
+                <w:citation/>
+              </w:sdtPr>
+              <w:sdtContent>
+                <w:r>
+                  <w:rPr>
+                    <w:rFonts w:ascii="Arial" w:hAnsi="Arial" w:cs="Arial"/>
+                    <w:sz w:val="24"/>
+                    <w:szCs w:val="24"/>
+                    <w:lang w:val="fr-FR"/>
+                  </w:rPr>
+                  <w:fldChar w:fldCharType="begin"/>
+                </w:r>
+                <w:r>
+                  <w:rPr>
+                    <w:rFonts w:ascii="Arial" w:hAnsi="Arial" w:cs="Arial"/>
+                    <w:sz w:val="24"/>
+                    <w:szCs w:val="24"/>
+                    <w:lang w:val="fr-FR"/>
+                  </w:rPr>
+                  <w:instrText xml:space="preserve"> CITATION Nou \l 1036 </w:instrText>
+                </w:r>
+                <w:r>
+                  <w:rPr>
+                    <w:rFonts w:ascii="Arial" w:hAnsi="Arial" w:cs="Arial"/>
+                    <w:sz w:val="24"/>
+                    <w:szCs w:val="24"/>
+                    <w:lang w:val="fr-FR"/>
+                  </w:rPr>
+                  <w:fldChar w:fldCharType="separate"/>
+                </w:r>
+                <w:r>
+                  <w:rPr>
+                    <w:rFonts w:ascii="Arial" w:hAnsi="Arial" w:cs="Arial"/>
+                    <w:noProof/>
+                    <w:sz w:val="24"/>
+                    <w:szCs w:val="24"/>
+                    <w:lang w:val="fr-FR"/>
+                  </w:rPr>
+                  <w:t xml:space="preserve"> (Nous connaitre - ALTEN Group, s.d.)</w:t>
+                </w:r>
+                <w:r>
+                  <w:rPr>
+                    <w:rFonts w:ascii="Arial" w:hAnsi="Arial" w:cs="Arial"/>
+                    <w:sz w:val="24"/>
+                    <w:szCs w:val="24"/>
+                    <w:lang w:val="fr-FR"/>
+                  </w:rPr>
+                  <w:fldChar w:fldCharType="end"/>
+                </w:r>
+              </w:sdtContent>
+            </w:sdt>
           </w:p>
         </w:tc>
         <w:tc>
@@ -638,6 +1324,7 @@
                 <w:szCs w:val="24"/>
                 <w:lang w:val="fr-FR"/>
               </w:rPr>
+              <w:lastRenderedPageBreak/>
               <w:t>L</w:t>
             </w:r>
             <w:r>
@@ -674,7 +1361,17 @@
                 <w:szCs w:val="24"/>
                 <w:lang w:val="fr-FR"/>
               </w:rPr>
-              <w:t xml:space="preserve"> travail concerne l'ingénierie (imaginer et concevoir des produits) et 30 % l'informatique (créer et faire fonctionner les systèmes d'information des entreprises, sites web ou applications).</w:t>
+              <w:t xml:space="preserve"> travail concerne </w:t>
+            </w:r>
+            <w:r>
+              <w:rPr>
+                <w:rFonts w:ascii="Arial" w:hAnsi="Arial" w:cs="Arial"/>
+                <w:sz w:val="24"/>
+                <w:szCs w:val="24"/>
+                <w:lang w:val="fr-FR"/>
+              </w:rPr>
+              <w:lastRenderedPageBreak/>
+              <w:t>l'ingénierie (imaginer et concevoir des produits) et 30 % l'informatique (créer et faire fonctionner les systèmes d'information des entreprises, sites web ou applications).</w:t>
             </w:r>
           </w:p>
         </w:tc>
@@ -703,8 +1400,118 @@
                 <w:szCs w:val="24"/>
                 <w:lang w:val="fr-FR"/>
               </w:rPr>
-              <w:t xml:space="preserve">Mission : « ALTEN accompagne la stratégie de développement de ses clients dans les domaines de l'innovation, de la R&amp;D et des systèmes d'information technologiques » </w:t>
-            </w:r>
+              <w:lastRenderedPageBreak/>
+              <w:t>Mission : « ALTEN accompagne la stratégie de développement de ses clients dans les domaines de l'innovation, de la R&amp;D</w:t>
+            </w:r>
+            <w:r>
+              <w:rPr>
+                <w:rFonts w:ascii="Arial" w:hAnsi="Arial" w:cs="Arial"/>
+                <w:sz w:val="24"/>
+                <w:szCs w:val="24"/>
+                <w:lang w:val="fr-FR"/>
+              </w:rPr>
+              <w:fldChar w:fldCharType="begin"/>
+            </w:r>
+            <w:r>
+              <w:rPr>
+                <w:lang w:val="fr-FR"/>
+              </w:rPr>
+              <w:instrText xml:space="preserve"> XE "</w:instrText>
+            </w:r>
+            <w:r>
+              <w:rPr>
+                <w:rFonts w:ascii="Arial" w:hAnsi="Arial" w:cs="Arial"/>
+                <w:b/>
+                <w:sz w:val="24"/>
+                <w:szCs w:val="24"/>
+                <w:lang w:val="fr-FR"/>
+              </w:rPr>
+              <w:instrText>R&amp;D</w:instrText>
+            </w:r>
+            <w:r>
+              <w:rPr>
+                <w:lang w:val="fr-FR"/>
+              </w:rPr>
+              <w:instrText xml:space="preserve">" </w:instrText>
+            </w:r>
+            <w:r>
+              <w:rPr>
+                <w:rFonts w:ascii="Arial" w:hAnsi="Arial" w:cs="Arial"/>
+                <w:sz w:val="24"/>
+                <w:szCs w:val="24"/>
+                <w:lang w:val="fr-FR"/>
+              </w:rPr>
+              <w:fldChar w:fldCharType="end"/>
+            </w:r>
+            <w:r>
+              <w:rPr>
+                <w:rFonts w:ascii="Arial" w:hAnsi="Arial" w:cs="Arial"/>
+                <w:sz w:val="24"/>
+                <w:szCs w:val="24"/>
+                <w:lang w:val="fr-FR"/>
+              </w:rPr>
+              <w:t xml:space="preserve"> et des systèmes d'information technologiques » </w:t>
+            </w:r>
+            <w:sdt>
+              <w:sdtPr>
+                <w:rPr>
+                  <w:rFonts w:ascii="Arial" w:hAnsi="Arial" w:cs="Arial"/>
+                  <w:sz w:val="24"/>
+                  <w:szCs w:val="24"/>
+                  <w:lang w:val="fr-FR"/>
+                </w:rPr>
+                <w:id w:val="-2018919287"/>
+                <w:citation/>
+              </w:sdtPr>
+              <w:sdtContent>
+                <w:r>
+                  <w:rPr>
+                    <w:rFonts w:ascii="Arial" w:hAnsi="Arial" w:cs="Arial"/>
+                    <w:sz w:val="24"/>
+                    <w:szCs w:val="24"/>
+                    <w:lang w:val="fr-FR"/>
+                  </w:rPr>
+                  <w:fldChar w:fldCharType="begin"/>
+                </w:r>
+                <w:r>
+                  <w:rPr>
+                    <w:rFonts w:ascii="Arial" w:hAnsi="Arial" w:cs="Arial"/>
+                    <w:sz w:val="24"/>
+                    <w:szCs w:val="24"/>
+                    <w:lang w:val="fr-FR"/>
+                  </w:rPr>
+                  <w:instrText xml:space="preserve"> CITATION Alt \l 1036 </w:instrText>
+                </w:r>
+                <w:r>
+                  <w:rPr>
+                    <w:rFonts w:ascii="Arial" w:hAnsi="Arial" w:cs="Arial"/>
+                    <w:sz w:val="24"/>
+                    <w:szCs w:val="24"/>
+                    <w:lang w:val="fr-FR"/>
+                  </w:rPr>
+                  <w:fldChar w:fldCharType="separate"/>
+                </w:r>
+                <w:r>
+                  <w:rPr>
+                    <w:rFonts w:ascii="Arial" w:hAnsi="Arial" w:cs="Arial"/>
+                    <w:noProof/>
+                    <w:sz w:val="24"/>
+                    <w:szCs w:val="24"/>
+                    <w:lang w:val="fr-FR"/>
+                  </w:rPr>
+                  <w:t>(Alten, s.d.)</w:t>
+                </w:r>
+                <w:r>
+                  <w:rPr>
+                    <w:rFonts w:ascii="Arial" w:hAnsi="Arial" w:cs="Arial"/>
+                    <w:sz w:val="24"/>
+                    <w:szCs w:val="24"/>
+                    <w:lang w:val="fr-FR"/>
+                  </w:rPr>
+                  <w:fldChar w:fldCharType="end"/>
+                </w:r>
+              </w:sdtContent>
+            </w:sdt>
           </w:p>
         </w:tc>
         <w:tc>
@@ -727,143 +1534,7 @@
                 <w:szCs w:val="24"/>
                 <w:lang w:val="fr-FR"/>
               </w:rPr>
-              <w:t>Lorsqu’une</w:t>
-            </w:r>
-            <w:r>
-              <w:rPr>
-                <w:rFonts w:ascii="Arial" w:hAnsi="Arial" w:cs="Arial"/>
-                <w:sz w:val="24"/>
-                <w:szCs w:val="24"/>
-                <w:lang w:val="fr-FR"/>
-              </w:rPr>
-              <w:t xml:space="preserve"> </w:t>
-            </w:r>
-            <w:r>
-              <w:rPr>
-                <w:rFonts w:ascii="Arial" w:hAnsi="Arial" w:cs="Arial"/>
-                <w:sz w:val="24"/>
-                <w:szCs w:val="24"/>
-                <w:lang w:val="fr-FR"/>
-              </w:rPr>
-              <w:t>e</w:t>
-            </w:r>
-            <w:r>
-              <w:rPr>
-                <w:rFonts w:ascii="Arial" w:hAnsi="Arial" w:cs="Arial"/>
-                <w:sz w:val="24"/>
-                <w:szCs w:val="24"/>
-                <w:lang w:val="fr-FR"/>
-              </w:rPr>
-              <w:t xml:space="preserve">ntreprise </w:t>
-            </w:r>
-            <w:r>
-              <w:rPr>
-                <w:rFonts w:ascii="Arial" w:hAnsi="Arial" w:cs="Arial"/>
-                <w:sz w:val="24"/>
-                <w:szCs w:val="24"/>
-                <w:lang w:val="fr-FR"/>
-              </w:rPr>
-              <w:t>cherche à</w:t>
-            </w:r>
-            <w:r>
-              <w:rPr>
-                <w:rFonts w:ascii="Arial" w:hAnsi="Arial" w:cs="Arial"/>
-                <w:sz w:val="24"/>
-                <w:szCs w:val="24"/>
-                <w:lang w:val="fr-FR"/>
-              </w:rPr>
-              <w:t xml:space="preserve"> </w:t>
-            </w:r>
-            <w:r>
-              <w:rPr>
-                <w:rFonts w:ascii="Arial" w:hAnsi="Arial" w:cs="Arial"/>
-                <w:sz w:val="24"/>
-                <w:szCs w:val="24"/>
-                <w:lang w:val="fr-FR"/>
-              </w:rPr>
-              <w:t>produire</w:t>
-            </w:r>
-            <w:r>
-              <w:rPr>
-                <w:rFonts w:ascii="Arial" w:hAnsi="Arial" w:cs="Arial"/>
-                <w:sz w:val="24"/>
-                <w:szCs w:val="24"/>
-                <w:lang w:val="fr-FR"/>
-              </w:rPr>
-              <w:t xml:space="preserve"> un nouveau produit, elle ne dispose pas </w:t>
-            </w:r>
-            <w:r>
-              <w:rPr>
-                <w:rFonts w:ascii="Arial" w:hAnsi="Arial" w:cs="Arial"/>
-                <w:sz w:val="24"/>
-                <w:szCs w:val="24"/>
-                <w:lang w:val="fr-FR"/>
-              </w:rPr>
-              <w:t>forcément d</w:t>
-            </w:r>
-            <w:r>
-              <w:rPr>
-                <w:rFonts w:ascii="Arial" w:hAnsi="Arial" w:cs="Arial"/>
-                <w:sz w:val="24"/>
-                <w:szCs w:val="24"/>
-                <w:lang w:val="fr-FR"/>
-              </w:rPr>
-              <w:t>es spécialistes nécessaires. ALTEN</w:t>
-            </w:r>
-            <w:r>
-              <w:rPr>
-                <w:rFonts w:ascii="Arial" w:hAnsi="Arial" w:cs="Arial"/>
-                <w:sz w:val="24"/>
-                <w:szCs w:val="24"/>
-                <w:lang w:val="fr-FR"/>
-              </w:rPr>
-              <w:t xml:space="preserve"> </w:t>
-            </w:r>
-            <w:r>
-              <w:rPr>
-                <w:rFonts w:ascii="Arial" w:hAnsi="Arial" w:cs="Arial"/>
-                <w:sz w:val="24"/>
-                <w:szCs w:val="24"/>
-                <w:lang w:val="fr-FR"/>
-              </w:rPr>
-              <w:t xml:space="preserve">envoie </w:t>
-            </w:r>
-            <w:r>
-              <w:rPr>
-                <w:rFonts w:ascii="Arial" w:hAnsi="Arial" w:cs="Arial"/>
-                <w:sz w:val="24"/>
-                <w:szCs w:val="24"/>
-                <w:lang w:val="fr-FR"/>
-              </w:rPr>
-              <w:t xml:space="preserve">alors des </w:t>
-            </w:r>
-            <w:r>
-              <w:rPr>
-                <w:rFonts w:ascii="Arial" w:hAnsi="Arial" w:cs="Arial"/>
-                <w:sz w:val="24"/>
-                <w:szCs w:val="24"/>
-                <w:lang w:val="fr-FR"/>
-              </w:rPr>
-              <w:t xml:space="preserve">ingénieurs pour </w:t>
-            </w:r>
-            <w:r>
-              <w:rPr>
-                <w:rFonts w:ascii="Arial" w:hAnsi="Arial" w:cs="Arial"/>
-                <w:sz w:val="24"/>
-                <w:szCs w:val="24"/>
-                <w:lang w:val="fr-FR"/>
-              </w:rPr>
-              <w:lastRenderedPageBreak/>
-              <w:t xml:space="preserve">travailler avec ses équipes, pendant </w:t>
-            </w:r>
-            <w:r>
-              <w:rPr>
-                <w:rFonts w:ascii="Arial" w:hAnsi="Arial" w:cs="Arial"/>
-                <w:sz w:val="24"/>
-                <w:szCs w:val="24"/>
-                <w:lang w:val="fr-FR"/>
-              </w:rPr>
-              <w:t>selon le contrat fixé</w:t>
+              <w:t>Lorsqu’une entreprise cherche à produire un nouveau produit, elle ne dispose pas forcément des spécialistes nécessaires. ALTEN envoie alors des ingénieurs pour travailler avec ses équipes, pendant selon le contrat fixé</w:t>
             </w:r>
           </w:p>
         </w:tc>
@@ -892,9 +1563,186 @@
                 <w:szCs w:val="24"/>
                 <w:lang w:val="fr-FR"/>
               </w:rPr>
-              <w:lastRenderedPageBreak/>
-              <w:t>Chiffre d'affaires du groupe en 2025 : 4 099,0 millions d'euros (soit environ 4,1 milliards d'euros), en baisse de 1,1 % par rapport à 2024 (4 143,3 millions d'euros) (source : communiqué de presse ALTEN « Résultats annuels 2025 » du 24 février 2026, publié sur Euronext.</w:t>
-            </w:r>
+              <w:t>Chiffre d'affaires</w:t>
+            </w:r>
+            <w:r>
+              <w:rPr>
+                <w:rFonts w:ascii="Arial" w:hAnsi="Arial" w:cs="Arial"/>
+                <w:sz w:val="24"/>
+                <w:szCs w:val="24"/>
+                <w:lang w:val="fr-FR"/>
+              </w:rPr>
+              <w:fldChar w:fldCharType="begin"/>
+            </w:r>
+            <w:r>
+              <w:rPr>
+                <w:lang w:val="fr-FR"/>
+              </w:rPr>
+              <w:instrText xml:space="preserve"> XE "</w:instrText>
+            </w:r>
+            <w:r>
+              <w:rPr>
+                <w:rFonts w:ascii="Arial" w:hAnsi="Arial" w:cs="Arial"/>
+                <w:b/>
+                <w:sz w:val="24"/>
+                <w:szCs w:val="24"/>
+                <w:lang w:val="fr-FR"/>
+              </w:rPr>
+              <w:instrText>Chiffre d'affaires</w:instrText>
+            </w:r>
+            <w:r>
+              <w:rPr>
+                <w:lang w:val="fr-FR"/>
+              </w:rPr>
+              <w:instrText xml:space="preserve">" </w:instrText>
+            </w:r>
+            <w:r>
+              <w:rPr>
+                <w:rFonts w:ascii="Arial" w:hAnsi="Arial" w:cs="Arial"/>
+                <w:sz w:val="24"/>
+                <w:szCs w:val="24"/>
+                <w:lang w:val="fr-FR"/>
+              </w:rPr>
+              <w:fldChar w:fldCharType="end"/>
+            </w:r>
+            <w:r>
+              <w:rPr>
+                <w:rFonts w:ascii="Arial" w:hAnsi="Arial" w:cs="Arial"/>
+                <w:sz w:val="24"/>
+                <w:szCs w:val="24"/>
+                <w:lang w:val="fr-FR"/>
+              </w:rPr>
+              <w:t xml:space="preserve"> du groupe en 2025 : 4 099,0 millions d'euros (soit environ 4,1 milliards d'euros), en baisse de 1,1 % par rapport à 2024 (4 143,3 millions d'euros) (source : communiqué de presse ALTEN « Résultats annuels 2025 » du 24 février 2026, publié sur Euronext.</w:t>
+            </w:r>
+            <w:r>
+              <w:rPr>
+                <w:rFonts w:ascii="Arial" w:hAnsi="Arial" w:cs="Arial"/>
+                <w:sz w:val="24"/>
+                <w:szCs w:val="24"/>
+                <w:lang w:val="fr-FR"/>
+              </w:rPr>
+              <w:t xml:space="preserve"> </w:t>
+            </w:r>
+            <w:sdt>
+              <w:sdtPr>
+                <w:rPr>
+                  <w:rFonts w:ascii="Arial" w:hAnsi="Arial" w:cs="Arial"/>
+                  <w:sz w:val="24"/>
+                  <w:szCs w:val="24"/>
+                  <w:lang w:val="fr-FR"/>
+                </w:rPr>
+                <w:id w:val="1331717282"/>
+                <w:citation/>
+              </w:sdtPr>
+              <w:sdtContent>
+                <w:r>
+                  <w:rPr>
+                    <w:rFonts w:ascii="Arial" w:hAnsi="Arial" w:cs="Arial"/>
+                    <w:sz w:val="24"/>
+                    <w:szCs w:val="24"/>
+                    <w:lang w:val="fr-FR"/>
+                  </w:rPr>
+                  <w:fldChar w:fldCharType="begin"/>
+                </w:r>
+                <w:r>
+                  <w:rPr>
+                    <w:rFonts w:ascii="Arial" w:hAnsi="Arial" w:cs="Arial"/>
+                    <w:sz w:val="24"/>
+                    <w:szCs w:val="24"/>
+                    <w:lang w:val="fr-FR"/>
+                  </w:rPr>
+                  <w:instrText xml:space="preserve"> CITATION Rés \l 1036 </w:instrText>
+                </w:r>
+                <w:r>
+                  <w:rPr>
+                    <w:rFonts w:ascii="Arial" w:hAnsi="Arial" w:cs="Arial"/>
+                    <w:sz w:val="24"/>
+                    <w:szCs w:val="24"/>
+                    <w:lang w:val="fr-FR"/>
+                  </w:rPr>
+                  <w:fldChar w:fldCharType="separate"/>
+                </w:r>
+                <w:r>
+                  <w:rPr>
+                    <w:rFonts w:ascii="Arial" w:hAnsi="Arial" w:cs="Arial"/>
+                    <w:noProof/>
+                    <w:sz w:val="24"/>
+                    <w:szCs w:val="24"/>
+                    <w:lang w:val="fr-FR"/>
+                  </w:rPr>
+                  <w:t>(Résultats annuels 2025 - Euronext, s.d.)</w:t>
+                </w:r>
+                <w:r>
+                  <w:rPr>
+                    <w:rFonts w:ascii="Arial" w:hAnsi="Arial" w:cs="Arial"/>
+                    <w:sz w:val="24"/>
+                    <w:szCs w:val="24"/>
+                    <w:lang w:val="fr-FR"/>
+                  </w:rPr>
+                  <w:fldChar w:fldCharType="end"/>
+                </w:r>
+              </w:sdtContent>
+            </w:sdt>
+            <w:sdt>
+              <w:sdtPr>
+                <w:rPr>
+                  <w:rFonts w:ascii="Arial" w:hAnsi="Arial" w:cs="Arial"/>
+                  <w:sz w:val="24"/>
+                  <w:szCs w:val="24"/>
+                  <w:lang w:val="fr-FR"/>
+                </w:rPr>
+                <w:id w:val="-787268004"/>
+                <w:citation/>
+              </w:sdtPr>
+              <w:sdtContent>
+                <w:r>
+                  <w:rPr>
+                    <w:rFonts w:ascii="Arial" w:hAnsi="Arial" w:cs="Arial"/>
+                    <w:sz w:val="24"/>
+                    <w:szCs w:val="24"/>
+                    <w:lang w:val="fr-FR"/>
+                  </w:rPr>
+                  <w:fldChar w:fldCharType="begin"/>
+                </w:r>
+                <w:r>
+                  <w:rPr>
+                    <w:rFonts w:ascii="Arial" w:hAnsi="Arial" w:cs="Arial"/>
+                    <w:sz w:val="24"/>
+                    <w:szCs w:val="24"/>
+                    <w:lang w:val="fr-FR"/>
+                  </w:rPr>
+                  <w:instrText xml:space="preserve"> CITATION ALT \l 1036 </w:instrText>
+                </w:r>
+                <w:r>
+                  <w:rPr>
+                    <w:rFonts w:ascii="Arial" w:hAnsi="Arial" w:cs="Arial"/>
+                    <w:sz w:val="24"/>
+                    <w:szCs w:val="24"/>
+                    <w:lang w:val="fr-FR"/>
+                  </w:rPr>
+                  <w:fldChar w:fldCharType="separate"/>
+                </w:r>
+                <w:r>
+                  <w:rPr>
+                    <w:rFonts w:ascii="Arial" w:hAnsi="Arial" w:cs="Arial"/>
+                    <w:noProof/>
+                    <w:sz w:val="24"/>
+                    <w:szCs w:val="24"/>
+                    <w:lang w:val="fr-FR"/>
+                  </w:rPr>
+                  <w:t xml:space="preserve"> (ALTEN - Wikipedia, s.d.)</w:t>
+                </w:r>
+                <w:r>
+                  <w:rPr>
+                    <w:rFonts w:ascii="Arial" w:hAnsi="Arial" w:cs="Arial"/>
+                    <w:sz w:val="24"/>
+                    <w:szCs w:val="24"/>
+                    <w:lang w:val="fr-FR"/>
+                  </w:rPr>
+                  <w:fldChar w:fldCharType="end"/>
+                </w:r>
+              </w:sdtContent>
+            </w:sdt>
           </w:p>
         </w:tc>
         <w:tc>
@@ -1000,7 +1848,7 @@
                 <w:szCs w:val="24"/>
                 <w:lang w:val="fr-FR"/>
               </w:rPr>
-              <w:t>Effectifs mondiaux à fin 2025 : 57 400 collaborateurs dans le monde, dont 51 000 ingénieurs, soit environ 9 salariés sur 1</w:t>
+              <w:t xml:space="preserve">Effectifs mondiaux à fin 2025 : 57 400 </w:t>
             </w:r>
             <w:r>
               <w:rPr>
@@ -1009,7 +1857,7 @@
                 <w:szCs w:val="24"/>
                 <w:lang w:val="fr-FR"/>
               </w:rPr>
-              <w:t>0</w:t>
+              <w:t>salariés</w:t>
             </w:r>
             <w:r>
               <w:rPr>
@@ -1018,8 +1866,86 @@
                 <w:szCs w:val="24"/>
                 <w:lang w:val="fr-FR"/>
               </w:rPr>
+              <w:t xml:space="preserve"> dans le monde, dont 51 000 ingénieurs, soit environ 9 salariés sur 1</w:t>
+            </w:r>
+            <w:r>
+              <w:rPr>
+                <w:rFonts w:ascii="Arial" w:hAnsi="Arial" w:cs="Arial"/>
+                <w:sz w:val="24"/>
+                <w:szCs w:val="24"/>
+                <w:lang w:val="fr-FR"/>
+              </w:rPr>
+              <w:t>0</w:t>
+            </w:r>
+            <w:r>
+              <w:rPr>
+                <w:rFonts w:ascii="Arial" w:hAnsi="Arial" w:cs="Arial"/>
+                <w:sz w:val="24"/>
+                <w:szCs w:val="24"/>
+                <w:lang w:val="fr-FR"/>
+              </w:rPr>
               <w:t>.</w:t>
             </w:r>
+            <w:sdt>
+              <w:sdtPr>
+                <w:rPr>
+                  <w:rFonts w:ascii="Arial" w:hAnsi="Arial" w:cs="Arial"/>
+                  <w:sz w:val="24"/>
+                  <w:szCs w:val="24"/>
+                  <w:lang w:val="fr-FR"/>
+                </w:rPr>
+                <w:id w:val="-581378631"/>
+                <w:citation/>
+              </w:sdtPr>
+              <w:sdtContent>
+                <w:r>
+                  <w:rPr>
+                    <w:rFonts w:ascii="Arial" w:hAnsi="Arial" w:cs="Arial"/>
+                    <w:sz w:val="24"/>
+                    <w:szCs w:val="24"/>
+                    <w:lang w:val="fr-FR"/>
+                  </w:rPr>
+                  <w:fldChar w:fldCharType="begin"/>
+                </w:r>
+                <w:r>
+                  <w:rPr>
+                    <w:rFonts w:ascii="Arial" w:hAnsi="Arial" w:cs="Arial"/>
+                    <w:sz w:val="24"/>
+                    <w:szCs w:val="24"/>
+                    <w:lang w:val="fr-FR"/>
+                  </w:rPr>
+                  <w:instrText xml:space="preserve"> CITATION ALT \l 1036 </w:instrText>
+                </w:r>
+                <w:r>
+                  <w:rPr>
+                    <w:rFonts w:ascii="Arial" w:hAnsi="Arial" w:cs="Arial"/>
+                    <w:sz w:val="24"/>
+                    <w:szCs w:val="24"/>
+                    <w:lang w:val="fr-FR"/>
+                  </w:rPr>
+                  <w:fldChar w:fldCharType="separate"/>
+                </w:r>
+                <w:r>
+                  <w:rPr>
+                    <w:rFonts w:ascii="Arial" w:hAnsi="Arial" w:cs="Arial"/>
+                    <w:noProof/>
+                    <w:sz w:val="24"/>
+                    <w:szCs w:val="24"/>
+                    <w:lang w:val="fr-FR"/>
+                  </w:rPr>
+                  <w:t xml:space="preserve"> (ALTEN - Wikipedia, s.d.)</w:t>
+                </w:r>
+                <w:r>
+                  <w:rPr>
+                    <w:rFonts w:ascii="Arial" w:hAnsi="Arial" w:cs="Arial"/>
+                    <w:sz w:val="24"/>
+                    <w:szCs w:val="24"/>
+                    <w:lang w:val="fr-FR"/>
+                  </w:rPr>
+                  <w:fldChar w:fldCharType="end"/>
+                </w:r>
+              </w:sdtContent>
+            </w:sdt>
           </w:p>
         </w:tc>
         <w:tc>
@@ -1089,8 +2015,88 @@
                 <w:szCs w:val="24"/>
                 <w:lang w:val="fr-FR"/>
               </w:rPr>
-              <w:t>Présence géographique : plus de 30 pays ; 6 500 clients ; 21 « delivery centers » (centres de services) dont certains à l'étranger (Roumanie, Maroc, Inde, Chine, etc.).</w:t>
-            </w:r>
+              <w:t xml:space="preserve">Présence géographique : plus de 30 pays ; 6 500 clients ; 21 « </w:t>
+            </w:r>
+            <w:proofErr w:type="spellStart"/>
+            <w:r>
+              <w:rPr>
+                <w:rFonts w:ascii="Arial" w:hAnsi="Arial" w:cs="Arial"/>
+                <w:sz w:val="24"/>
+                <w:szCs w:val="24"/>
+                <w:lang w:val="fr-FR"/>
+              </w:rPr>
+              <w:t>delivery</w:t>
+            </w:r>
+            <w:proofErr w:type="spellEnd"/>
+            <w:r>
+              <w:rPr>
+                <w:rFonts w:ascii="Arial" w:hAnsi="Arial" w:cs="Arial"/>
+                <w:sz w:val="24"/>
+                <w:szCs w:val="24"/>
+                <w:lang w:val="fr-FR"/>
+              </w:rPr>
+              <w:t xml:space="preserve"> centers » (centres de services) dont certains à l'étranger (Roumanie, Maroc, Inde, Chine, etc.).</w:t>
+            </w:r>
+            <w:sdt>
+              <w:sdtPr>
+                <w:rPr>
+                  <w:rFonts w:ascii="Arial" w:hAnsi="Arial" w:cs="Arial"/>
+                  <w:sz w:val="24"/>
+                  <w:szCs w:val="24"/>
+                  <w:lang w:val="fr-FR"/>
+                </w:rPr>
+                <w:id w:val="677395860"/>
+                <w:citation/>
+              </w:sdtPr>
+              <w:sdtContent>
+                <w:r>
+                  <w:rPr>
+                    <w:rFonts w:ascii="Arial" w:hAnsi="Arial" w:cs="Arial"/>
+                    <w:sz w:val="24"/>
+                    <w:szCs w:val="24"/>
+                    <w:lang w:val="fr-FR"/>
+                  </w:rPr>
+                  <w:fldChar w:fldCharType="begin"/>
+                </w:r>
+                <w:r>
+                  <w:rPr>
+                    <w:rFonts w:ascii="Arial" w:hAnsi="Arial" w:cs="Arial"/>
+                    <w:sz w:val="24"/>
+                    <w:szCs w:val="24"/>
+                    <w:lang w:val="fr-FR"/>
+                  </w:rPr>
+                  <w:instrText xml:space="preserve"> CITATION ALT \l 1036 </w:instrText>
+                </w:r>
+                <w:r>
+                  <w:rPr>
+                    <w:rFonts w:ascii="Arial" w:hAnsi="Arial" w:cs="Arial"/>
+                    <w:sz w:val="24"/>
+                    <w:szCs w:val="24"/>
+                    <w:lang w:val="fr-FR"/>
+                  </w:rPr>
+                  <w:fldChar w:fldCharType="separate"/>
+                </w:r>
+                <w:r>
+                  <w:rPr>
+                    <w:rFonts w:ascii="Arial" w:hAnsi="Arial" w:cs="Arial"/>
+                    <w:noProof/>
+                    <w:sz w:val="24"/>
+                    <w:szCs w:val="24"/>
+                    <w:lang w:val="fr-FR"/>
+                  </w:rPr>
+                  <w:t xml:space="preserve"> (ALTEN - Wikipedia, s.d.)</w:t>
+                </w:r>
+                <w:r>
+                  <w:rPr>
+                    <w:rFonts w:ascii="Arial" w:hAnsi="Arial" w:cs="Arial"/>
+                    <w:sz w:val="24"/>
+                    <w:szCs w:val="24"/>
+                    <w:lang w:val="fr-FR"/>
+                  </w:rPr>
+                  <w:fldChar w:fldCharType="end"/>
+                </w:r>
+              </w:sdtContent>
+            </w:sdt>
           </w:p>
         </w:tc>
         <w:tc>
@@ -1113,7 +2119,27 @@
                 <w:szCs w:val="24"/>
                 <w:lang w:val="fr-FR"/>
               </w:rPr>
-              <w:t xml:space="preserve">ALTEN travaille dans plus de 30 pays pour 6 500 clients différents. Certains travaux sont réalisés dans des « delivery centers », des centres où des équipes travaillent à distance pour </w:t>
+              <w:t xml:space="preserve">ALTEN travaille dans plus de 30 pays pour 6 500 clients différents. Certains travaux sont réalisés dans des « </w:t>
+            </w:r>
+            <w:proofErr w:type="spellStart"/>
+            <w:r>
+              <w:rPr>
+                <w:rFonts w:ascii="Arial" w:hAnsi="Arial" w:cs="Arial"/>
+                <w:sz w:val="24"/>
+                <w:szCs w:val="24"/>
+                <w:lang w:val="fr-FR"/>
+              </w:rPr>
+              <w:t>delivery</w:t>
+            </w:r>
+            <w:proofErr w:type="spellEnd"/>
+            <w:r>
+              <w:rPr>
+                <w:rFonts w:ascii="Arial" w:hAnsi="Arial" w:cs="Arial"/>
+                <w:sz w:val="24"/>
+                <w:szCs w:val="24"/>
+                <w:lang w:val="fr-FR"/>
+              </w:rPr>
+              <w:t xml:space="preserve"> centers », des centres où des équipes travaillent à distance pour </w:t>
             </w:r>
             <w:r>
               <w:rPr>
@@ -1172,6 +2198,76 @@
               <w:t>ALTEN France : 13 470 salariés en France en 2024 ; chiffre d'affaires France 2025 : 1 418,8 millions d'euros, soit 34,6 % du chiffre d'affaires du groupe ; le site annonce 12 agences couvrant le territoire, dont une agence à Grenoble (31 rue Aimé Requet).</w:t>
             </w:r>
           </w:p>
+          <w:p>
+            <w:pPr>
+              <w:rPr>
+                <w:rFonts w:ascii="Arial" w:hAnsi="Arial" w:cs="Arial"/>
+                <w:sz w:val="24"/>
+                <w:szCs w:val="24"/>
+                <w:lang w:val="fr-FR"/>
+              </w:rPr>
+            </w:pPr>
+            <w:sdt>
+              <w:sdtPr>
+                <w:rPr>
+                  <w:rFonts w:ascii="Arial" w:hAnsi="Arial" w:cs="Arial"/>
+                  <w:sz w:val="24"/>
+                  <w:szCs w:val="24"/>
+                  <w:lang w:val="fr-FR"/>
+                </w:rPr>
+                <w:id w:val="140319480"/>
+                <w:citation/>
+              </w:sdtPr>
+              <w:sdtContent>
+                <w:r>
+                  <w:rPr>
+                    <w:rFonts w:ascii="Arial" w:hAnsi="Arial" w:cs="Arial"/>
+                    <w:sz w:val="24"/>
+                    <w:szCs w:val="24"/>
+                    <w:lang w:val="fr-FR"/>
+                  </w:rPr>
+                  <w:fldChar w:fldCharType="begin"/>
+                </w:r>
+                <w:r>
+                  <w:rPr>
+                    <w:rFonts w:ascii="Arial" w:hAnsi="Arial" w:cs="Arial"/>
+                    <w:sz w:val="24"/>
+                    <w:szCs w:val="24"/>
+                    <w:lang w:val="fr-FR"/>
+                  </w:rPr>
+                  <w:instrText xml:space="preserve"> CITATION Rés1 \l 1036 </w:instrText>
+                </w:r>
+                <w:r>
+                  <w:rPr>
+                    <w:rFonts w:ascii="Arial" w:hAnsi="Arial" w:cs="Arial"/>
+                    <w:sz w:val="24"/>
+                    <w:szCs w:val="24"/>
+                    <w:lang w:val="fr-FR"/>
+                  </w:rPr>
+                  <w:fldChar w:fldCharType="separate"/>
+                </w:r>
+                <w:r>
+                  <w:rPr>
+                    <w:rFonts w:ascii="Arial" w:hAnsi="Arial" w:cs="Arial"/>
+                    <w:noProof/>
+                    <w:sz w:val="24"/>
+                    <w:szCs w:val="24"/>
+                    <w:lang w:val="fr-FR"/>
+                  </w:rPr>
+                  <w:t>(Résultat annuels 2025, s.d.)</w:t>
+                </w:r>
+                <w:r>
+                  <w:rPr>
+                    <w:rFonts w:ascii="Arial" w:hAnsi="Arial" w:cs="Arial"/>
+                    <w:sz w:val="24"/>
+                    <w:szCs w:val="24"/>
+                    <w:lang w:val="fr-FR"/>
+                  </w:rPr>
+                  <w:fldChar w:fldCharType="end"/>
+                </w:r>
+              </w:sdtContent>
+            </w:sdt>
+          </w:p>
         </w:tc>
         <w:tc>
           <w:tcPr>
@@ -1242,8 +2338,78 @@
                 <w:szCs w:val="24"/>
                 <w:lang w:val="fr-FR"/>
               </w:rPr>
-              <w:t>, services publics.</w:t>
-            </w:r>
+              <w:t xml:space="preserve">, </w:t>
+            </w:r>
+            <w:r>
+              <w:rPr>
+                <w:rFonts w:ascii="Arial" w:hAnsi="Arial" w:cs="Arial"/>
+                <w:sz w:val="24"/>
+                <w:szCs w:val="24"/>
+                <w:lang w:val="fr-FR"/>
+              </w:rPr>
+              <w:lastRenderedPageBreak/>
+              <w:t>services publics.</w:t>
+            </w:r>
+            <w:sdt>
+              <w:sdtPr>
+                <w:rPr>
+                  <w:rFonts w:ascii="Arial" w:hAnsi="Arial" w:cs="Arial"/>
+                  <w:sz w:val="24"/>
+                  <w:szCs w:val="24"/>
+                  <w:lang w:val="fr-FR"/>
+                </w:rPr>
+                <w:id w:val="510645871"/>
+                <w:citation/>
+              </w:sdtPr>
+              <w:sdtContent>
+                <w:r>
+                  <w:rPr>
+                    <w:rFonts w:ascii="Arial" w:hAnsi="Arial" w:cs="Arial"/>
+                    <w:sz w:val="24"/>
+                    <w:szCs w:val="24"/>
+                    <w:lang w:val="fr-FR"/>
+                  </w:rPr>
+                  <w:fldChar w:fldCharType="begin"/>
+                </w:r>
+                <w:r>
+                  <w:rPr>
+                    <w:rFonts w:ascii="Arial" w:hAnsi="Arial" w:cs="Arial"/>
+                    <w:sz w:val="24"/>
+                    <w:szCs w:val="24"/>
+                    <w:lang w:val="fr-FR"/>
+                  </w:rPr>
+                  <w:instrText xml:space="preserve"> CITATION Nou \l 1036 </w:instrText>
+                </w:r>
+                <w:r>
+                  <w:rPr>
+                    <w:rFonts w:ascii="Arial" w:hAnsi="Arial" w:cs="Arial"/>
+                    <w:sz w:val="24"/>
+                    <w:szCs w:val="24"/>
+                    <w:lang w:val="fr-FR"/>
+                  </w:rPr>
+                  <w:fldChar w:fldCharType="separate"/>
+                </w:r>
+                <w:r>
+                  <w:rPr>
+                    <w:rFonts w:ascii="Arial" w:hAnsi="Arial" w:cs="Arial"/>
+                    <w:noProof/>
+                    <w:sz w:val="24"/>
+                    <w:szCs w:val="24"/>
+                    <w:lang w:val="fr-FR"/>
+                  </w:rPr>
+                  <w:t xml:space="preserve"> (Nous connaitre - ALTEN Group, s.d.)</w:t>
+                </w:r>
+                <w:r>
+                  <w:rPr>
+                    <w:rFonts w:ascii="Arial" w:hAnsi="Arial" w:cs="Arial"/>
+                    <w:sz w:val="24"/>
+                    <w:szCs w:val="24"/>
+                    <w:lang w:val="fr-FR"/>
+                  </w:rPr>
+                  <w:fldChar w:fldCharType="end"/>
+                </w:r>
+              </w:sdtContent>
+            </w:sdt>
           </w:p>
         </w:tc>
         <w:tc>
@@ -1266,7 +2432,18 @@
                 <w:szCs w:val="24"/>
                 <w:lang w:val="fr-FR"/>
               </w:rPr>
-              <w:t>Les clients d'ALTEN sont des entreprises très variées : constructeurs d'avions et de satellites, constructeurs automobiles, sociétés de transport ferroviaire, énergie, santé, banques</w:t>
+              <w:lastRenderedPageBreak/>
+              <w:t xml:space="preserve">Les clients d'ALTEN sont des entreprises très variées : constructeurs d'avions et de satellites, constructeurs automobiles, sociétés de transport </w:t>
+            </w:r>
+            <w:r>
+              <w:rPr>
+                <w:rFonts w:ascii="Arial" w:hAnsi="Arial" w:cs="Arial"/>
+                <w:sz w:val="24"/>
+                <w:szCs w:val="24"/>
+                <w:lang w:val="fr-FR"/>
+              </w:rPr>
+              <w:lastRenderedPageBreak/>
+              <w:t>ferroviaire, énergie, santé, banques</w:t>
             </w:r>
             <w:r>
               <w:rPr>
@@ -1304,8 +2481,68 @@
                 <w:szCs w:val="24"/>
                 <w:lang w:val="fr-FR"/>
               </w:rPr>
-              <w:t>Histoire et croissance : 1999 introduction en bourse ; 2003-2006 expansion internationale, ALTEN devient leader européen ; 2011-2016 le chiffre d'affaires dépasse 1 milliard d'euros et 50 % de l'activité est réalisée à l'international ; 2018 : 30 000 collaborateurs et 2 milliards d'euros de chiffre d'affaires ; 2023 : 54 000 collaborateurs et 4 milliards d'euros de chiffre d'affaires.</w:t>
-            </w:r>
+              <w:t>Positionnement : ALTEN se présente comme le leader mondial de l'ingénierie et des IT Services indépendants, et le leader européen de l'ingénierie et du conseil en technologies.</w:t>
+            </w:r>
+            <w:sdt>
+              <w:sdtPr>
+                <w:rPr>
+                  <w:rFonts w:ascii="Arial" w:hAnsi="Arial" w:cs="Arial"/>
+                  <w:sz w:val="24"/>
+                  <w:szCs w:val="24"/>
+                  <w:lang w:val="fr-FR"/>
+                </w:rPr>
+                <w:id w:val="1179310237"/>
+                <w:citation/>
+              </w:sdtPr>
+              <w:sdtContent>
+                <w:r>
+                  <w:rPr>
+                    <w:rFonts w:ascii="Arial" w:hAnsi="Arial" w:cs="Arial"/>
+                    <w:sz w:val="24"/>
+                    <w:szCs w:val="24"/>
+                    <w:lang w:val="fr-FR"/>
+                  </w:rPr>
+                  <w:fldChar w:fldCharType="begin"/>
+                </w:r>
+                <w:r>
+                  <w:rPr>
+                    <w:rFonts w:ascii="Arial" w:hAnsi="Arial" w:cs="Arial"/>
+                    <w:sz w:val="24"/>
+                    <w:szCs w:val="24"/>
+                    <w:lang w:val="fr-FR"/>
+                  </w:rPr>
+                  <w:instrText xml:space="preserve"> CITATION Pré \l 1036 </w:instrText>
+                </w:r>
+                <w:r>
+                  <w:rPr>
+                    <w:rFonts w:ascii="Arial" w:hAnsi="Arial" w:cs="Arial"/>
+                    <w:sz w:val="24"/>
+                    <w:szCs w:val="24"/>
+                    <w:lang w:val="fr-FR"/>
+                  </w:rPr>
+                  <w:fldChar w:fldCharType="separate"/>
+                </w:r>
+                <w:r>
+                  <w:rPr>
+                    <w:rFonts w:ascii="Arial" w:hAnsi="Arial" w:cs="Arial"/>
+                    <w:noProof/>
+                    <w:sz w:val="24"/>
+                    <w:szCs w:val="24"/>
+                    <w:lang w:val="fr-FR"/>
+                  </w:rPr>
+                  <w:t xml:space="preserve"> (Présentation du groupe ALTEN, s.d.)</w:t>
+                </w:r>
+                <w:r>
+                  <w:rPr>
+                    <w:rFonts w:ascii="Arial" w:hAnsi="Arial" w:cs="Arial"/>
+                    <w:sz w:val="24"/>
+                    <w:szCs w:val="24"/>
+                    <w:lang w:val="fr-FR"/>
+                  </w:rPr>
+                  <w:fldChar w:fldCharType="end"/>
+                </w:r>
+              </w:sdtContent>
+            </w:sdt>
           </w:p>
         </w:tc>
         <w:tc>
@@ -1328,7 +2565,7 @@
                 <w:szCs w:val="24"/>
                 <w:lang w:val="fr-FR"/>
               </w:rPr>
-              <w:t>L'histoire d'ALTEN est celle d'une croissance très rapide : créée en 1988, l'entreprise entre en bourse en 1999, puis s'installe dans de nombreux pays. En 2018, elle comptait 30 000 salariés ; seulement cinq ans plus tard, elle en comptait presque le double. En 35 ans, ALTEN est passée d'une petite société de trois associés à un leader mondial.</w:t>
+              <w:t>ALTEN se positionne comme l'une des premières entreprises de son domaine et la plus performantes</w:t>
             </w:r>
           </w:p>
         </w:tc>
@@ -1357,9 +2594,68 @@
                 <w:szCs w:val="24"/>
                 <w:lang w:val="fr-FR"/>
               </w:rPr>
-              <w:lastRenderedPageBreak/>
-              <w:t>Positionnement : ALTEN se présente comme le leader mondial de l'ingénierie et des IT Services indépendants, et le leader européen de l'ingénierie et du conseil en technologies.</w:t>
-            </w:r>
+              <w:t>Gouvernance (direction) : depuis novembre 2025, Simon Azoulay est Président du Conseil d'administration (il était Président-Directeur général depuis la création du groupe) ; Cyril Malargé a été nommé Directeur Général (annonce d'octobre 2025, effective au plus tard le 31 janvier 2026) ; il était auparavant Directeur Général de Sopra Steria.</w:t>
+            </w:r>
+            <w:sdt>
+              <w:sdtPr>
+                <w:rPr>
+                  <w:rFonts w:ascii="Arial" w:hAnsi="Arial" w:cs="Arial"/>
+                  <w:sz w:val="24"/>
+                  <w:szCs w:val="24"/>
+                  <w:lang w:val="fr-FR"/>
+                </w:rPr>
+                <w:id w:val="711457426"/>
+                <w:citation/>
+              </w:sdtPr>
+              <w:sdtContent>
+                <w:r>
+                  <w:rPr>
+                    <w:rFonts w:ascii="Arial" w:hAnsi="Arial" w:cs="Arial"/>
+                    <w:sz w:val="24"/>
+                    <w:szCs w:val="24"/>
+                    <w:lang w:val="fr-FR"/>
+                  </w:rPr>
+                  <w:fldChar w:fldCharType="begin"/>
+                </w:r>
+                <w:r>
+                  <w:rPr>
+                    <w:rFonts w:ascii="Arial" w:hAnsi="Arial" w:cs="Arial"/>
+                    <w:sz w:val="24"/>
+                    <w:szCs w:val="24"/>
+                    <w:lang w:val="fr-FR"/>
+                  </w:rPr>
+                  <w:instrText xml:space="preserve"> CITATION ALT2 \l 1036 </w:instrText>
+                </w:r>
+                <w:r>
+                  <w:rPr>
+                    <w:rFonts w:ascii="Arial" w:hAnsi="Arial" w:cs="Arial"/>
+                    <w:sz w:val="24"/>
+                    <w:szCs w:val="24"/>
+                    <w:lang w:val="fr-FR"/>
+                  </w:rPr>
+                  <w:fldChar w:fldCharType="separate"/>
+                </w:r>
+                <w:r>
+                  <w:rPr>
+                    <w:rFonts w:ascii="Arial" w:hAnsi="Arial" w:cs="Arial"/>
+                    <w:noProof/>
+                    <w:sz w:val="24"/>
+                    <w:szCs w:val="24"/>
+                    <w:lang w:val="fr-FR"/>
+                  </w:rPr>
+                  <w:t xml:space="preserve"> (ALTEN fait evoluer sa gouvernance - ALTEN Group, s.d.)</w:t>
+                </w:r>
+                <w:r>
+                  <w:rPr>
+                    <w:rFonts w:ascii="Arial" w:hAnsi="Arial" w:cs="Arial"/>
+                    <w:sz w:val="24"/>
+                    <w:szCs w:val="24"/>
+                    <w:lang w:val="fr-FR"/>
+                  </w:rPr>
+                  <w:fldChar w:fldCharType="end"/>
+                </w:r>
+              </w:sdtContent>
+            </w:sdt>
           </w:p>
         </w:tc>
         <w:tc>
@@ -1382,7 +2678,7 @@
                 <w:szCs w:val="24"/>
                 <w:lang w:val="fr-FR"/>
               </w:rPr>
-              <w:t xml:space="preserve">ALTEN se positionne comme </w:t>
+              <w:t>L'entreprise est dirigée par deux personnes : Simon Azoulay, le fondateur, qui préside le Conseil d'administration (le groupe</w:t>
             </w:r>
             <w:r>
               <w:rPr>
@@ -1391,7 +2687,7 @@
                 <w:szCs w:val="24"/>
                 <w:lang w:val="fr-FR"/>
               </w:rPr>
-              <w:t xml:space="preserve">l'une </w:t>
+              <w:t xml:space="preserve"> </w:t>
             </w:r>
             <w:r>
               <w:rPr>
@@ -1400,25 +2696,7 @@
                 <w:szCs w:val="24"/>
                 <w:lang w:val="fr-FR"/>
               </w:rPr>
-              <w:t xml:space="preserve">des premières entreprises </w:t>
-            </w:r>
-            <w:r>
-              <w:rPr>
-                <w:rFonts w:ascii="Arial" w:hAnsi="Arial" w:cs="Arial"/>
-                <w:sz w:val="24"/>
-                <w:szCs w:val="24"/>
-                <w:lang w:val="fr-FR"/>
-              </w:rPr>
-              <w:t>de son domaine</w:t>
-            </w:r>
-            <w:r>
-              <w:rPr>
-                <w:rFonts w:ascii="Arial" w:hAnsi="Arial" w:cs="Arial"/>
-                <w:sz w:val="24"/>
-                <w:szCs w:val="24"/>
-                <w:lang w:val="fr-FR"/>
-              </w:rPr>
-              <w:t xml:space="preserve"> et la plus performantes</w:t>
+              <w:t>qui surveille la bonne marche de l'entreprise), et Cyril Malargé, le Directeur Général, qui dirige l'entreprise au quotidien. Avant de rejoindre ALTEN, il dirigeait Sopra Steria, une entreprise du même secteur.</w:t>
             </w:r>
           </w:p>
         </w:tc>
@@ -1437,18 +2715,262 @@
                 <w:rFonts w:ascii="Arial" w:hAnsi="Arial" w:cs="Arial"/>
                 <w:sz w:val="24"/>
                 <w:szCs w:val="24"/>
-                <w:lang w:val="fr-FR"/>
               </w:rPr>
             </w:pPr>
+            <w:proofErr w:type="spellStart"/>
             <w:r>
               <w:rPr>
                 <w:rFonts w:ascii="Arial" w:hAnsi="Arial" w:cs="Arial"/>
                 <w:sz w:val="24"/>
                 <w:szCs w:val="24"/>
-                <w:lang w:val="fr-FR"/>
-              </w:rPr>
-              <w:t>Gouvernance (direction) : depuis novembre 2025, Simon Azoulay est Président du Conseil d'administration (il était Président-Directeur général depuis la création du groupe) ; Cyril Malargé a été nommé Directeur Général (annonce d'octobre 2025, effective au plus tard le 31 janvier 2026) ; il était auparavant Directeur Général de Sopra Steria.</w:t>
-            </w:r>
+              </w:rPr>
+              <w:t>Filiale</w:t>
+            </w:r>
+            <w:proofErr w:type="spellEnd"/>
+            <w:r>
+              <w:rPr>
+                <w:rFonts w:ascii="Arial" w:hAnsi="Arial" w:cs="Arial"/>
+                <w:sz w:val="24"/>
+                <w:szCs w:val="24"/>
+              </w:rPr>
+              <w:t xml:space="preserve"> </w:t>
+            </w:r>
+            <w:proofErr w:type="spellStart"/>
+            <w:r>
+              <w:rPr>
+                <w:rFonts w:ascii="Arial" w:hAnsi="Arial" w:cs="Arial"/>
+                <w:sz w:val="24"/>
+                <w:szCs w:val="24"/>
+              </w:rPr>
+              <w:t>d’ALTEN</w:t>
+            </w:r>
+            <w:proofErr w:type="spellEnd"/>
+            <w:r>
+              <w:rPr>
+                <w:rFonts w:ascii="Arial" w:hAnsi="Arial" w:cs="Arial"/>
+                <w:sz w:val="24"/>
+                <w:szCs w:val="24"/>
+              </w:rPr>
+              <w:t xml:space="preserve"> : </w:t>
+            </w:r>
+          </w:p>
+          <w:p>
+            <w:pPr>
+              <w:pStyle w:val="Standard"/>
+              <w:rPr>
+                <w:rFonts w:ascii="Arial" w:hAnsi="Arial" w:cs="Arial"/>
+                <w:lang w:val="en-US"/>
+              </w:rPr>
+            </w:pPr>
+            <w:proofErr w:type="spellStart"/>
+            <w:r>
+              <w:rPr>
+                <w:rFonts w:ascii="Arial" w:hAnsi="Arial" w:cs="Arial"/>
+                <w:lang w:val="en-US"/>
+              </w:rPr>
+              <w:t>Worldgrid</w:t>
+            </w:r>
+            <w:proofErr w:type="spellEnd"/>
+            <w:r>
+              <w:rPr>
+                <w:rFonts w:ascii="Arial" w:hAnsi="Arial" w:cs="Arial"/>
+                <w:lang w:val="en-US"/>
+              </w:rPr>
+              <w:t xml:space="preserve"> / Energy4u (Energie)</w:t>
+            </w:r>
+          </w:p>
+          <w:p>
+            <w:pPr>
+              <w:pStyle w:val="Standard"/>
+              <w:rPr>
+                <w:rFonts w:ascii="Arial" w:hAnsi="Arial" w:cs="Arial"/>
+                <w:lang w:val="en-US"/>
+              </w:rPr>
+            </w:pPr>
+            <w:r>
+              <w:rPr>
+                <w:rFonts w:ascii="Arial" w:hAnsi="Arial" w:cs="Arial"/>
+                <w:lang w:val="en-US"/>
+              </w:rPr>
+              <w:t>ATEXIS (customer support engineering)</w:t>
+            </w:r>
+          </w:p>
+          <w:p>
+            <w:pPr>
+              <w:pStyle w:val="Standard"/>
+              <w:rPr>
+                <w:rFonts w:ascii="Arial" w:hAnsi="Arial" w:cs="Arial"/>
+                <w:lang w:val="en-US"/>
+              </w:rPr>
+            </w:pPr>
+            <w:proofErr w:type="spellStart"/>
+            <w:r>
+              <w:rPr>
+                <w:rFonts w:ascii="Arial" w:hAnsi="Arial" w:cs="Arial"/>
+                <w:lang w:val="en-US"/>
+              </w:rPr>
+              <w:t>Anotech</w:t>
+            </w:r>
+            <w:proofErr w:type="spellEnd"/>
+            <w:r>
+              <w:rPr>
+                <w:rFonts w:ascii="Arial" w:hAnsi="Arial" w:cs="Arial"/>
+                <w:lang w:val="en-US"/>
+              </w:rPr>
+              <w:t xml:space="preserve"> (solutions for energy industries)</w:t>
+            </w:r>
+          </w:p>
+          <w:p>
+            <w:pPr>
+              <w:pStyle w:val="Standard"/>
+              <w:rPr>
+                <w:rFonts w:ascii="Arial" w:hAnsi="Arial" w:cs="Arial"/>
+              </w:rPr>
+            </w:pPr>
+            <w:r>
+              <w:rPr>
+                <w:rFonts w:ascii="Arial" w:hAnsi="Arial" w:cs="Arial"/>
+              </w:rPr>
+              <w:t>MIGSO-PCUBED (management de projet/PMO)</w:t>
+            </w:r>
+          </w:p>
+          <w:p>
+            <w:pPr>
+              <w:pStyle w:val="Standard"/>
+              <w:rPr>
+                <w:rFonts w:ascii="Arial" w:hAnsi="Arial" w:cs="Arial"/>
+              </w:rPr>
+            </w:pPr>
+            <w:r>
+              <w:rPr>
+                <w:rFonts w:ascii="Arial" w:hAnsi="Arial" w:cs="Arial"/>
+              </w:rPr>
+              <w:t>Avenir conseil (formation / conduite du changement)</w:t>
+            </w:r>
+          </w:p>
+          <w:p>
+            <w:pPr>
+              <w:pStyle w:val="Standard"/>
+              <w:rPr>
+                <w:rFonts w:ascii="Arial" w:hAnsi="Arial" w:cs="Arial"/>
+              </w:rPr>
+            </w:pPr>
+            <w:proofErr w:type="spellStart"/>
+            <w:proofErr w:type="gramStart"/>
+            <w:r>
+              <w:rPr>
+                <w:rFonts w:ascii="Arial" w:hAnsi="Arial" w:cs="Arial"/>
+              </w:rPr>
+              <w:t>aixial</w:t>
+            </w:r>
+            <w:proofErr w:type="spellEnd"/>
+            <w:proofErr w:type="gramEnd"/>
+            <w:r>
+              <w:rPr>
+                <w:rFonts w:ascii="Arial" w:hAnsi="Arial" w:cs="Arial"/>
+              </w:rPr>
+              <w:t xml:space="preserve"> (opérations cliniques / pharmacovigilance)</w:t>
+            </w:r>
+          </w:p>
+          <w:p>
+            <w:pPr>
+              <w:pStyle w:val="Standard"/>
+              <w:rPr>
+                <w:rFonts w:ascii="Arial" w:hAnsi="Arial" w:cs="Arial"/>
+              </w:rPr>
+            </w:pPr>
+            <w:proofErr w:type="spellStart"/>
+            <w:r>
+              <w:rPr>
+                <w:rFonts w:ascii="Arial" w:hAnsi="Arial" w:cs="Arial"/>
+              </w:rPr>
+              <w:t>Caduceum</w:t>
+            </w:r>
+            <w:proofErr w:type="spellEnd"/>
+            <w:r>
+              <w:rPr>
+                <w:rFonts w:ascii="Arial" w:hAnsi="Arial" w:cs="Arial"/>
+              </w:rPr>
+              <w:t xml:space="preserve"> (dispositif médicaux / pharmaceutique)</w:t>
+            </w:r>
+          </w:p>
+          <w:p>
+            <w:pPr>
+              <w:pStyle w:val="Standard"/>
+              <w:rPr>
+                <w:rFonts w:ascii="Arial" w:hAnsi="Arial" w:cs="Arial"/>
+                <w:lang w:val="en-US"/>
+              </w:rPr>
+            </w:pPr>
+            <w:proofErr w:type="spellStart"/>
+            <w:r>
+              <w:rPr>
+                <w:rFonts w:ascii="Arial" w:hAnsi="Arial" w:cs="Arial"/>
+                <w:lang w:val="en-US"/>
+              </w:rPr>
+              <w:t>Alten</w:t>
+            </w:r>
+            <w:proofErr w:type="spellEnd"/>
+            <w:r>
+              <w:rPr>
+                <w:rFonts w:ascii="Arial" w:hAnsi="Arial" w:cs="Arial"/>
+                <w:lang w:val="en-US"/>
+              </w:rPr>
+              <w:t xml:space="preserve"> academy (formation IT)</w:t>
+            </w:r>
+            <w:sdt>
+              <w:sdtPr>
+                <w:rPr>
+                  <w:rFonts w:ascii="Arial" w:hAnsi="Arial" w:cs="Arial"/>
+                </w:rPr>
+                <w:id w:val="92684233"/>
+                <w:citation/>
+              </w:sdtPr>
+              <w:sdtContent>
+                <w:r>
+                  <w:rPr>
+                    <w:rFonts w:ascii="Arial" w:hAnsi="Arial" w:cs="Arial"/>
+                  </w:rPr>
+                  <w:fldChar w:fldCharType="begin"/>
+                </w:r>
+                <w:r>
+                  <w:rPr>
+                    <w:rFonts w:ascii="Arial" w:hAnsi="Arial" w:cs="Arial"/>
+                    <w:lang w:val="en-US"/>
+                  </w:rPr>
+                  <w:instrText xml:space="preserve"> CITATION Alt \l 1036 </w:instrText>
+                </w:r>
+                <w:r>
+                  <w:rPr>
+                    <w:rFonts w:ascii="Arial" w:hAnsi="Arial" w:cs="Arial"/>
+                  </w:rPr>
+                  <w:fldChar w:fldCharType="separate"/>
+                </w:r>
+                <w:r>
+                  <w:rPr>
+                    <w:rFonts w:ascii="Arial" w:hAnsi="Arial" w:cs="Arial"/>
+                    <w:noProof/>
+                    <w:lang w:val="en-US"/>
+                  </w:rPr>
+                  <w:t xml:space="preserve"> (Alten, s.d.)</w:t>
+                </w:r>
+                <w:r>
+                  <w:rPr>
+                    <w:rFonts w:ascii="Arial" w:hAnsi="Arial" w:cs="Arial"/>
+                  </w:rPr>
+                  <w:fldChar w:fldCharType="end"/>
+                </w:r>
+              </w:sdtContent>
+            </w:sdt>
+          </w:p>
+          <w:p>
+            <w:pPr>
+              <w:rPr>
+                <w:rFonts w:ascii="Arial" w:hAnsi="Arial" w:cs="Arial"/>
+                <w:sz w:val="24"/>
+                <w:szCs w:val="24"/>
+              </w:rPr>
+            </w:pPr>
           </w:p>
         </w:tc>
         <w:tc>
@@ -1471,17 +2993,194 @@
                 <w:szCs w:val="24"/>
                 <w:lang w:val="fr-FR"/>
               </w:rPr>
-              <w:t>L'entreprise est dirigée par deux personnes : Simon Azoulay, le fondateur, qui préside le Conseil d'administration (le groupe</w:t>
-            </w:r>
-            <w:r>
+              <w:t xml:space="preserve">ALTEN possède plusieurs filiales qui proposent des services spécialisés dans certains domaine : </w:t>
+            </w:r>
+          </w:p>
+          <w:p>
+            <w:pPr>
+              <w:pStyle w:val="Standard"/>
+              <w:rPr>
+                <w:rFonts w:ascii="Arial" w:hAnsi="Arial" w:cs="Arial"/>
+                <w:lang w:val="en-US"/>
+              </w:rPr>
+            </w:pPr>
+            <w:proofErr w:type="spellStart"/>
+            <w:r>
+              <w:rPr>
+                <w:rFonts w:ascii="Arial" w:hAnsi="Arial" w:cs="Arial"/>
+                <w:lang w:val="en-US"/>
+              </w:rPr>
+              <w:t>Worldgrid</w:t>
+            </w:r>
+            <w:proofErr w:type="spellEnd"/>
+            <w:r>
+              <w:rPr>
+                <w:rFonts w:ascii="Arial" w:hAnsi="Arial" w:cs="Arial"/>
+                <w:lang w:val="en-US"/>
+              </w:rPr>
+              <w:t xml:space="preserve"> / Energy4u (Energie)</w:t>
+            </w:r>
+          </w:p>
+          <w:p>
+            <w:pPr>
+              <w:pStyle w:val="Standard"/>
+              <w:rPr>
+                <w:rFonts w:ascii="Arial" w:hAnsi="Arial" w:cs="Arial"/>
+                <w:lang w:val="en-US"/>
+              </w:rPr>
+            </w:pPr>
+            <w:r>
+              <w:rPr>
+                <w:rFonts w:ascii="Arial" w:hAnsi="Arial" w:cs="Arial"/>
+                <w:lang w:val="en-US"/>
+              </w:rPr>
+              <w:t>ATEXIS (customer support engineering)</w:t>
+            </w:r>
+          </w:p>
+          <w:p>
+            <w:pPr>
+              <w:pStyle w:val="Standard"/>
+              <w:rPr>
+                <w:rFonts w:ascii="Arial" w:hAnsi="Arial" w:cs="Arial"/>
+                <w:lang w:val="en-US"/>
+              </w:rPr>
+            </w:pPr>
+            <w:proofErr w:type="spellStart"/>
+            <w:r>
+              <w:rPr>
+                <w:rFonts w:ascii="Arial" w:hAnsi="Arial" w:cs="Arial"/>
+                <w:lang w:val="en-US"/>
+              </w:rPr>
+              <w:t>Anotech</w:t>
+            </w:r>
+            <w:proofErr w:type="spellEnd"/>
+            <w:r>
+              <w:rPr>
+                <w:rFonts w:ascii="Arial" w:hAnsi="Arial" w:cs="Arial"/>
+                <w:lang w:val="en-US"/>
+              </w:rPr>
+              <w:t xml:space="preserve"> (solutions for energy industries)</w:t>
+            </w:r>
+          </w:p>
+          <w:p>
+            <w:pPr>
+              <w:pStyle w:val="Standard"/>
+              <w:rPr>
+                <w:rFonts w:ascii="Arial" w:hAnsi="Arial" w:cs="Arial"/>
+              </w:rPr>
+            </w:pPr>
+            <w:r>
+              <w:rPr>
+                <w:rFonts w:ascii="Arial" w:hAnsi="Arial" w:cs="Arial"/>
+              </w:rPr>
+              <w:t>MIGSO-PCUBED (management de projet/PMO)</w:t>
+            </w:r>
+          </w:p>
+          <w:p>
+            <w:pPr>
+              <w:pStyle w:val="Standard"/>
+              <w:rPr>
+                <w:rFonts w:ascii="Arial" w:hAnsi="Arial" w:cs="Arial"/>
+              </w:rPr>
+            </w:pPr>
+            <w:r>
+              <w:rPr>
+                <w:rFonts w:ascii="Arial" w:hAnsi="Arial" w:cs="Arial"/>
+              </w:rPr>
+              <w:t>Avenir conseil (formation / conduite du changement)</w:t>
+            </w:r>
+          </w:p>
+          <w:p>
+            <w:pPr>
+              <w:pStyle w:val="Standard"/>
+              <w:rPr>
+                <w:rFonts w:ascii="Arial" w:hAnsi="Arial" w:cs="Arial"/>
+              </w:rPr>
+            </w:pPr>
+            <w:proofErr w:type="spellStart"/>
+            <w:proofErr w:type="gramStart"/>
+            <w:r>
+              <w:rPr>
+                <w:rFonts w:ascii="Arial" w:hAnsi="Arial" w:cs="Arial"/>
+              </w:rPr>
+              <w:t>aixial</w:t>
+            </w:r>
+            <w:proofErr w:type="spellEnd"/>
+            <w:proofErr w:type="gramEnd"/>
+            <w:r>
+              <w:rPr>
+                <w:rFonts w:ascii="Arial" w:hAnsi="Arial" w:cs="Arial"/>
+              </w:rPr>
+              <w:t xml:space="preserve"> (opérations cliniques / pharmacovigilance)</w:t>
+            </w:r>
+          </w:p>
+          <w:p>
+            <w:pPr>
+              <w:pStyle w:val="Standard"/>
+              <w:rPr>
+                <w:rFonts w:ascii="Arial" w:hAnsi="Arial" w:cs="Arial"/>
+              </w:rPr>
+            </w:pPr>
+            <w:proofErr w:type="spellStart"/>
+            <w:r>
+              <w:rPr>
+                <w:rFonts w:ascii="Arial" w:hAnsi="Arial" w:cs="Arial"/>
+              </w:rPr>
+              <w:t>Caduceum</w:t>
+            </w:r>
+            <w:proofErr w:type="spellEnd"/>
+            <w:r>
+              <w:rPr>
+                <w:rFonts w:ascii="Arial" w:hAnsi="Arial" w:cs="Arial"/>
+              </w:rPr>
+              <w:t xml:space="preserve"> (dispositif médicaux / pharmaceutique)</w:t>
+            </w:r>
+          </w:p>
+          <w:p>
+            <w:pPr>
+              <w:pStyle w:val="Standard"/>
+              <w:rPr>
+                <w:rFonts w:ascii="Arial" w:hAnsi="Arial" w:cs="Arial"/>
+              </w:rPr>
+            </w:pPr>
+            <w:proofErr w:type="spellStart"/>
+            <w:r>
+              <w:rPr>
+                <w:rFonts w:ascii="Arial" w:hAnsi="Arial" w:cs="Arial"/>
+              </w:rPr>
+              <w:t>Alten</w:t>
+            </w:r>
+            <w:proofErr w:type="spellEnd"/>
+            <w:r>
+              <w:rPr>
+                <w:rFonts w:ascii="Arial" w:hAnsi="Arial" w:cs="Arial"/>
+              </w:rPr>
+              <w:t xml:space="preserve"> </w:t>
+            </w:r>
+            <w:proofErr w:type="spellStart"/>
+            <w:r>
+              <w:rPr>
+                <w:rFonts w:ascii="Arial" w:hAnsi="Arial" w:cs="Arial"/>
+              </w:rPr>
+              <w:t>academy</w:t>
+            </w:r>
+            <w:proofErr w:type="spellEnd"/>
+            <w:r>
+              <w:rPr>
+                <w:rFonts w:ascii="Arial" w:hAnsi="Arial" w:cs="Arial"/>
+              </w:rPr>
+              <w:t xml:space="preserve"> (formation IT)</w:t>
+            </w:r>
+          </w:p>
+          <w:p>
+            <w:pPr>
               <w:rPr>
                 <w:rFonts w:ascii="Arial" w:hAnsi="Arial" w:cs="Arial"/>
                 <w:sz w:val="24"/>
                 <w:szCs w:val="24"/>
                 <w:lang w:val="fr-FR"/>
               </w:rPr>
-              <w:t xml:space="preserve"> </w:t>
-            </w:r>
+            </w:pPr>
             <w:r>
               <w:rPr>
                 <w:rFonts w:ascii="Arial" w:hAnsi="Arial" w:cs="Arial"/>
@@ -1489,7 +3188,7 @@
                 <w:szCs w:val="24"/>
                 <w:lang w:val="fr-FR"/>
               </w:rPr>
-              <w:t>qui surveille la bonne marche de l'entreprise), et Cyril Malargé, le Directeur Général, qui dirige l'entreprise au quotidien. Avant de rejoindre ALTEN, il dirigeait Sopra Steria, une entreprise du même secteur.</w:t>
+              <w:t xml:space="preserve"> </w:t>
             </w:r>
           </w:p>
         </w:tc>
@@ -1518,7 +3217,7 @@
                 <w:szCs w:val="24"/>
                 <w:lang w:val="fr-FR"/>
               </w:rPr>
-              <w:t xml:space="preserve">Filiale d’ALTEN : </w:t>
+              <w:t>Label et certifications d’ALTEN :</w:t>
             </w:r>
           </w:p>
           <w:p>
@@ -1526,15 +3225,55 @@
               <w:pStyle w:val="Standard"/>
               <w:rPr>
                 <w:rFonts w:ascii="Arial" w:hAnsi="Arial" w:cs="Arial"/>
-                <w:lang w:val="en-US"/>
               </w:rPr>
             </w:pPr>
             <w:r>
               <w:rPr>
                 <w:rFonts w:ascii="Arial" w:hAnsi="Arial" w:cs="Arial"/>
-                <w:lang w:val="en-US"/>
-              </w:rPr>
-              <w:t>Worldgrid / Energy4u (Energie)</w:t>
+              </w:rPr>
+              <w:t xml:space="preserve">Best </w:t>
+            </w:r>
+            <w:proofErr w:type="spellStart"/>
+            <w:r>
+              <w:rPr>
+                <w:rFonts w:ascii="Arial" w:hAnsi="Arial" w:cs="Arial"/>
+              </w:rPr>
+              <w:t>managed</w:t>
+            </w:r>
+            <w:proofErr w:type="spellEnd"/>
+            <w:r>
+              <w:rPr>
+                <w:rFonts w:ascii="Arial" w:hAnsi="Arial" w:cs="Arial"/>
+              </w:rPr>
+              <w:t xml:space="preserve"> </w:t>
+            </w:r>
+            <w:proofErr w:type="spellStart"/>
+            <w:r>
+              <w:rPr>
+                <w:rFonts w:ascii="Arial" w:hAnsi="Arial" w:cs="Arial"/>
+              </w:rPr>
+              <w:t>companies</w:t>
+            </w:r>
+            <w:proofErr w:type="spellEnd"/>
+            <w:r>
+              <w:rPr>
+                <w:rFonts w:ascii="Arial" w:hAnsi="Arial" w:cs="Arial"/>
+              </w:rPr>
+              <w:t xml:space="preserve"> </w:t>
+            </w:r>
+            <w:proofErr w:type="spellStart"/>
+            <w:r>
+              <w:rPr>
+                <w:rFonts w:ascii="Arial" w:hAnsi="Arial" w:cs="Arial"/>
+              </w:rPr>
+              <w:t>france</w:t>
+            </w:r>
+            <w:proofErr w:type="spellEnd"/>
+            <w:r>
+              <w:rPr>
+                <w:rFonts w:ascii="Arial" w:hAnsi="Arial" w:cs="Arial"/>
+              </w:rPr>
+              <w:t xml:space="preserve"> -&gt; label délivré par Deloitte</w:t>
             </w:r>
           </w:p>
           <w:p>
@@ -1542,45 +3281,56 @@
               <w:pStyle w:val="Standard"/>
               <w:rPr>
                 <w:rFonts w:ascii="Arial" w:hAnsi="Arial" w:cs="Arial"/>
-                <w:lang w:val="en-US"/>
               </w:rPr>
             </w:pPr>
             <w:r>
               <w:rPr>
                 <w:rFonts w:ascii="Arial" w:hAnsi="Arial" w:cs="Arial"/>
-                <w:lang w:val="en-US"/>
-              </w:rPr>
-              <w:t xml:space="preserve">ATEXIS (customer support </w:t>
-            </w:r>
-            <w:r>
-              <w:rPr>
-                <w:rFonts w:ascii="Arial" w:hAnsi="Arial" w:cs="Arial"/>
-                <w:lang w:val="en-US"/>
-              </w:rPr>
-              <w:t>engineering</w:t>
-            </w:r>
-            <w:r>
-              <w:rPr>
-                <w:rFonts w:ascii="Arial" w:hAnsi="Arial" w:cs="Arial"/>
-                <w:lang w:val="en-US"/>
-              </w:rPr>
-              <w:t>)</w:t>
-            </w:r>
+              </w:rPr>
+              <w:t xml:space="preserve">Top employer </w:t>
+            </w:r>
+            <w:proofErr w:type="spellStart"/>
+            <w:r>
+              <w:rPr>
+                <w:rFonts w:ascii="Arial" w:hAnsi="Arial" w:cs="Arial"/>
+              </w:rPr>
+              <w:t>france</w:t>
+            </w:r>
+            <w:proofErr w:type="spellEnd"/>
+            <w:r>
+              <w:rPr>
+                <w:rFonts w:ascii="Arial" w:hAnsi="Arial" w:cs="Arial"/>
+              </w:rPr>
+              <w:t xml:space="preserve"> -&gt; certification décernée par CRF </w:t>
+            </w:r>
+            <w:proofErr w:type="spellStart"/>
+            <w:r>
+              <w:rPr>
+                <w:rFonts w:ascii="Arial" w:hAnsi="Arial" w:cs="Arial"/>
+              </w:rPr>
+              <w:t>intistute</w:t>
+            </w:r>
+            <w:proofErr w:type="spellEnd"/>
           </w:p>
           <w:p>
             <w:pPr>
               <w:pStyle w:val="Standard"/>
               <w:rPr>
                 <w:rFonts w:ascii="Arial" w:hAnsi="Arial" w:cs="Arial"/>
-                <w:lang w:val="en-US"/>
               </w:rPr>
             </w:pPr>
             <w:r>
               <w:rPr>
                 <w:rFonts w:ascii="Arial" w:hAnsi="Arial" w:cs="Arial"/>
-                <w:lang w:val="en-US"/>
-              </w:rPr>
-              <w:t>Anotech (solutions for energy industries)</w:t>
+              </w:rPr>
+              <w:t xml:space="preserve">CEFRI -&gt; Comité de certification des entreprises pour la formation et le suivi du </w:t>
+            </w:r>
+            <w:r>
+              <w:rPr>
+                <w:rFonts w:ascii="Arial" w:hAnsi="Arial" w:cs="Arial"/>
+              </w:rPr>
+              <w:lastRenderedPageBreak/>
+              <w:t>personnel travaillant sous rayonnement ionisants</w:t>
             </w:r>
           </w:p>
           <w:p>
@@ -1594,7 +3344,7 @@
               <w:rPr>
                 <w:rFonts w:ascii="Arial" w:hAnsi="Arial" w:cs="Arial"/>
               </w:rPr>
-              <w:t>MIGSO-PCUBED (management de projet/PMO)</w:t>
+              <w:t>CMMI SVC niveau 3 -&gt; Certification en Gestion de projets complexes et mise en place de processus adaptés</w:t>
             </w:r>
           </w:p>
           <w:p>
@@ -1608,7 +3358,7 @@
               <w:rPr>
                 <w:rFonts w:ascii="Arial" w:hAnsi="Arial" w:cs="Arial"/>
               </w:rPr>
-              <w:t>Avenir conseil (formation / conduite du changement)</w:t>
+              <w:t>ISO 9001 -&gt; Système de management de la qualité</w:t>
             </w:r>
           </w:p>
           <w:p>
@@ -1622,7 +3372,7 @@
               <w:rPr>
                 <w:rFonts w:ascii="Arial" w:hAnsi="Arial" w:cs="Arial"/>
               </w:rPr>
-              <w:t>aixial (opérations cliniques / pharmacovigilance)</w:t>
+              <w:t>ISO 14001 -&gt; Système de management environnemental</w:t>
             </w:r>
           </w:p>
           <w:p>
@@ -1636,7 +3386,7 @@
               <w:rPr>
                 <w:rFonts w:ascii="Arial" w:hAnsi="Arial" w:cs="Arial"/>
               </w:rPr>
-              <w:t>Caduceum (dispositif médicaux / pharmaceutique)</w:t>
+              <w:t>ISO 19443 -&gt; Qualité et Sûreté nucléaire</w:t>
             </w:r>
           </w:p>
           <w:p>
@@ -1650,8 +3400,78 @@
               <w:rPr>
                 <w:rFonts w:ascii="Arial" w:hAnsi="Arial" w:cs="Arial"/>
               </w:rPr>
-              <w:t>Alten academy (formation IT)</w:t>
-            </w:r>
+              <w:t>ISO 27001 -&gt;Management de la sécurité de l’information</w:t>
+            </w:r>
+          </w:p>
+          <w:p>
+            <w:pPr>
+              <w:pStyle w:val="Standard"/>
+              <w:rPr>
+                <w:rFonts w:ascii="Arial" w:hAnsi="Arial" w:cs="Arial"/>
+              </w:rPr>
+            </w:pPr>
+            <w:r>
+              <w:rPr>
+                <w:rFonts w:ascii="Arial" w:hAnsi="Arial" w:cs="Arial"/>
+              </w:rPr>
+              <w:t>EN 9100 -&gt; Système d’assurance de la qualité pour les secteurs Aéronautique et Spatial</w:t>
+            </w:r>
+          </w:p>
+          <w:p>
+            <w:pPr>
+              <w:pStyle w:val="Standard"/>
+              <w:rPr>
+                <w:rFonts w:ascii="Arial" w:hAnsi="Arial" w:cs="Arial"/>
+              </w:rPr>
+            </w:pPr>
+            <w:r>
+              <w:rPr>
+                <w:rFonts w:ascii="Arial" w:hAnsi="Arial" w:cs="Arial"/>
+              </w:rPr>
+              <w:t>DPIT -&gt; Certification EDF du niveau de compétences en Ingénierie thermique</w:t>
+            </w:r>
+            <w:sdt>
+              <w:sdtPr>
+                <w:rPr>
+                  <w:rFonts w:ascii="Arial" w:hAnsi="Arial" w:cs="Arial"/>
+                </w:rPr>
+                <w:id w:val="1172997059"/>
+                <w:citation/>
+              </w:sdtPr>
+              <w:sdtContent>
+                <w:r>
+                  <w:rPr>
+                    <w:rFonts w:ascii="Arial" w:hAnsi="Arial" w:cs="Arial"/>
+                  </w:rPr>
+                  <w:fldChar w:fldCharType="begin"/>
+                </w:r>
+                <w:r>
+                  <w:rPr>
+                    <w:rFonts w:ascii="Arial" w:hAnsi="Arial" w:cs="Arial"/>
+                  </w:rPr>
+                  <w:instrText xml:space="preserve"> CITATION Alt \l 1036 </w:instrText>
+                </w:r>
+                <w:r>
+                  <w:rPr>
+                    <w:rFonts w:ascii="Arial" w:hAnsi="Arial" w:cs="Arial"/>
+                  </w:rPr>
+                  <w:fldChar w:fldCharType="separate"/>
+                </w:r>
+                <w:r>
+                  <w:rPr>
+                    <w:rFonts w:ascii="Arial" w:hAnsi="Arial" w:cs="Arial"/>
+                    <w:noProof/>
+                  </w:rPr>
+                  <w:t xml:space="preserve"> (Alten, s.d.)</w:t>
+                </w:r>
+                <w:r>
+                  <w:rPr>
+                    <w:rFonts w:ascii="Arial" w:hAnsi="Arial" w:cs="Arial"/>
+                  </w:rPr>
+                  <w:fldChar w:fldCharType="end"/>
+                </w:r>
+              </w:sdtContent>
+            </w:sdt>
           </w:p>
           <w:p>
             <w:pPr>
@@ -1684,150 +3504,20 @@
                 <w:szCs w:val="24"/>
                 <w:lang w:val="fr-FR"/>
               </w:rPr>
-              <w:t xml:space="preserve">ALTEN possède plusieurs filiales qui proposent des services spécialisés dans certains domaine : </w:t>
-            </w:r>
-          </w:p>
-          <w:p>
-            <w:pPr>
-              <w:pStyle w:val="Standard"/>
-              <w:rPr>
-                <w:rFonts w:ascii="Arial" w:hAnsi="Arial" w:cs="Arial"/>
-                <w:lang w:val="en-US"/>
-              </w:rPr>
-            </w:pPr>
-            <w:r>
-              <w:rPr>
-                <w:rFonts w:ascii="Arial" w:hAnsi="Arial" w:cs="Arial"/>
-                <w:lang w:val="en-US"/>
-              </w:rPr>
-              <w:t>Worldgrid / Energy4u (Energie)</w:t>
-            </w:r>
-          </w:p>
-          <w:p>
-            <w:pPr>
-              <w:pStyle w:val="Standard"/>
-              <w:rPr>
-                <w:rFonts w:ascii="Arial" w:hAnsi="Arial" w:cs="Arial"/>
-                <w:lang w:val="en-US"/>
-              </w:rPr>
-            </w:pPr>
-            <w:r>
-              <w:rPr>
-                <w:rFonts w:ascii="Arial" w:hAnsi="Arial" w:cs="Arial"/>
-                <w:lang w:val="en-US"/>
-              </w:rPr>
-              <w:t xml:space="preserve">ATEXIS (customer support </w:t>
-            </w:r>
-            <w:r>
-              <w:rPr>
-                <w:rFonts w:ascii="Arial" w:hAnsi="Arial" w:cs="Arial"/>
-                <w:lang w:val="en-US"/>
-              </w:rPr>
-              <w:t>engineering</w:t>
-            </w:r>
-            <w:r>
-              <w:rPr>
-                <w:rFonts w:ascii="Arial" w:hAnsi="Arial" w:cs="Arial"/>
-                <w:lang w:val="en-US"/>
-              </w:rPr>
-              <w:t>)</w:t>
-            </w:r>
-          </w:p>
-          <w:p>
-            <w:pPr>
-              <w:pStyle w:val="Standard"/>
-              <w:rPr>
-                <w:rFonts w:ascii="Arial" w:hAnsi="Arial" w:cs="Arial"/>
-                <w:lang w:val="en-US"/>
-              </w:rPr>
-            </w:pPr>
-            <w:r>
-              <w:rPr>
-                <w:rFonts w:ascii="Arial" w:hAnsi="Arial" w:cs="Arial"/>
-                <w:lang w:val="en-US"/>
-              </w:rPr>
-              <w:t>Anotech (solutions for energy industries)</w:t>
-            </w:r>
-          </w:p>
-          <w:p>
-            <w:pPr>
-              <w:pStyle w:val="Standard"/>
-              <w:rPr>
-                <w:rFonts w:ascii="Arial" w:hAnsi="Arial" w:cs="Arial"/>
-              </w:rPr>
-            </w:pPr>
-            <w:r>
-              <w:rPr>
-                <w:rFonts w:ascii="Arial" w:hAnsi="Arial" w:cs="Arial"/>
-              </w:rPr>
-              <w:t>MIGSO-PCUBED (management de projet/PMO)</w:t>
-            </w:r>
-          </w:p>
-          <w:p>
-            <w:pPr>
-              <w:pStyle w:val="Standard"/>
-              <w:rPr>
-                <w:rFonts w:ascii="Arial" w:hAnsi="Arial" w:cs="Arial"/>
-              </w:rPr>
-            </w:pPr>
-            <w:r>
-              <w:rPr>
-                <w:rFonts w:ascii="Arial" w:hAnsi="Arial" w:cs="Arial"/>
-              </w:rPr>
-              <w:t>Avenir conseil (formation / conduite du changement)</w:t>
-            </w:r>
-          </w:p>
-          <w:p>
-            <w:pPr>
-              <w:pStyle w:val="Standard"/>
-              <w:rPr>
-                <w:rFonts w:ascii="Arial" w:hAnsi="Arial" w:cs="Arial"/>
-              </w:rPr>
-            </w:pPr>
-            <w:r>
-              <w:rPr>
-                <w:rFonts w:ascii="Arial" w:hAnsi="Arial" w:cs="Arial"/>
-              </w:rPr>
-              <w:t>aixial (opérations cliniques / pharmacovigilance)</w:t>
-            </w:r>
-          </w:p>
-          <w:p>
-            <w:pPr>
-              <w:pStyle w:val="Standard"/>
-              <w:rPr>
-                <w:rFonts w:ascii="Arial" w:hAnsi="Arial" w:cs="Arial"/>
-              </w:rPr>
-            </w:pPr>
-            <w:r>
-              <w:rPr>
-                <w:rFonts w:ascii="Arial" w:hAnsi="Arial" w:cs="Arial"/>
-              </w:rPr>
-              <w:t>Caduceum (dispositif médicaux / pharmaceutique)</w:t>
-            </w:r>
-          </w:p>
-          <w:p>
-            <w:pPr>
-              <w:pStyle w:val="Standard"/>
-              <w:rPr>
-                <w:rFonts w:ascii="Arial" w:hAnsi="Arial" w:cs="Arial"/>
-              </w:rPr>
-            </w:pPr>
-            <w:r>
-              <w:rPr>
-                <w:rFonts w:ascii="Arial" w:hAnsi="Arial" w:cs="Arial"/>
-              </w:rPr>
-              <w:t>Alten academy (formation IT)</w:t>
-            </w:r>
-          </w:p>
-          <w:p>
-            <w:pPr>
+              <w:lastRenderedPageBreak/>
+              <w:t xml:space="preserve">ALTEN </w:t>
+            </w:r>
+            <w:proofErr w:type="spellStart"/>
+            <w:r>
               <w:rPr>
                 <w:rFonts w:ascii="Arial" w:hAnsi="Arial" w:cs="Arial"/>
                 <w:sz w:val="24"/>
                 <w:szCs w:val="24"/>
                 <w:lang w:val="fr-FR"/>
               </w:rPr>
-            </w:pPr>
+              <w:t>à</w:t>
+            </w:r>
+            <w:proofErr w:type="spellEnd"/>
             <w:r>
               <w:rPr>
                 <w:rFonts w:ascii="Arial" w:hAnsi="Arial" w:cs="Arial"/>
@@ -1835,7 +3525,7 @@
                 <w:szCs w:val="24"/>
                 <w:lang w:val="fr-FR"/>
               </w:rPr>
-              <w:t xml:space="preserve"> </w:t>
+              <w:t xml:space="preserve"> reçu et possède diverse label et certifications dans ses secteurs d’actions qui montrent que les services de l’entreprise sont reconnus et qualitatifs</w:t>
             </w:r>
           </w:p>
         </w:tc>
@@ -1850,237 +3540,73 @@
           </w:tcPr>
           <w:p>
             <w:pPr>
-              <w:rPr>
-                <w:rFonts w:ascii="Arial" w:hAnsi="Arial" w:cs="Arial"/>
-                <w:sz w:val="24"/>
-                <w:szCs w:val="24"/>
-                <w:lang w:val="fr-FR"/>
+              <w:pStyle w:val="Standard"/>
+              <w:rPr>
+                <w:rFonts w:ascii="Arial" w:hAnsi="Arial" w:cs="Arial"/>
               </w:rPr>
             </w:pPr>
             <w:r>
               <w:rPr>
                 <w:rFonts w:ascii="Arial" w:hAnsi="Arial" w:cs="Arial"/>
-                <w:sz w:val="24"/>
-                <w:szCs w:val="24"/>
-                <w:lang w:val="fr-FR"/>
-              </w:rPr>
-              <w:t>Label et certifications d’ALTEN :</w:t>
+              </w:rPr>
+              <w:t>Engagements sociétaux :</w:t>
             </w:r>
           </w:p>
           <w:p>
             <w:pPr>
               <w:pStyle w:val="Standard"/>
               <w:rPr>
-                <w:rFonts w:ascii="Lato Medium" w:hAnsi="Lato Medium"/>
+                <w:rFonts w:ascii="Arial" w:hAnsi="Arial" w:cs="Arial"/>
               </w:rPr>
             </w:pPr>
             <w:r>
               <w:rPr>
-                <w:rFonts w:ascii="Lato Medium" w:hAnsi="Lato Medium"/>
-              </w:rPr>
-              <w:t xml:space="preserve">Best </w:t>
-            </w:r>
-            <w:proofErr w:type="spellStart"/>
-            <w:r>
-              <w:rPr>
-                <w:rFonts w:ascii="Lato Medium" w:hAnsi="Lato Medium"/>
-              </w:rPr>
-              <w:t>managed</w:t>
-            </w:r>
-            <w:proofErr w:type="spellEnd"/>
-            <w:r>
-              <w:rPr>
-                <w:rFonts w:ascii="Lato Medium" w:hAnsi="Lato Medium"/>
-              </w:rPr>
-              <w:t xml:space="preserve"> </w:t>
-            </w:r>
-            <w:proofErr w:type="spellStart"/>
-            <w:r>
-              <w:rPr>
-                <w:rFonts w:ascii="Lato Medium" w:hAnsi="Lato Medium"/>
-              </w:rPr>
-              <w:t>companies</w:t>
-            </w:r>
-            <w:proofErr w:type="spellEnd"/>
-            <w:r>
-              <w:rPr>
-                <w:rFonts w:ascii="Lato Medium" w:hAnsi="Lato Medium"/>
-              </w:rPr>
-              <w:t xml:space="preserve"> </w:t>
-            </w:r>
-            <w:proofErr w:type="spellStart"/>
-            <w:r>
-              <w:rPr>
-                <w:rFonts w:ascii="Lato Medium" w:hAnsi="Lato Medium"/>
-              </w:rPr>
-              <w:t>france</w:t>
-            </w:r>
-            <w:proofErr w:type="spellEnd"/>
-            <w:r>
-              <w:rPr>
-                <w:rFonts w:ascii="Lato Medium" w:hAnsi="Lato Medium"/>
-              </w:rPr>
-              <w:t xml:space="preserve"> -&gt; label délivré par Deloitte</w:t>
-            </w:r>
-          </w:p>
-          <w:p>
-            <w:pPr>
-              <w:pStyle w:val="Standard"/>
-              <w:rPr>
-                <w:rFonts w:ascii="Lato Medium" w:hAnsi="Lato Medium"/>
-              </w:rPr>
-            </w:pPr>
-            <w:r>
-              <w:rPr>
-                <w:rFonts w:ascii="Lato Medium" w:hAnsi="Lato Medium"/>
-              </w:rPr>
-              <w:t xml:space="preserve">Top employer </w:t>
-            </w:r>
-            <w:proofErr w:type="spellStart"/>
-            <w:r>
-              <w:rPr>
-                <w:rFonts w:ascii="Lato Medium" w:hAnsi="Lato Medium"/>
-              </w:rPr>
-              <w:t>france</w:t>
-            </w:r>
-            <w:proofErr w:type="spellEnd"/>
-            <w:r>
-              <w:rPr>
-                <w:rFonts w:ascii="Lato Medium" w:hAnsi="Lato Medium"/>
-              </w:rPr>
-              <w:t xml:space="preserve"> -&gt; certification décernée par CRF </w:t>
-            </w:r>
-            <w:proofErr w:type="spellStart"/>
-            <w:r>
-              <w:rPr>
-                <w:rFonts w:ascii="Lato Medium" w:hAnsi="Lato Medium"/>
-              </w:rPr>
-              <w:t>intistute</w:t>
-            </w:r>
-            <w:proofErr w:type="spellEnd"/>
-          </w:p>
-          <w:p>
-            <w:pPr>
-              <w:pStyle w:val="Standard"/>
-              <w:rPr>
-                <w:rFonts w:ascii="Lato Medium" w:hAnsi="Lato Medium"/>
-              </w:rPr>
-            </w:pPr>
-            <w:r>
-              <w:rPr>
-                <w:rFonts w:ascii="Lato Medium" w:hAnsi="Lato Medium"/>
-              </w:rPr>
-              <w:t>CEFRI -&gt; Comité de certification des entreprises pour la formation et le suivi du personnel travaillant sous rayonnement ionisants</w:t>
-            </w:r>
-          </w:p>
-          <w:p>
-            <w:pPr>
-              <w:pStyle w:val="Standard"/>
-              <w:rPr>
-                <w:rFonts w:ascii="Lato Medium" w:hAnsi="Lato Medium"/>
-              </w:rPr>
-            </w:pPr>
-            <w:r>
-              <w:rPr>
-                <w:rFonts w:ascii="Lato Medium" w:hAnsi="Lato Medium"/>
-              </w:rPr>
-              <w:lastRenderedPageBreak/>
-              <w:t>CMMI SVC niveau 3 -&gt; Certification en Gestion de projets complexes et mise en place de processus adaptés</w:t>
-            </w:r>
-          </w:p>
-          <w:p>
-            <w:pPr>
-              <w:pStyle w:val="Standard"/>
-              <w:rPr>
-                <w:rFonts w:ascii="Lato Medium" w:hAnsi="Lato Medium"/>
-              </w:rPr>
-            </w:pPr>
-            <w:r>
-              <w:rPr>
-                <w:rFonts w:ascii="Lato Medium" w:hAnsi="Lato Medium"/>
-              </w:rPr>
-              <w:t>ISO 9001 -&gt; Système de management de la qualité</w:t>
-            </w:r>
-          </w:p>
-          <w:p>
-            <w:pPr>
-              <w:pStyle w:val="Standard"/>
-              <w:rPr>
-                <w:rFonts w:ascii="Lato Medium" w:hAnsi="Lato Medium"/>
-              </w:rPr>
-            </w:pPr>
-            <w:r>
-              <w:rPr>
-                <w:rFonts w:ascii="Lato Medium" w:hAnsi="Lato Medium"/>
-              </w:rPr>
-              <w:t>ISO 14001 -&gt; Système de management environnemental</w:t>
-            </w:r>
-          </w:p>
-          <w:p>
-            <w:pPr>
-              <w:pStyle w:val="Standard"/>
-              <w:rPr>
-                <w:rFonts w:ascii="Lato Medium" w:hAnsi="Lato Medium"/>
-              </w:rPr>
-            </w:pPr>
-            <w:r>
-              <w:rPr>
-                <w:rFonts w:ascii="Lato Medium" w:hAnsi="Lato Medium"/>
-              </w:rPr>
-              <w:t>ISO 19443 -&gt; Qualité et Sûreté nucléaire</w:t>
-            </w:r>
-          </w:p>
-          <w:p>
-            <w:pPr>
-              <w:pStyle w:val="Standard"/>
-              <w:rPr>
-                <w:rFonts w:ascii="Lato Medium" w:hAnsi="Lato Medium"/>
-              </w:rPr>
-            </w:pPr>
-            <w:r>
-              <w:rPr>
-                <w:rFonts w:ascii="Lato Medium" w:hAnsi="Lato Medium"/>
-              </w:rPr>
-              <w:t>ISO 27001 -&gt;Management de la sécurité de l’information</w:t>
-            </w:r>
-          </w:p>
-          <w:p>
-            <w:pPr>
-              <w:pStyle w:val="Standard"/>
-              <w:rPr>
-                <w:rFonts w:ascii="Lato Medium" w:hAnsi="Lato Medium"/>
-              </w:rPr>
-            </w:pPr>
-            <w:r>
-              <w:rPr>
-                <w:rFonts w:ascii="Lato Medium" w:hAnsi="Lato Medium"/>
-              </w:rPr>
-              <w:t>EN 9100 -&gt; Système d’assurance de la qualité pour les secteurs Aéronautique et Spatial</w:t>
-            </w:r>
-          </w:p>
-          <w:p>
-            <w:pPr>
-              <w:pStyle w:val="Standard"/>
-              <w:rPr>
-                <w:rFonts w:ascii="Lato Medium" w:hAnsi="Lato Medium"/>
-              </w:rPr>
-            </w:pPr>
-            <w:r>
-              <w:rPr>
-                <w:rFonts w:ascii="Lato Medium" w:hAnsi="Lato Medium"/>
-              </w:rPr>
-              <w:t>DPIT -&gt; Certification EDF du niveau de compétences en Ingénierie thermique</w:t>
-            </w:r>
-          </w:p>
-          <w:p>
-            <w:pPr>
-              <w:rPr>
-                <w:rFonts w:ascii="Arial" w:hAnsi="Arial" w:cs="Arial"/>
-                <w:sz w:val="24"/>
-                <w:szCs w:val="24"/>
-                <w:lang w:val="fr-FR"/>
-              </w:rPr>
-            </w:pPr>
+                <w:rFonts w:ascii="Arial" w:hAnsi="Arial" w:cs="Arial"/>
+              </w:rPr>
+              <w:t>Handicap : Depuis 2010, cellule handicap pour recruter, former, intégrer et maintenir dans l'emploi des collaborateurs en situation de handicap (démarche administratives et aménagement de poste et horaires de travail)​.</w:t>
+            </w:r>
+            <w:sdt>
+              <w:sdtPr>
+                <w:rPr>
+                  <w:rFonts w:ascii="Arial" w:hAnsi="Arial" w:cs="Arial"/>
+                </w:rPr>
+                <w:id w:val="1322779176"/>
+                <w:citation/>
+              </w:sdtPr>
+              <w:sdtContent>
+                <w:r>
+                  <w:rPr>
+                    <w:rFonts w:ascii="Arial" w:hAnsi="Arial" w:cs="Arial"/>
+                  </w:rPr>
+                  <w:fldChar w:fldCharType="begin"/>
+                </w:r>
+                <w:r>
+                  <w:rPr>
+                    <w:rFonts w:ascii="Arial" w:hAnsi="Arial" w:cs="Arial"/>
+                  </w:rPr>
+                  <w:instrText xml:space="preserve"> CITATION ALT3 \l 1036 </w:instrText>
+                </w:r>
+                <w:r>
+                  <w:rPr>
+                    <w:rFonts w:ascii="Arial" w:hAnsi="Arial" w:cs="Arial"/>
+                  </w:rPr>
+                  <w:fldChar w:fldCharType="separate"/>
+                </w:r>
+                <w:r>
+                  <w:rPr>
+                    <w:rFonts w:ascii="Arial" w:hAnsi="Arial" w:cs="Arial"/>
+                    <w:noProof/>
+                  </w:rPr>
+                  <w:t xml:space="preserve"> (ALTEN s'engage - ALTEN France, s.d.)</w:t>
+                </w:r>
+                <w:r>
+                  <w:rPr>
+                    <w:rFonts w:ascii="Arial" w:hAnsi="Arial" w:cs="Arial"/>
+                  </w:rPr>
+                  <w:fldChar w:fldCharType="end"/>
+                </w:r>
+              </w:sdtContent>
+            </w:sdt>
           </w:p>
         </w:tc>
         <w:tc>
@@ -2096,6 +3622,147 @@
                 <w:lang w:val="fr-FR"/>
               </w:rPr>
             </w:pPr>
+            <w:r>
+              <w:rPr>
+                <w:rFonts w:ascii="Arial" w:hAnsi="Arial" w:cs="Arial"/>
+                <w:sz w:val="24"/>
+                <w:szCs w:val="24"/>
+                <w:lang w:val="fr-FR"/>
+              </w:rPr>
+              <w:t>ALTEN met en place des services dédié à l’insertion professionnelle de personnel en situation de handicap</w:t>
+            </w:r>
+          </w:p>
+        </w:tc>
+      </w:tr>
+      <w:tr>
+        <w:trPr>
+          <w:jc w:val="center"/>
+        </w:trPr>
+        <w:tc>
+          <w:tcPr>
+            <w:tcW w:w="4928" w:type="dxa"/>
+          </w:tcPr>
+          <w:p>
+            <w:pPr>
+              <w:pStyle w:val="Standard"/>
+              <w:rPr>
+                <w:rFonts w:ascii="Arial" w:hAnsi="Arial" w:cs="Arial"/>
+              </w:rPr>
+            </w:pPr>
+            <w:r>
+              <w:rPr>
+                <w:rFonts w:ascii="Arial" w:hAnsi="Arial" w:cs="Arial"/>
+              </w:rPr>
+              <w:t>Féminisation des métiers de l'ingénieur :</w:t>
+            </w:r>
+          </w:p>
+          <w:p>
+            <w:pPr>
+              <w:pStyle w:val="Standard"/>
+              <w:rPr>
+                <w:rFonts w:ascii="Arial" w:hAnsi="Arial" w:cs="Arial"/>
+              </w:rPr>
+            </w:pPr>
+            <w:r>
+              <w:rPr>
+                <w:rFonts w:ascii="Arial" w:hAnsi="Arial" w:cs="Arial"/>
+              </w:rPr>
+              <w:t>Partenariat avec l’association « Elles Bougent » depuis 2009 ;</w:t>
+            </w:r>
+          </w:p>
+          <w:p>
+            <w:pPr>
+              <w:pStyle w:val="Standard"/>
+              <w:rPr>
+                <w:rFonts w:ascii="Arial" w:hAnsi="Arial" w:cs="Arial"/>
+              </w:rPr>
+            </w:pPr>
+            <w:r>
+              <w:rPr>
+                <w:rFonts w:ascii="Arial" w:hAnsi="Arial" w:cs="Arial"/>
+              </w:rPr>
+              <w:t>Partenaire des Trophées des Femmes de l’Industrie depuis 2011 ;</w:t>
+            </w:r>
+          </w:p>
+          <w:p>
+            <w:pPr>
+              <w:pStyle w:val="Standard"/>
+              <w:rPr>
+                <w:rFonts w:ascii="Arial" w:hAnsi="Arial" w:cs="Arial"/>
+              </w:rPr>
+            </w:pPr>
+            <w:r>
+              <w:rPr>
+                <w:rFonts w:ascii="Arial" w:hAnsi="Arial" w:cs="Arial"/>
+              </w:rPr>
+              <w:t>Collaboration avec « Histoires de Femmes ingénieures » et Women Pitch ;</w:t>
+            </w:r>
+            <w:sdt>
+              <w:sdtPr>
+                <w:rPr>
+                  <w:rFonts w:ascii="Arial" w:hAnsi="Arial" w:cs="Arial"/>
+                </w:rPr>
+                <w:id w:val="1544255416"/>
+                <w:citation/>
+              </w:sdtPr>
+              <w:sdtContent>
+                <w:r>
+                  <w:rPr>
+                    <w:rFonts w:ascii="Arial" w:hAnsi="Arial" w:cs="Arial"/>
+                  </w:rPr>
+                  <w:fldChar w:fldCharType="begin"/>
+                </w:r>
+                <w:r>
+                  <w:rPr>
+                    <w:rFonts w:ascii="Arial" w:hAnsi="Arial" w:cs="Arial"/>
+                  </w:rPr>
+                  <w:instrText xml:space="preserve"> CITATION ALT3 \l 1036 </w:instrText>
+                </w:r>
+                <w:r>
+                  <w:rPr>
+                    <w:rFonts w:ascii="Arial" w:hAnsi="Arial" w:cs="Arial"/>
+                  </w:rPr>
+                  <w:fldChar w:fldCharType="separate"/>
+                </w:r>
+                <w:r>
+                  <w:rPr>
+                    <w:rFonts w:ascii="Arial" w:hAnsi="Arial" w:cs="Arial"/>
+                    <w:noProof/>
+                  </w:rPr>
+                  <w:t xml:space="preserve"> (ALTEN s'engage - ALTEN France, s.d.)</w:t>
+                </w:r>
+                <w:r>
+                  <w:rPr>
+                    <w:rFonts w:ascii="Arial" w:hAnsi="Arial" w:cs="Arial"/>
+                  </w:rPr>
+                  <w:fldChar w:fldCharType="end"/>
+                </w:r>
+              </w:sdtContent>
+            </w:sdt>
+          </w:p>
+        </w:tc>
+        <w:tc>
+          <w:tcPr>
+            <w:tcW w:w="3928" w:type="dxa"/>
+          </w:tcPr>
+          <w:p>
+            <w:pPr>
+              <w:rPr>
+                <w:rFonts w:ascii="Arial" w:hAnsi="Arial" w:cs="Arial"/>
+                <w:sz w:val="24"/>
+                <w:szCs w:val="24"/>
+                <w:lang w:val="fr-FR"/>
+              </w:rPr>
+            </w:pPr>
+            <w:r>
+              <w:rPr>
+                <w:rFonts w:ascii="Arial" w:hAnsi="Arial" w:cs="Arial"/>
+                <w:sz w:val="24"/>
+                <w:szCs w:val="24"/>
+                <w:lang w:val="fr-FR"/>
+              </w:rPr>
+              <w:t>ALTEN met également en avant les métiers de l’ingénieur pour le public féminin avec des collaboration avec différentes associations comme « Elles Bougent » depuis 2009.</w:t>
+            </w:r>
           </w:p>
         </w:tc>
       </w:tr>
@@ -2104,26 +3771,18 @@
       <w:pPr>
         <w:rPr>
           <w:rFonts w:ascii="Arial" w:hAnsi="Arial" w:cs="Arial"/>
+          <w:color w:val="1F3B5C"/>
           <w:sz w:val="24"/>
           <w:szCs w:val="24"/>
           <w:lang w:val="fr-FR"/>
         </w:rPr>
       </w:pPr>
-      <w:r>
-        <w:rPr>
-          <w:rFonts w:ascii="Arial" w:hAnsi="Arial" w:cs="Arial"/>
-          <w:sz w:val="24"/>
-          <w:szCs w:val="24"/>
-          <w:lang w:val="fr-FR"/>
-        </w:rPr>
-        <w:br w:type="page"/>
-      </w:r>
     </w:p>
     <w:p>
       <w:pPr>
-        <w:pStyle w:val="Titre1"/>
         <w:rPr>
           <w:rFonts w:ascii="Arial" w:hAnsi="Arial" w:cs="Arial"/>
+          <w:color w:val="1F3B5C"/>
           <w:sz w:val="24"/>
           <w:szCs w:val="24"/>
           <w:lang w:val="fr-FR"/>
@@ -2137,30 +3796,114 @@
           <w:szCs w:val="24"/>
           <w:lang w:val="fr-FR"/>
         </w:rPr>
-        <w:lastRenderedPageBreak/>
-        <w:t>Glossaire</w:t>
+        <w:br w:type="page"/>
       </w:r>
     </w:p>
     <w:p>
       <w:pPr>
-        <w:pStyle w:val="Paragraphedeliste"/>
+        <w:pStyle w:val="Titre1"/>
+        <w:sectPr>
+          <w:type w:val="continuous"/>
+          <w:pgSz w:w="12240" w:h="15840"/>
+          <w:pgMar w:top="1440" w:right="1800" w:bottom="1440" w:left="1800" w:header="720" w:footer="720" w:gutter="0"/>
+          <w:cols w:space="720"/>
+          <w:docGrid w:linePitch="360"/>
+        </w:sectPr>
+      </w:pPr>
+      <w:r>
+        <w:lastRenderedPageBreak/>
+        <w:t>Glossaire</w:t>
+      </w:r>
+      <w:r>
+        <w:fldChar w:fldCharType="begin"/>
+      </w:r>
+      <w:r>
+        <w:instrText xml:space="preserve"> INDEX \e " · " \h "A" \c "1" \z "1036" </w:instrText>
+      </w:r>
+      <w:r>
+        <w:fldChar w:fldCharType="separate"/>
+      </w:r>
+    </w:p>
+    <w:p>
+      <w:pPr>
+        <w:pStyle w:val="Titreindex"/>
+        <w:keepNext/>
+        <w:tabs>
+          <w:tab w:val="right" w:pos="8630"/>
+        </w:tabs>
         <w:rPr>
           <w:rFonts w:ascii="Arial" w:hAnsi="Arial" w:cs="Arial"/>
+          <w:b w:val="0"/>
+          <w:bCs w:val="0"/>
+          <w:noProof/>
           <w:sz w:val="24"/>
           <w:szCs w:val="24"/>
-          <w:lang w:val="fr-FR"/>
+        </w:rPr>
+      </w:pPr>
+      <w:r>
+        <w:rPr>
+          <w:rFonts w:ascii="Arial" w:hAnsi="Arial" w:cs="Arial"/>
+          <w:noProof/>
+          <w:sz w:val="24"/>
+          <w:szCs w:val="24"/>
+        </w:rPr>
+        <w:t>A</w:t>
+      </w:r>
+    </w:p>
+    <w:p>
+      <w:pPr>
+        <w:pStyle w:val="Index1"/>
+        <w:tabs>
+          <w:tab w:val="right" w:pos="8630"/>
+        </w:tabs>
+        <w:rPr>
+          <w:rFonts w:ascii="Arial" w:hAnsi="Arial" w:cs="Arial"/>
+          <w:i/>
+          <w:iCs/>
+          <w:noProof/>
+          <w:sz w:val="24"/>
+          <w:szCs w:val="24"/>
         </w:rPr>
       </w:pPr>
       <w:r>
         <w:rPr>
           <w:rFonts w:ascii="Arial" w:hAnsi="Arial" w:cs="Arial"/>
           <w:b/>
+          <w:noProof/>
           <w:sz w:val="24"/>
           <w:szCs w:val="24"/>
-          <w:lang w:val="fr-FR"/>
         </w:rPr>
-        <w:t xml:space="preserve">Action : </w:t>
+        <w:t>Action</w:t>
       </w:r>
+      <w:r>
+        <w:rPr>
+          <w:rFonts w:ascii="Arial" w:hAnsi="Arial" w:cs="Arial"/>
+          <w:noProof/>
+          <w:sz w:val="24"/>
+          <w:szCs w:val="24"/>
+        </w:rPr>
+        <w:t xml:space="preserve"> · </w:t>
+      </w:r>
+      <w:r>
+        <w:rPr>
+          <w:rFonts w:ascii="Arial" w:hAnsi="Arial" w:cs="Arial"/>
+          <w:i/>
+          <w:iCs/>
+          <w:noProof/>
+          <w:sz w:val="24"/>
+          <w:szCs w:val="24"/>
+        </w:rPr>
+        <w:t>8</w:t>
+      </w:r>
+    </w:p>
+    <w:p>
+      <w:pPr>
+        <w:rPr>
+          <w:rFonts w:ascii="Arial" w:hAnsi="Arial" w:cs="Arial"/>
+          <w:sz w:val="24"/>
+          <w:szCs w:val="24"/>
+        </w:rPr>
+      </w:pPr>
       <w:r>
         <w:rPr>
           <w:rFonts w:ascii="Arial" w:hAnsi="Arial" w:cs="Arial"/>
@@ -2173,24 +3916,71 @@
     </w:p>
     <w:p>
       <w:pPr>
-        <w:pStyle w:val="Paragraphedeliste"/>
+        <w:pStyle w:val="Titreindex"/>
+        <w:keepNext/>
+        <w:tabs>
+          <w:tab w:val="right" w:pos="8630"/>
+        </w:tabs>
         <w:rPr>
           <w:rFonts w:ascii="Arial" w:hAnsi="Arial" w:cs="Arial"/>
+          <w:b w:val="0"/>
+          <w:bCs w:val="0"/>
+          <w:noProof/>
           <w:sz w:val="24"/>
           <w:szCs w:val="24"/>
-          <w:lang w:val="fr-FR"/>
+        </w:rPr>
+      </w:pPr>
+      <w:r>
+        <w:rPr>
+          <w:rFonts w:ascii="Arial" w:hAnsi="Arial" w:cs="Arial"/>
+          <w:noProof/>
+          <w:sz w:val="24"/>
+          <w:szCs w:val="24"/>
+        </w:rPr>
+        <w:t>C</w:t>
+      </w:r>
+    </w:p>
+    <w:p>
+      <w:pPr>
+        <w:pStyle w:val="Index1"/>
+        <w:tabs>
+          <w:tab w:val="right" w:pos="8630"/>
+        </w:tabs>
+        <w:rPr>
+          <w:rFonts w:ascii="Arial" w:hAnsi="Arial" w:cs="Arial"/>
+          <w:noProof/>
+          <w:sz w:val="24"/>
+          <w:szCs w:val="24"/>
         </w:rPr>
       </w:pPr>
       <w:r>
         <w:rPr>
           <w:rFonts w:ascii="Arial" w:hAnsi="Arial" w:cs="Arial"/>
           <w:b/>
+          <w:noProof/>
           <w:sz w:val="24"/>
           <w:szCs w:val="24"/>
-          <w:lang w:val="fr-FR"/>
         </w:rPr>
-        <w:t xml:space="preserve">Chiffre d'affaires : </w:t>
+        <w:t>Chiffre d'affaires</w:t>
       </w:r>
+      <w:r>
+        <w:rPr>
+          <w:rFonts w:ascii="Arial" w:hAnsi="Arial" w:cs="Arial"/>
+          <w:noProof/>
+          <w:sz w:val="24"/>
+          <w:szCs w:val="24"/>
+        </w:rPr>
+        <w:t xml:space="preserve"> · 3</w:t>
+      </w:r>
+    </w:p>
+    <w:p>
+      <w:pPr>
+        <w:rPr>
+          <w:rFonts w:ascii="Arial" w:hAnsi="Arial" w:cs="Arial"/>
+          <w:sz w:val="24"/>
+          <w:szCs w:val="24"/>
+        </w:rPr>
+      </w:pPr>
       <w:r>
         <w:rPr>
           <w:rFonts w:ascii="Arial" w:hAnsi="Arial" w:cs="Arial"/>
@@ -2203,114 +3993,71 @@
     </w:p>
     <w:p>
       <w:pPr>
-        <w:pStyle w:val="Paragraphedeliste"/>
+        <w:pStyle w:val="Titreindex"/>
+        <w:keepNext/>
+        <w:tabs>
+          <w:tab w:val="right" w:pos="8630"/>
+        </w:tabs>
         <w:rPr>
           <w:rFonts w:ascii="Arial" w:hAnsi="Arial" w:cs="Arial"/>
+          <w:b w:val="0"/>
+          <w:bCs w:val="0"/>
+          <w:noProof/>
           <w:sz w:val="24"/>
           <w:szCs w:val="24"/>
-          <w:lang w:val="fr-FR"/>
+        </w:rPr>
+      </w:pPr>
+      <w:r>
+        <w:rPr>
+          <w:rFonts w:ascii="Arial" w:hAnsi="Arial" w:cs="Arial"/>
+          <w:noProof/>
+          <w:sz w:val="24"/>
+          <w:szCs w:val="24"/>
+        </w:rPr>
+        <w:t>E</w:t>
+      </w:r>
+    </w:p>
+    <w:p>
+      <w:pPr>
+        <w:pStyle w:val="Index1"/>
+        <w:tabs>
+          <w:tab w:val="right" w:pos="8630"/>
+        </w:tabs>
+        <w:rPr>
+          <w:rFonts w:ascii="Arial" w:hAnsi="Arial" w:cs="Arial"/>
+          <w:noProof/>
+          <w:sz w:val="24"/>
+          <w:szCs w:val="24"/>
         </w:rPr>
       </w:pPr>
       <w:r>
         <w:rPr>
           <w:rFonts w:ascii="Arial" w:hAnsi="Arial" w:cs="Arial"/>
           <w:b/>
+          <w:noProof/>
           <w:sz w:val="24"/>
           <w:szCs w:val="24"/>
-          <w:lang w:val="fr-FR"/>
         </w:rPr>
-        <w:t xml:space="preserve">Collaborateur : </w:t>
+        <w:t>ESN</w:t>
       </w:r>
       <w:r>
         <w:rPr>
           <w:rFonts w:ascii="Arial" w:hAnsi="Arial" w:cs="Arial"/>
+          <w:noProof/>
           <w:sz w:val="24"/>
           <w:szCs w:val="24"/>
-          <w:lang w:val="fr-FR"/>
         </w:rPr>
-        <w:t>Mot utilisé dans les entreprises pour parler d'un salarié, d'une personne qui travaille dans l'entreprise.</w:t>
+        <w:t xml:space="preserve"> · 2</w:t>
       </w:r>
     </w:p>
     <w:p>
       <w:pPr>
-        <w:pStyle w:val="Paragraphedeliste"/>
         <w:rPr>
           <w:rFonts w:ascii="Arial" w:hAnsi="Arial" w:cs="Arial"/>
           <w:sz w:val="24"/>
           <w:szCs w:val="24"/>
-          <w:lang w:val="fr-FR"/>
         </w:rPr>
       </w:pPr>
-      <w:r>
-        <w:rPr>
-          <w:rFonts w:ascii="Arial" w:hAnsi="Arial" w:cs="Arial"/>
-          <w:b/>
-          <w:sz w:val="24"/>
-          <w:szCs w:val="24"/>
-          <w:lang w:val="fr-FR"/>
-        </w:rPr>
-        <w:t xml:space="preserve">Conseil en technologies (ICT) : </w:t>
-      </w:r>
-      <w:r>
-        <w:rPr>
-          <w:rFonts w:ascii="Arial" w:hAnsi="Arial" w:cs="Arial"/>
-          <w:sz w:val="24"/>
-          <w:szCs w:val="24"/>
-          <w:lang w:val="fr-FR"/>
-        </w:rPr>
-        <w:t>Activité consistant à conseiller et aider les entreprises sur leurs projets techniques et informatiques.</w:t>
-      </w:r>
-    </w:p>
-    <w:p>
-      <w:pPr>
-        <w:pStyle w:val="Paragraphedeliste"/>
-        <w:rPr>
-          <w:rFonts w:ascii="Arial" w:hAnsi="Arial" w:cs="Arial"/>
-          <w:sz w:val="24"/>
-          <w:szCs w:val="24"/>
-          <w:lang w:val="fr-FR"/>
-        </w:rPr>
-      </w:pPr>
-      <w:r>
-        <w:rPr>
-          <w:rFonts w:ascii="Arial" w:hAnsi="Arial" w:cs="Arial"/>
-          <w:b/>
-          <w:sz w:val="24"/>
-          <w:szCs w:val="24"/>
-          <w:lang w:val="fr-FR"/>
-        </w:rPr>
-        <w:t xml:space="preserve">Delivery center : </w:t>
-      </w:r>
-      <w:r>
-        <w:rPr>
-          <w:rFonts w:ascii="Arial" w:hAnsi="Arial" w:cs="Arial"/>
-          <w:sz w:val="24"/>
-          <w:szCs w:val="24"/>
-          <w:lang w:val="fr-FR"/>
-        </w:rPr>
-        <w:t>Centre de services où des équipes d'ingénieurs réalisent des travaux pour des clients, souvent à distance (à l'étranger).</w:t>
-      </w:r>
-    </w:p>
-    <w:p>
-      <w:pPr>
-        <w:pStyle w:val="Paragraphedeliste"/>
-        <w:rPr>
-          <w:rFonts w:ascii="Arial" w:hAnsi="Arial" w:cs="Arial"/>
-          <w:sz w:val="24"/>
-          <w:szCs w:val="24"/>
-          <w:lang w:val="fr-FR"/>
-        </w:rPr>
-      </w:pPr>
-      <w:r>
-        <w:rPr>
-          <w:rFonts w:ascii="Arial" w:hAnsi="Arial" w:cs="Arial"/>
-          <w:b/>
-          <w:sz w:val="24"/>
-          <w:szCs w:val="24"/>
-          <w:lang w:val="fr-FR"/>
-        </w:rPr>
-        <w:t xml:space="preserve">ESN : </w:t>
-      </w:r>
       <w:r>
         <w:rPr>
           <w:rFonts w:ascii="Arial" w:hAnsi="Arial" w:cs="Arial"/>
@@ -2323,12 +4070,69 @@
     </w:p>
     <w:p>
       <w:pPr>
-        <w:pStyle w:val="Paragraphedeliste"/>
+        <w:pStyle w:val="Titreindex"/>
+        <w:keepNext/>
+        <w:tabs>
+          <w:tab w:val="right" w:pos="8630"/>
+        </w:tabs>
+        <w:rPr>
+          <w:rFonts w:ascii="Arial" w:hAnsi="Arial" w:cs="Arial"/>
+          <w:b w:val="0"/>
+          <w:bCs w:val="0"/>
+          <w:noProof/>
+          <w:sz w:val="24"/>
+          <w:szCs w:val="24"/>
+        </w:rPr>
+      </w:pPr>
+      <w:r>
+        <w:rPr>
+          <w:rFonts w:ascii="Arial" w:hAnsi="Arial" w:cs="Arial"/>
+          <w:noProof/>
+          <w:sz w:val="24"/>
+          <w:szCs w:val="24"/>
+        </w:rPr>
+        <w:t>R</w:t>
+      </w:r>
+    </w:p>
+    <w:p>
+      <w:pPr>
+        <w:pStyle w:val="Index1"/>
+        <w:tabs>
+          <w:tab w:val="right" w:pos="8630"/>
+        </w:tabs>
+        <w:rPr>
+          <w:rFonts w:ascii="Arial" w:hAnsi="Arial" w:cs="Arial"/>
+          <w:noProof/>
+          <w:sz w:val="24"/>
+          <w:szCs w:val="24"/>
+        </w:rPr>
+      </w:pPr>
+      <w:r>
+        <w:rPr>
+          <w:rFonts w:ascii="Arial" w:hAnsi="Arial" w:cs="Arial"/>
+          <w:b/>
+          <w:noProof/>
+          <w:sz w:val="24"/>
+          <w:szCs w:val="24"/>
+        </w:rPr>
+        <w:t>R&amp;D</w:t>
+      </w:r>
+      <w:r>
+        <w:rPr>
+          <w:rFonts w:ascii="Arial" w:hAnsi="Arial" w:cs="Arial"/>
+          <w:noProof/>
+          <w:sz w:val="24"/>
+          <w:szCs w:val="24"/>
+        </w:rPr>
+        <w:t xml:space="preserve"> · 2, 3</w:t>
+      </w:r>
+    </w:p>
+    <w:p>
+      <w:pPr>
         <w:rPr>
           <w:rFonts w:ascii="Arial" w:hAnsi="Arial" w:cs="Arial"/>
           <w:sz w:val="24"/>
           <w:szCs w:val="24"/>
-          <w:lang w:val="fr-FR"/>
         </w:rPr>
       </w:pPr>
       <w:r>
@@ -2339,67 +4143,7 @@
           <w:szCs w:val="24"/>
           <w:lang w:val="fr-FR"/>
         </w:rPr>
-        <w:t xml:space="preserve">Grand compte : </w:t>
-      </w:r>
-      <w:r>
-        <w:rPr>
-          <w:rFonts w:ascii="Arial" w:hAnsi="Arial" w:cs="Arial"/>
-          <w:sz w:val="24"/>
-          <w:szCs w:val="24"/>
-          <w:lang w:val="fr-FR"/>
-        </w:rPr>
-        <w:t>Très grande entreprise ou organisation cliente (constructeur automobile, banque, administration...).</w:t>
-      </w:r>
-    </w:p>
-    <w:p>
-      <w:pPr>
-        <w:pStyle w:val="Paragraphedeliste"/>
-        <w:rPr>
-          <w:rFonts w:ascii="Arial" w:hAnsi="Arial" w:cs="Arial"/>
-          <w:sz w:val="24"/>
-          <w:szCs w:val="24"/>
-          <w:lang w:val="fr-FR"/>
-        </w:rPr>
-      </w:pPr>
-      <w:r>
-        <w:rPr>
-          <w:rFonts w:ascii="Arial" w:hAnsi="Arial" w:cs="Arial"/>
-          <w:b/>
-          <w:sz w:val="24"/>
-          <w:szCs w:val="24"/>
-          <w:lang w:val="fr-FR"/>
-        </w:rPr>
-        <w:t xml:space="preserve">Ingénieur : </w:t>
-      </w:r>
-      <w:r>
-        <w:rPr>
-          <w:rFonts w:ascii="Arial" w:hAnsi="Arial" w:cs="Arial"/>
-          <w:sz w:val="24"/>
-          <w:szCs w:val="24"/>
-          <w:lang w:val="fr-FR"/>
-        </w:rPr>
-        <w:t>Personne formée (5 ans d'études après le bac) à concevoir et résoudre des problèmes techniques : calculer, modéliser, programmer, tester.</w:t>
-      </w:r>
-    </w:p>
-    <w:p>
-      <w:pPr>
-        <w:pStyle w:val="Paragraphedeliste"/>
-        <w:rPr>
-          <w:rFonts w:ascii="Arial" w:hAnsi="Arial" w:cs="Arial"/>
-          <w:sz w:val="24"/>
-          <w:szCs w:val="24"/>
-          <w:lang w:val="fr-FR"/>
-        </w:rPr>
-      </w:pPr>
-      <w:r>
-        <w:rPr>
-          <w:rFonts w:ascii="Arial" w:hAnsi="Arial" w:cs="Arial"/>
-          <w:b/>
-          <w:sz w:val="24"/>
-          <w:szCs w:val="24"/>
-          <w:lang w:val="fr-FR"/>
-        </w:rPr>
-        <w:t xml:space="preserve">R&amp;D (Recherche et Développement) : </w:t>
+        <w:t xml:space="preserve">Recherche et Développement : </w:t>
       </w:r>
       <w:r>
         <w:rPr>
@@ -2413,133 +4157,61 @@
     </w:p>
     <w:p>
       <w:pPr>
-        <w:pStyle w:val="Paragraphedeliste"/>
+        <w:pStyle w:val="Titreindex"/>
+        <w:keepNext/>
+        <w:tabs>
+          <w:tab w:val="right" w:pos="8630"/>
+        </w:tabs>
         <w:rPr>
           <w:rFonts w:ascii="Arial" w:hAnsi="Arial" w:cs="Arial"/>
+          <w:b w:val="0"/>
+          <w:bCs w:val="0"/>
+          <w:noProof/>
           <w:sz w:val="24"/>
           <w:szCs w:val="24"/>
-          <w:lang w:val="fr-FR"/>
+        </w:rPr>
+      </w:pPr>
+      <w:r>
+        <w:rPr>
+          <w:rFonts w:ascii="Arial" w:hAnsi="Arial" w:cs="Arial"/>
+          <w:noProof/>
+          <w:sz w:val="24"/>
+          <w:szCs w:val="24"/>
+        </w:rPr>
+        <w:t>S</w:t>
+      </w:r>
+    </w:p>
+    <w:p>
+      <w:pPr>
+        <w:pStyle w:val="Index1"/>
+        <w:tabs>
+          <w:tab w:val="right" w:pos="8630"/>
+        </w:tabs>
+        <w:rPr>
+          <w:rFonts w:ascii="Arial" w:hAnsi="Arial" w:cs="Arial"/>
+          <w:noProof/>
+          <w:sz w:val="24"/>
+          <w:szCs w:val="24"/>
         </w:rPr>
       </w:pPr>
       <w:r>
         <w:rPr>
           <w:rFonts w:ascii="Arial" w:hAnsi="Arial" w:cs="Arial"/>
           <w:b/>
+          <w:noProof/>
           <w:sz w:val="24"/>
           <w:szCs w:val="24"/>
-          <w:lang w:val="fr-FR"/>
         </w:rPr>
-        <w:t xml:space="preserve">Siège social : </w:t>
+        <w:t>SA</w:t>
       </w:r>
       <w:r>
         <w:rPr>
           <w:rFonts w:ascii="Arial" w:hAnsi="Arial" w:cs="Arial"/>
+          <w:noProof/>
           <w:sz w:val="24"/>
           <w:szCs w:val="24"/>
-          <w:lang w:val="fr-FR"/>
         </w:rPr>
-        <w:t>L'adresse officielle et administrative d'une entreprise, là où sont prises les décisions les plus importantes.</w:t>
-      </w:r>
-    </w:p>
-    <w:p>
-      <w:pPr>
-        <w:pStyle w:val="Paragraphedeliste"/>
-        <w:rPr>
-          <w:rFonts w:ascii="Arial" w:hAnsi="Arial" w:cs="Arial"/>
-          <w:sz w:val="24"/>
-          <w:szCs w:val="24"/>
-          <w:lang w:val="fr-FR"/>
-        </w:rPr>
-      </w:pPr>
-      <w:r>
-        <w:rPr>
-          <w:rFonts w:ascii="Arial" w:hAnsi="Arial" w:cs="Arial"/>
-          <w:b/>
-          <w:sz w:val="24"/>
-          <w:szCs w:val="24"/>
-          <w:lang w:val="fr-FR"/>
-        </w:rPr>
-        <w:t xml:space="preserve">Société anonyme (SA) : </w:t>
-      </w:r>
-      <w:r>
-        <w:rPr>
-          <w:rFonts w:ascii="Arial" w:hAnsi="Arial" w:cs="Arial"/>
-          <w:sz w:val="24"/>
-          <w:szCs w:val="24"/>
-          <w:lang w:val="fr-FR"/>
-        </w:rPr>
-        <w:t>Forme juridique d'entreprise dont le capital est divisé en actions détenues par des actionnaires.</w:t>
-      </w:r>
-    </w:p>
-    <w:p>
-      <w:pPr>
-        <w:pStyle w:val="Paragraphedeliste"/>
-        <w:rPr>
-          <w:rFonts w:ascii="Arial" w:hAnsi="Arial" w:cs="Arial"/>
-          <w:sz w:val="24"/>
-          <w:szCs w:val="24"/>
-          <w:lang w:val="fr-FR"/>
-        </w:rPr>
-      </w:pPr>
-      <w:r>
-        <w:rPr>
-          <w:rFonts w:ascii="Arial" w:hAnsi="Arial" w:cs="Arial"/>
-          <w:b/>
-          <w:sz w:val="24"/>
-          <w:szCs w:val="24"/>
-          <w:lang w:val="fr-FR"/>
-        </w:rPr>
-        <w:t xml:space="preserve">Système d'information (SI) : </w:t>
-      </w:r>
-      <w:r>
-        <w:rPr>
-          <w:rFonts w:ascii="Arial" w:hAnsi="Arial" w:cs="Arial"/>
-          <w:sz w:val="24"/>
-          <w:szCs w:val="24"/>
-          <w:lang w:val="fr-FR"/>
-        </w:rPr>
-        <w:t>Ensemble organisé des ressources informatiques d'une organisation (matériels, logiciels, réseaux, données) qui permet de collecter, traiter et diffuser l'information.</w:t>
-      </w:r>
-    </w:p>
-    <w:p>
-      <w:pPr>
-        <w:rPr>
-          <w:rFonts w:ascii="Arial" w:hAnsi="Arial" w:cs="Arial"/>
-          <w:sz w:val="24"/>
-          <w:szCs w:val="24"/>
-          <w:lang w:val="fr-FR"/>
-        </w:rPr>
-      </w:pPr>
-      <w:r>
-        <w:rPr>
-          <w:rFonts w:ascii="Arial" w:hAnsi="Arial" w:cs="Arial"/>
-          <w:sz w:val="24"/>
-          <w:szCs w:val="24"/>
-          <w:lang w:val="fr-FR"/>
-        </w:rPr>
-        <w:br w:type="page"/>
-      </w:r>
-    </w:p>
-    <w:p>
-      <w:pPr>
-        <w:pStyle w:val="Titre1"/>
-        <w:rPr>
-          <w:rFonts w:ascii="Arial" w:hAnsi="Arial" w:cs="Arial"/>
-          <w:sz w:val="24"/>
-          <w:szCs w:val="24"/>
-          <w:lang w:val="fr-FR"/>
-        </w:rPr>
-      </w:pPr>
-      <w:r>
-        <w:rPr>
-          <w:rFonts w:ascii="Arial" w:hAnsi="Arial" w:cs="Arial"/>
-          <w:color w:val="1F3B5C"/>
-          <w:sz w:val="24"/>
-          <w:szCs w:val="24"/>
-          <w:lang w:val="fr-FR"/>
-        </w:rPr>
-        <w:lastRenderedPageBreak/>
-        <w:t>Sitographie</w:t>
+        <w:t xml:space="preserve"> · 2</w:t>
       </w:r>
     </w:p>
     <w:p>
@@ -2559,12 +4231,63 @@
           <w:szCs w:val="24"/>
           <w:lang w:val="fr-FR"/>
         </w:rPr>
-        <w:t>Sites consultés le 8 octobre 2026 :</w:t>
+        <w:t xml:space="preserve">Société anonyme </w:t>
+      </w:r>
+      <w:r>
+        <w:rPr>
+          <w:rFonts w:ascii="Arial" w:hAnsi="Arial" w:cs="Arial"/>
+          <w:b/>
+          <w:sz w:val="24"/>
+          <w:szCs w:val="24"/>
+          <w:lang w:val="fr-FR"/>
+        </w:rPr>
+        <w:t xml:space="preserve">: </w:t>
+      </w:r>
+      <w:r>
+        <w:rPr>
+          <w:rFonts w:ascii="Arial" w:hAnsi="Arial" w:cs="Arial"/>
+          <w:sz w:val="24"/>
+          <w:szCs w:val="24"/>
+          <w:lang w:val="fr-FR"/>
+        </w:rPr>
+        <w:t>Forme juridique d'entreprise dont le capital est divisé en actions détenues par des actionnaires.</w:t>
       </w:r>
     </w:p>
     <w:p>
       <w:pPr>
-        <w:pStyle w:val="Paragraphedeliste"/>
+        <w:pStyle w:val="Index1"/>
+        <w:tabs>
+          <w:tab w:val="right" w:pos="8630"/>
+        </w:tabs>
+        <w:rPr>
+          <w:rFonts w:ascii="Arial" w:hAnsi="Arial" w:cs="Arial"/>
+          <w:noProof/>
+          <w:sz w:val="24"/>
+          <w:szCs w:val="24"/>
+        </w:rPr>
+      </w:pPr>
+      <w:r>
+        <w:rPr>
+          <w:rFonts w:ascii="Arial" w:hAnsi="Arial" w:cs="Arial"/>
+          <w:b/>
+          <w:noProof/>
+          <w:sz w:val="24"/>
+          <w:szCs w:val="24"/>
+        </w:rPr>
+        <w:t>Siège social</w:t>
+      </w:r>
+      <w:r>
+        <w:rPr>
+          <w:rFonts w:ascii="Arial" w:hAnsi="Arial" w:cs="Arial"/>
+          <w:noProof/>
+          <w:sz w:val="24"/>
+          <w:szCs w:val="24"/>
+        </w:rPr>
+        <w:t xml:space="preserve"> · 2</w:t>
+      </w:r>
+    </w:p>
+    <w:p>
+      <w:pPr>
         <w:rPr>
           <w:rFonts w:ascii="Arial" w:hAnsi="Arial" w:cs="Arial"/>
           <w:sz w:val="24"/>
@@ -2575,39 +4298,49 @@
       <w:r>
         <w:rPr>
           <w:rFonts w:ascii="Arial" w:hAnsi="Arial" w:cs="Arial"/>
-          <w:b/>
           <w:sz w:val="24"/>
           <w:szCs w:val="24"/>
           <w:lang w:val="fr-FR"/>
         </w:rPr>
-        <w:t xml:space="preserve">Site institutionnel ALTEN France — </w:t>
+        <w:t>L'adresse officielle et administrative d'une entreprise, là où sont prises les décisions les plus importantes.</w:t>
       </w:r>
-      <w:r>
-        <w:rPr>
-          <w:rFonts w:ascii="Arial" w:hAnsi="Arial" w:cs="Arial"/>
-          <w:color w:val="0563C1"/>
-          <w:sz w:val="24"/>
-          <w:szCs w:val="24"/>
-          <w:u w:val="single"/>
-          <w:lang w:val="fr-FR"/>
-        </w:rPr>
-        <w:t>https://www.alten.fr/</w:t>
-      </w:r>
-      <w:r>
+    </w:p>
+    <w:p>
+      <w:pPr>
         <w:rPr>
           <w:rFonts w:ascii="Arial" w:hAnsi="Arial" w:cs="Arial"/>
           <w:sz w:val="24"/>
           <w:szCs w:val="24"/>
           <w:lang w:val="fr-FR"/>
         </w:rPr>
-        <w:t xml:space="preserve"> (consulté le 8 octobre 2026). Présentation du groupe, chiffres clés France, agences.</w:t>
-      </w:r>
+      </w:pPr>
     </w:p>
     <w:p>
       <w:pPr>
-        <w:pStyle w:val="Paragraphedeliste"/>
         <w:rPr>
           <w:rFonts w:ascii="Arial" w:hAnsi="Arial" w:cs="Arial"/>
+          <w:noProof/>
+          <w:color w:val="1F3B5C"/>
+          <w:sz w:val="24"/>
+          <w:szCs w:val="24"/>
+          <w:lang w:val="fr-FR"/>
+        </w:rPr>
+        <w:sectPr>
+          <w:type w:val="continuous"/>
+          <w:pgSz w:w="12240" w:h="15840"/>
+          <w:pgMar w:top="1440" w:right="1800" w:bottom="1440" w:left="1800" w:header="720" w:footer="720" w:gutter="0"/>
+          <w:cols w:space="720"/>
+          <w:docGrid w:linePitch="360"/>
+        </w:sectPr>
+      </w:pPr>
+    </w:p>
+    <w:p>
+      <w:pPr>
+        <w:rPr>
+          <w:rFonts w:ascii="Arial" w:eastAsiaTheme="majorEastAsia" w:hAnsi="Arial" w:cs="Arial"/>
+          <w:b/>
+          <w:bCs/>
+          <w:color w:val="1F3B5C"/>
           <w:sz w:val="24"/>
           <w:szCs w:val="24"/>
           <w:lang w:val="fr-FR"/>
@@ -2616,362 +4349,546 @@
       <w:r>
         <w:rPr>
           <w:rFonts w:ascii="Arial" w:hAnsi="Arial" w:cs="Arial"/>
-          <w:b/>
+          <w:color w:val="1F3B5C"/>
           <w:sz w:val="24"/>
           <w:szCs w:val="24"/>
           <w:lang w:val="fr-FR"/>
         </w:rPr>
-        <w:t xml:space="preserve">ALTEN Group, « Nous connaître » — </w:t>
+        <w:fldChar w:fldCharType="end"/>
       </w:r>
       <w:r>
         <w:rPr>
           <w:rFonts w:ascii="Arial" w:hAnsi="Arial" w:cs="Arial"/>
-          <w:color w:val="0563C1"/>
+          <w:color w:val="1F3B5C"/>
           <w:sz w:val="24"/>
           <w:szCs w:val="24"/>
-          <w:u w:val="single"/>
           <w:lang w:val="fr-FR"/>
         </w:rPr>
-        <w:t>https://www.alten.com/fr/le-groupe/nous-connaitre/</w:t>
+        <w:br w:type="page"/>
       </w:r>
-      <w:r>
+    </w:p>
+    <w:sdt>
+      <w:sdtPr>
         <w:rPr>
           <w:rFonts w:ascii="Arial" w:hAnsi="Arial" w:cs="Arial"/>
           <w:sz w:val="24"/>
           <w:szCs w:val="24"/>
           <w:lang w:val="fr-FR"/>
         </w:rPr>
-        <w:t xml:space="preserve"> (consulté le 8 octobre 2026). Histoire du groupe, fondateurs, positionnement, dates clés.</w:t>
-      </w:r>
-    </w:p>
-    <w:p>
-      <w:pPr>
-        <w:pStyle w:val="Paragraphedeliste"/>
+        <w:id w:val="717401336"/>
+        <w:docPartObj>
+          <w:docPartGallery w:val="Bibliographies"/>
+          <w:docPartUnique/>
+        </w:docPartObj>
+      </w:sdtPr>
+      <w:sdtEndPr>
         <w:rPr>
-          <w:rFonts w:ascii="Arial" w:hAnsi="Arial" w:cs="Arial"/>
-          <w:sz w:val="24"/>
-          <w:szCs w:val="24"/>
-          <w:lang w:val="fr-FR"/>
+          <w:rFonts w:eastAsiaTheme="minorEastAsia"/>
+          <w:b w:val="0"/>
+          <w:bCs w:val="0"/>
+          <w:color w:val="auto"/>
+          <w:lang w:val="en-US"/>
         </w:rPr>
-      </w:pPr>
-      <w:r>
-        <w:rPr>
-          <w:rFonts w:ascii="Arial" w:hAnsi="Arial" w:cs="Arial"/>
-          <w:b/>
-          <w:sz w:val="24"/>
-          <w:szCs w:val="24"/>
-          <w:lang w:val="fr-FR"/>
-        </w:rPr>
-        <w:t xml:space="preserve">ALTEN Group, « Présentation du Groupe » — </w:t>
-      </w:r>
-      <w:r>
-        <w:rPr>
-          <w:rFonts w:ascii="Arial" w:hAnsi="Arial" w:cs="Arial"/>
-          <w:color w:val="0563C1"/>
-          <w:sz w:val="24"/>
-          <w:szCs w:val="24"/>
-          <w:u w:val="single"/>
-          <w:lang w:val="fr-FR"/>
-        </w:rPr>
-        <w:t>https://www.alten.com/fr/le-groupe/</w:t>
-      </w:r>
-      <w:r>
-        <w:rPr>
-          <w:rFonts w:ascii="Arial" w:hAnsi="Arial" w:cs="Arial"/>
-          <w:sz w:val="24"/>
-          <w:szCs w:val="24"/>
-          <w:lang w:val="fr-FR"/>
-        </w:rPr>
-        <w:t xml:space="preserve"> (consulté le 8 octobre 2026). Chiffres clés mondiaux (chiffre d'affaires, effectifs).</w:t>
-      </w:r>
-    </w:p>
-    <w:p>
-      <w:pPr>
-        <w:pStyle w:val="Paragraphedeliste"/>
-        <w:rPr>
-          <w:rFonts w:ascii="Arial" w:hAnsi="Arial" w:cs="Arial"/>
-          <w:sz w:val="24"/>
-          <w:szCs w:val="24"/>
-          <w:lang w:val="fr-FR"/>
-        </w:rPr>
-      </w:pPr>
-      <w:r>
-        <w:rPr>
-          <w:rFonts w:ascii="Arial" w:hAnsi="Arial" w:cs="Arial"/>
-          <w:b/>
-          <w:sz w:val="24"/>
-          <w:szCs w:val="24"/>
-          <w:lang w:val="fr-FR"/>
-        </w:rPr>
-        <w:t xml:space="preserve">ALTEN, page France — </w:t>
-      </w:r>
-      <w:r>
-        <w:rPr>
-          <w:rFonts w:ascii="Arial" w:hAnsi="Arial" w:cs="Arial"/>
-          <w:color w:val="0563C1"/>
-          <w:sz w:val="24"/>
-          <w:szCs w:val="24"/>
-          <w:u w:val="single"/>
-          <w:lang w:val="fr-FR"/>
-        </w:rPr>
-        <w:t>https://www.alten.com/country/france/</w:t>
-      </w:r>
-      <w:r>
-        <w:rPr>
-          <w:rFonts w:ascii="Arial" w:hAnsi="Arial" w:cs="Arial"/>
-          <w:sz w:val="24"/>
-          <w:szCs w:val="24"/>
-          <w:lang w:val="fr-FR"/>
-        </w:rPr>
-        <w:t xml:space="preserve"> (consulté le 8 octobre 2026). Chiffres clés d'ALTEN France (effectifs, chiffre d'affaires, agences).</w:t>
-      </w:r>
-    </w:p>
-    <w:p>
-      <w:pPr>
-        <w:pStyle w:val="Paragraphedeliste"/>
-        <w:rPr>
-          <w:rFonts w:ascii="Arial" w:hAnsi="Arial" w:cs="Arial"/>
-          <w:sz w:val="24"/>
-          <w:szCs w:val="24"/>
-          <w:lang w:val="fr-FR"/>
-        </w:rPr>
-      </w:pPr>
-      <w:r>
-        <w:rPr>
-          <w:rFonts w:ascii="Arial" w:hAnsi="Arial" w:cs="Arial"/>
-          <w:b/>
-          <w:sz w:val="24"/>
-          <w:szCs w:val="24"/>
-          <w:lang w:val="fr-FR"/>
-        </w:rPr>
-        <w:t xml:space="preserve">ALTEN, « Notre gouvernance » — </w:t>
-      </w:r>
-      <w:r>
-        <w:rPr>
-          <w:rFonts w:ascii="Arial" w:hAnsi="Arial" w:cs="Arial"/>
-          <w:color w:val="0563C1"/>
-          <w:sz w:val="24"/>
-          <w:szCs w:val="24"/>
-          <w:u w:val="single"/>
-          <w:lang w:val="fr-FR"/>
-        </w:rPr>
-        <w:t>https://www.alten.com/fr/le-groupe/notre-gouvernance/</w:t>
-      </w:r>
-      <w:r>
-        <w:rPr>
-          <w:rFonts w:ascii="Arial" w:hAnsi="Arial" w:cs="Arial"/>
-          <w:sz w:val="24"/>
-          <w:szCs w:val="24"/>
-          <w:lang w:val="fr-FR"/>
-        </w:rPr>
-        <w:t xml:space="preserve"> (consulté le 8 octobre 2026). Dirigeants actuels (Simon Azoulay, Cyril Malargé).</w:t>
-      </w:r>
-    </w:p>
-    <w:p>
-      <w:pPr>
-        <w:pStyle w:val="Paragraphedeliste"/>
-        <w:rPr>
-          <w:rFonts w:ascii="Arial" w:hAnsi="Arial" w:cs="Arial"/>
-          <w:sz w:val="24"/>
-          <w:szCs w:val="24"/>
-          <w:lang w:val="fr-FR"/>
-        </w:rPr>
-      </w:pPr>
-      <w:r>
-        <w:rPr>
-          <w:rFonts w:ascii="Arial" w:hAnsi="Arial" w:cs="Arial"/>
-          <w:b/>
-          <w:sz w:val="24"/>
-          <w:szCs w:val="24"/>
-          <w:lang w:val="fr-FR"/>
-        </w:rPr>
-        <w:t xml:space="preserve">ALTEN, « ALTEN fait évoluer sa gouvernance » — </w:t>
-      </w:r>
-      <w:r>
-        <w:rPr>
-          <w:rFonts w:ascii="Arial" w:hAnsi="Arial" w:cs="Arial"/>
-          <w:color w:val="0563C1"/>
-          <w:sz w:val="24"/>
-          <w:szCs w:val="24"/>
-          <w:u w:val="single"/>
-          <w:lang w:val="fr-FR"/>
-        </w:rPr>
-        <w:t>https://www.alten.com/fr/alten-fait-evoluer-sa-gouvernance/</w:t>
-      </w:r>
-      <w:r>
-        <w:rPr>
-          <w:rFonts w:ascii="Arial" w:hAnsi="Arial" w:cs="Arial"/>
-          <w:sz w:val="24"/>
-          <w:szCs w:val="24"/>
-          <w:lang w:val="fr-FR"/>
-        </w:rPr>
-        <w:t xml:space="preserve"> (consulté le 8 octobre 2026). Communiqué sur la nomination de Cyril Malargé (octobre 2025).</w:t>
-      </w:r>
-    </w:p>
-    <w:p>
-      <w:pPr>
-        <w:pStyle w:val="Paragraphedeliste"/>
-        <w:rPr>
-          <w:rFonts w:ascii="Arial" w:hAnsi="Arial" w:cs="Arial"/>
-          <w:sz w:val="24"/>
-          <w:szCs w:val="24"/>
-          <w:lang w:val="fr-FR"/>
-        </w:rPr>
-      </w:pPr>
-      <w:r>
-        <w:rPr>
-          <w:rFonts w:ascii="Arial" w:hAnsi="Arial" w:cs="Arial"/>
-          <w:b/>
-          <w:sz w:val="24"/>
-          <w:szCs w:val="24"/>
-          <w:lang w:val="fr-FR"/>
-        </w:rPr>
-        <w:t xml:space="preserve">ALTEN Essentiel 2024 (brochure PDF) — </w:t>
-      </w:r>
-      <w:r>
-        <w:rPr>
-          <w:rFonts w:ascii="Arial" w:hAnsi="Arial" w:cs="Arial"/>
-          <w:color w:val="0563C1"/>
-          <w:sz w:val="24"/>
-          <w:szCs w:val="24"/>
-          <w:u w:val="single"/>
-          <w:lang w:val="fr-FR"/>
-        </w:rPr>
-        <w:t>https://www.alten.fr/wp-content/uploads/sites/2/2024/03/ALTEN-Essentiel_A3_2024_FR_WEB.pdf</w:t>
-      </w:r>
-      <w:r>
-        <w:rPr>
-          <w:rFonts w:ascii="Arial" w:hAnsi="Arial" w:cs="Arial"/>
-          <w:sz w:val="24"/>
-          <w:szCs w:val="24"/>
-          <w:lang w:val="fr-FR"/>
-        </w:rPr>
-        <w:t xml:space="preserve"> (consulté le 8 octobre 2026). Répartition Ingénierie / IT Services, chiffres clés.</w:t>
-      </w:r>
-    </w:p>
-    <w:p>
-      <w:pPr>
-        <w:pStyle w:val="Paragraphedeliste"/>
-        <w:rPr>
-          <w:rFonts w:ascii="Arial" w:hAnsi="Arial" w:cs="Arial"/>
-          <w:sz w:val="24"/>
-          <w:szCs w:val="24"/>
-          <w:lang w:val="fr-FR"/>
-        </w:rPr>
-      </w:pPr>
-      <w:r>
-        <w:rPr>
-          <w:rFonts w:ascii="Arial" w:hAnsi="Arial" w:cs="Arial"/>
-          <w:b/>
-          <w:sz w:val="24"/>
-          <w:szCs w:val="24"/>
-          <w:lang w:val="fr-FR"/>
-        </w:rPr>
-        <w:t xml:space="preserve">ALTEN, communiqué de presse « Résultats annuels 2025 » (24 février 2026) — </w:t>
-      </w:r>
-      <w:r>
-        <w:rPr>
-          <w:rFonts w:ascii="Arial" w:hAnsi="Arial" w:cs="Arial"/>
-          <w:color w:val="0563C1"/>
-          <w:sz w:val="24"/>
-          <w:szCs w:val="24"/>
-          <w:u w:val="single"/>
-          <w:lang w:val="fr-FR"/>
-        </w:rPr>
-        <w:t>https://live.euronext.com/sites/default/files/company_press_releases/attachments/2026/02/24/cpr03_lesechos_16165_1390609_ALTENPress_release_Annual_results_2025.pdf</w:t>
-      </w:r>
-      <w:r>
-        <w:rPr>
-          <w:rFonts w:ascii="Arial" w:hAnsi="Arial" w:cs="Arial"/>
-          <w:sz w:val="24"/>
-          <w:szCs w:val="24"/>
-          <w:lang w:val="fr-FR"/>
-        </w:rPr>
-        <w:t xml:space="preserve"> (consulté le 8 octobre 2026). Chiffre d'affaires 2025 du groupe et répartition France/international (source officielle).</w:t>
-      </w:r>
-    </w:p>
-    <w:p>
-      <w:pPr>
-        <w:pStyle w:val="Paragraphedeliste"/>
-        <w:rPr>
-          <w:rFonts w:ascii="Arial" w:hAnsi="Arial" w:cs="Arial"/>
-          <w:sz w:val="24"/>
-          <w:szCs w:val="24"/>
-          <w:lang w:val="fr-FR"/>
-        </w:rPr>
-      </w:pPr>
-      <w:r>
-        <w:rPr>
-          <w:rFonts w:ascii="Arial" w:hAnsi="Arial" w:cs="Arial"/>
-          <w:b/>
-          <w:sz w:val="24"/>
-          <w:szCs w:val="24"/>
-          <w:lang w:val="fr-FR"/>
-        </w:rPr>
-        <w:t xml:space="preserve">ALTEN, communiqué « Chiffre d'affaires annuel 2025 » (29 janvier 2026) — </w:t>
-      </w:r>
-      <w:r>
-        <w:rPr>
-          <w:rFonts w:ascii="Arial" w:hAnsi="Arial" w:cs="Arial"/>
-          <w:color w:val="0563C1"/>
-          <w:sz w:val="24"/>
-          <w:szCs w:val="24"/>
-          <w:u w:val="single"/>
-          <w:lang w:val="fr-FR"/>
-        </w:rPr>
-        <w:t>https://lesechos-comfi.lesechos.fr/press-release/alten-epa-ate-alten-chiffre-daffaires-annuel-2025-QLxAVsGaPyr</w:t>
-      </w:r>
-      <w:r>
-        <w:rPr>
-          <w:rFonts w:ascii="Arial" w:hAnsi="Arial" w:cs="Arial"/>
-          <w:sz w:val="24"/>
-          <w:szCs w:val="24"/>
-          <w:lang w:val="fr-FR"/>
-        </w:rPr>
-        <w:t xml:space="preserve"> (consulté le 8 octobre 2026). Chiffre d'affaires 2025, part de la France (34,6 %).</w:t>
-      </w:r>
-    </w:p>
-    <w:p>
-      <w:pPr>
-        <w:pStyle w:val="Paragraphedeliste"/>
-        <w:rPr>
-          <w:rFonts w:ascii="Arial" w:hAnsi="Arial" w:cs="Arial"/>
-          <w:sz w:val="24"/>
-          <w:szCs w:val="24"/>
-          <w:lang w:val="fr-FR"/>
-        </w:rPr>
-      </w:pPr>
-      <w:r>
-        <w:rPr>
-          <w:rFonts w:ascii="Arial" w:hAnsi="Arial" w:cs="Arial"/>
-          <w:b/>
-          <w:sz w:val="24"/>
-          <w:szCs w:val="24"/>
-          <w:lang w:val="fr-FR"/>
-        </w:rPr>
-        <w:t xml:space="preserve">Wikipédia, article « Alten » — </w:t>
-      </w:r>
-      <w:r>
-        <w:rPr>
-          <w:rFonts w:ascii="Arial" w:hAnsi="Arial" w:cs="Arial"/>
-          <w:color w:val="0563C1"/>
-          <w:sz w:val="24"/>
-          <w:szCs w:val="24"/>
-          <w:u w:val="single"/>
-          <w:lang w:val="fr-FR"/>
-        </w:rPr>
-        <w:t>https://fr.wikipedia.org/wiki/Alten</w:t>
-      </w:r>
-      <w:r>
-        <w:rPr>
-          <w:rFonts w:ascii="Arial" w:hAnsi="Arial" w:cs="Arial"/>
-          <w:sz w:val="24"/>
-          <w:szCs w:val="24"/>
-          <w:lang w:val="fr-FR"/>
-        </w:rPr>
-        <w:t xml:space="preserve"> (consulté le 8 octobre 2026). Effectifs 2025, forme juridique, siège social, cotation.</w:t>
-      </w:r>
-    </w:p>
+      </w:sdtEndPr>
+      <w:sdtContent>
+        <w:p>
+          <w:pPr>
+            <w:pStyle w:val="Titre1"/>
+            <w:rPr>
+              <w:rFonts w:ascii="Arial" w:hAnsi="Arial" w:cs="Arial"/>
+              <w:sz w:val="24"/>
+              <w:szCs w:val="24"/>
+              <w:lang w:val="fr-FR"/>
+            </w:rPr>
+          </w:pPr>
+          <w:r>
+            <w:rPr>
+              <w:rFonts w:ascii="Arial" w:hAnsi="Arial" w:cs="Arial"/>
+              <w:sz w:val="24"/>
+              <w:szCs w:val="24"/>
+              <w:lang w:val="fr-FR"/>
+            </w:rPr>
+            <w:t>Sitographie</w:t>
+          </w:r>
+        </w:p>
+        <w:p>
+          <w:pPr>
+            <w:rPr>
+              <w:lang w:val="fr-FR"/>
+            </w:rPr>
+          </w:pPr>
+        </w:p>
+        <w:sdt>
+          <w:sdtPr>
+            <w:rPr>
+              <w:rFonts w:ascii="Arial" w:hAnsi="Arial" w:cs="Arial"/>
+              <w:sz w:val="24"/>
+              <w:szCs w:val="24"/>
+            </w:rPr>
+            <w:id w:val="-573587230"/>
+            <w:bibliography/>
+          </w:sdtPr>
+          <w:sdtContent>
+            <w:p>
+              <w:pPr>
+                <w:pStyle w:val="Bibliographie"/>
+                <w:ind w:left="720" w:hanging="720"/>
+                <w:rPr>
+                  <w:rFonts w:ascii="Arial" w:hAnsi="Arial" w:cs="Arial"/>
+                  <w:noProof/>
+                  <w:sz w:val="24"/>
+                  <w:szCs w:val="24"/>
+                  <w:lang w:val="fr-FR"/>
+                </w:rPr>
+              </w:pPr>
+              <w:r>
+                <w:rPr>
+                  <w:rFonts w:ascii="Arial" w:hAnsi="Arial" w:cs="Arial"/>
+                  <w:sz w:val="24"/>
+                  <w:szCs w:val="24"/>
+                </w:rPr>
+                <w:fldChar w:fldCharType="begin"/>
+              </w:r>
+              <w:r>
+                <w:rPr>
+                  <w:rFonts w:ascii="Arial" w:hAnsi="Arial" w:cs="Arial"/>
+                  <w:sz w:val="24"/>
+                  <w:szCs w:val="24"/>
+                  <w:lang w:val="fr-FR"/>
+                </w:rPr>
+                <w:instrText>BIBLIOGRAPHY</w:instrText>
+              </w:r>
+              <w:r>
+                <w:rPr>
+                  <w:rFonts w:ascii="Arial" w:hAnsi="Arial" w:cs="Arial"/>
+                  <w:sz w:val="24"/>
+                  <w:szCs w:val="24"/>
+                </w:rPr>
+                <w:fldChar w:fldCharType="separate"/>
+              </w:r>
+              <w:r>
+                <w:rPr>
+                  <w:rFonts w:ascii="Arial" w:hAnsi="Arial" w:cs="Arial"/>
+                  <w:noProof/>
+                  <w:sz w:val="24"/>
+                  <w:szCs w:val="24"/>
+                  <w:lang w:val="fr-FR"/>
+                </w:rPr>
+                <w:t>(s.d.). Récupéré sur Docuement de Référence 2010: https://www.alten.com/wp-content/uploads/2019/02/Document-de-reference-2010.pdf</w:t>
+              </w:r>
+            </w:p>
+            <w:p>
+              <w:pPr>
+                <w:pStyle w:val="Bibliographie"/>
+                <w:ind w:left="720" w:hanging="720"/>
+                <w:rPr>
+                  <w:rFonts w:ascii="Arial" w:hAnsi="Arial" w:cs="Arial"/>
+                  <w:noProof/>
+                  <w:sz w:val="24"/>
+                  <w:szCs w:val="24"/>
+                  <w:lang w:val="fr-FR"/>
+                </w:rPr>
+              </w:pPr>
+              <w:r>
+                <w:rPr>
+                  <w:rFonts w:ascii="Arial" w:hAnsi="Arial" w:cs="Arial"/>
+                  <w:i/>
+                  <w:iCs/>
+                  <w:noProof/>
+                  <w:sz w:val="24"/>
+                  <w:szCs w:val="24"/>
+                  <w:lang w:val="fr-FR"/>
+                </w:rPr>
+                <w:t>ALTEN - Wikipedia</w:t>
+              </w:r>
+              <w:r>
+                <w:rPr>
+                  <w:rFonts w:ascii="Arial" w:hAnsi="Arial" w:cs="Arial"/>
+                  <w:noProof/>
+                  <w:sz w:val="24"/>
+                  <w:szCs w:val="24"/>
+                  <w:lang w:val="fr-FR"/>
+                </w:rPr>
+                <w:t>. (s.d.). Récupéré sur Wikipedia: https://fr.wikipedia.org/wiki/Alten</w:t>
+              </w:r>
+            </w:p>
+            <w:p>
+              <w:pPr>
+                <w:pStyle w:val="Bibliographie"/>
+                <w:ind w:left="720" w:hanging="720"/>
+                <w:rPr>
+                  <w:rFonts w:ascii="Arial" w:hAnsi="Arial" w:cs="Arial"/>
+                  <w:noProof/>
+                  <w:sz w:val="24"/>
+                  <w:szCs w:val="24"/>
+                  <w:lang w:val="fr-FR"/>
+                </w:rPr>
+              </w:pPr>
+              <w:r>
+                <w:rPr>
+                  <w:rFonts w:ascii="Arial" w:hAnsi="Arial" w:cs="Arial"/>
+                  <w:noProof/>
+                  <w:sz w:val="24"/>
+                  <w:szCs w:val="24"/>
+                  <w:lang w:val="fr-FR"/>
+                </w:rPr>
+                <w:t xml:space="preserve">Alten. (s.d.). </w:t>
+              </w:r>
+              <w:r>
+                <w:rPr>
+                  <w:rFonts w:ascii="Arial" w:hAnsi="Arial" w:cs="Arial"/>
+                  <w:i/>
+                  <w:iCs/>
+                  <w:noProof/>
+                  <w:sz w:val="24"/>
+                  <w:szCs w:val="24"/>
+                  <w:lang w:val="fr-FR"/>
+                </w:rPr>
+                <w:t>ALTEN - Ingenierie et IT Services - FRANCE</w:t>
+              </w:r>
+              <w:r>
+                <w:rPr>
+                  <w:rFonts w:ascii="Arial" w:hAnsi="Arial" w:cs="Arial"/>
+                  <w:noProof/>
+                  <w:sz w:val="24"/>
+                  <w:szCs w:val="24"/>
+                  <w:lang w:val="fr-FR"/>
+                </w:rPr>
+                <w:t>. Récupéré sur https://www.alten.fr/</w:t>
+              </w:r>
+            </w:p>
+            <w:p>
+              <w:pPr>
+                <w:pStyle w:val="Bibliographie"/>
+                <w:ind w:left="720" w:hanging="720"/>
+                <w:rPr>
+                  <w:rFonts w:ascii="Arial" w:hAnsi="Arial" w:cs="Arial"/>
+                  <w:noProof/>
+                  <w:sz w:val="24"/>
+                  <w:szCs w:val="24"/>
+                  <w:lang w:val="fr-FR"/>
+                </w:rPr>
+              </w:pPr>
+              <w:r>
+                <w:rPr>
+                  <w:rFonts w:ascii="Arial" w:hAnsi="Arial" w:cs="Arial"/>
+                  <w:i/>
+                  <w:iCs/>
+                  <w:noProof/>
+                  <w:sz w:val="24"/>
+                  <w:szCs w:val="24"/>
+                  <w:lang w:val="fr-FR"/>
+                </w:rPr>
+                <w:t>ALTEN Cours Action</w:t>
+              </w:r>
+              <w:r>
+                <w:rPr>
+                  <w:rFonts w:ascii="Arial" w:hAnsi="Arial" w:cs="Arial"/>
+                  <w:i/>
+                  <w:iCs/>
+                  <w:noProof/>
+                  <w:sz w:val="24"/>
+                  <w:szCs w:val="24"/>
+                  <w:lang w:val="fr-FR"/>
+                </w:rPr>
+                <w:fldChar w:fldCharType="begin"/>
+              </w:r>
+              <w:r>
+                <w:rPr>
+                  <w:rFonts w:ascii="Arial" w:hAnsi="Arial" w:cs="Arial"/>
+                  <w:sz w:val="24"/>
+                  <w:szCs w:val="24"/>
+                  <w:lang w:val="fr-FR"/>
+                </w:rPr>
+                <w:instrText xml:space="preserve"> XE "</w:instrText>
+              </w:r>
+              <w:r>
+                <w:rPr>
+                  <w:rFonts w:ascii="Arial" w:hAnsi="Arial" w:cs="Arial"/>
+                  <w:b/>
+                  <w:sz w:val="24"/>
+                  <w:szCs w:val="24"/>
+                  <w:lang w:val="fr-FR"/>
+                </w:rPr>
+                <w:instrText>Action</w:instrText>
+              </w:r>
+              <w:r>
+                <w:rPr>
+                  <w:rFonts w:ascii="Arial" w:hAnsi="Arial" w:cs="Arial"/>
+                  <w:sz w:val="24"/>
+                  <w:szCs w:val="24"/>
+                  <w:lang w:val="fr-FR"/>
+                </w:rPr>
+                <w:instrText xml:space="preserve">" \i </w:instrText>
+              </w:r>
+              <w:r>
+                <w:rPr>
+                  <w:rFonts w:ascii="Arial" w:hAnsi="Arial" w:cs="Arial"/>
+                  <w:i/>
+                  <w:iCs/>
+                  <w:noProof/>
+                  <w:sz w:val="24"/>
+                  <w:szCs w:val="24"/>
+                  <w:lang w:val="fr-FR"/>
+                </w:rPr>
+                <w:fldChar w:fldCharType="end"/>
+              </w:r>
+              <w:r>
+                <w:rPr>
+                  <w:rFonts w:ascii="Arial" w:hAnsi="Arial" w:cs="Arial"/>
+                  <w:i/>
+                  <w:iCs/>
+                  <w:noProof/>
+                  <w:sz w:val="24"/>
+                  <w:szCs w:val="24"/>
+                  <w:lang w:val="fr-FR"/>
+                </w:rPr>
+                <w:t xml:space="preserve"> ATE, COTATION - Bourse euronext PARIS - BOURSORAMA</w:t>
+              </w:r>
+              <w:r>
+                <w:rPr>
+                  <w:rFonts w:ascii="Arial" w:hAnsi="Arial" w:cs="Arial"/>
+                  <w:noProof/>
+                  <w:sz w:val="24"/>
+                  <w:szCs w:val="24"/>
+                  <w:lang w:val="fr-FR"/>
+                </w:rPr>
+                <w:t>. (s.d.). Récupéré sur Boursorama: https://www.boursorama.com/cours/1rPATE/</w:t>
+              </w:r>
+            </w:p>
+            <w:p>
+              <w:pPr>
+                <w:pStyle w:val="Bibliographie"/>
+                <w:ind w:left="720" w:hanging="720"/>
+                <w:rPr>
+                  <w:rFonts w:ascii="Arial" w:hAnsi="Arial" w:cs="Arial"/>
+                  <w:noProof/>
+                  <w:sz w:val="24"/>
+                  <w:szCs w:val="24"/>
+                  <w:lang w:val="fr-FR"/>
+                </w:rPr>
+              </w:pPr>
+              <w:r>
+                <w:rPr>
+                  <w:rFonts w:ascii="Arial" w:hAnsi="Arial" w:cs="Arial"/>
+                  <w:i/>
+                  <w:iCs/>
+                  <w:noProof/>
+                  <w:sz w:val="24"/>
+                  <w:szCs w:val="24"/>
+                  <w:lang w:val="fr-FR"/>
+                </w:rPr>
+                <w:t>ALTEN fait evoluer sa gouvernance - ALTEN Group</w:t>
+              </w:r>
+              <w:r>
+                <w:rPr>
+                  <w:rFonts w:ascii="Arial" w:hAnsi="Arial" w:cs="Arial"/>
+                  <w:noProof/>
+                  <w:sz w:val="24"/>
+                  <w:szCs w:val="24"/>
+                  <w:lang w:val="fr-FR"/>
+                </w:rPr>
+                <w:t>. (s.d.). Récupéré sur https://www.alten.com/fr/alten-fait-evoluer-sa-gouvernance/</w:t>
+              </w:r>
+            </w:p>
+            <w:p>
+              <w:pPr>
+                <w:pStyle w:val="Bibliographie"/>
+                <w:ind w:left="720" w:hanging="720"/>
+                <w:rPr>
+                  <w:rFonts w:ascii="Arial" w:hAnsi="Arial" w:cs="Arial"/>
+                  <w:noProof/>
+                  <w:sz w:val="24"/>
+                  <w:szCs w:val="24"/>
+                  <w:lang w:val="fr-FR"/>
+                </w:rPr>
+              </w:pPr>
+              <w:r>
+                <w:rPr>
+                  <w:rFonts w:ascii="Arial" w:hAnsi="Arial" w:cs="Arial"/>
+                  <w:i/>
+                  <w:iCs/>
+                  <w:noProof/>
+                  <w:sz w:val="24"/>
+                  <w:szCs w:val="24"/>
+                  <w:lang w:val="fr-FR"/>
+                </w:rPr>
+                <w:t>ALTEN s'engage - ALTEN France</w:t>
+              </w:r>
+              <w:r>
+                <w:rPr>
+                  <w:rFonts w:ascii="Arial" w:hAnsi="Arial" w:cs="Arial"/>
+                  <w:noProof/>
+                  <w:sz w:val="24"/>
+                  <w:szCs w:val="24"/>
+                  <w:lang w:val="fr-FR"/>
+                </w:rPr>
+                <w:t>. (s.d.). Récupéré sur https://www.alten.fr/alten-sengage/</w:t>
+              </w:r>
+            </w:p>
+            <w:p>
+              <w:pPr>
+                <w:pStyle w:val="Bibliographie"/>
+                <w:ind w:left="720" w:hanging="720"/>
+                <w:rPr>
+                  <w:rFonts w:ascii="Arial" w:hAnsi="Arial" w:cs="Arial"/>
+                  <w:noProof/>
+                  <w:sz w:val="24"/>
+                  <w:szCs w:val="24"/>
+                  <w:lang w:val="fr-FR"/>
+                </w:rPr>
+              </w:pPr>
+              <w:r>
+                <w:rPr>
+                  <w:rFonts w:ascii="Arial" w:hAnsi="Arial" w:cs="Arial"/>
+                  <w:i/>
+                  <w:iCs/>
+                  <w:noProof/>
+                  <w:sz w:val="24"/>
+                  <w:szCs w:val="24"/>
+                  <w:lang w:val="fr-FR"/>
+                </w:rPr>
+                <w:t>Nous connaitre - ALTEN Group</w:t>
+              </w:r>
+              <w:r>
+                <w:rPr>
+                  <w:rFonts w:ascii="Arial" w:hAnsi="Arial" w:cs="Arial"/>
+                  <w:noProof/>
+                  <w:sz w:val="24"/>
+                  <w:szCs w:val="24"/>
+                  <w:lang w:val="fr-FR"/>
+                </w:rPr>
+                <w:t>. (s.d.). Récupéré sur ALTEN: https://www.alten.com/fr/le-groupe/nous-connaitre/</w:t>
+              </w:r>
+            </w:p>
+            <w:p>
+              <w:pPr>
+                <w:pStyle w:val="Bibliographie"/>
+                <w:ind w:left="720" w:hanging="720"/>
+                <w:rPr>
+                  <w:rFonts w:ascii="Arial" w:hAnsi="Arial" w:cs="Arial"/>
+                  <w:noProof/>
+                  <w:sz w:val="24"/>
+                  <w:szCs w:val="24"/>
+                  <w:lang w:val="fr-FR"/>
+                </w:rPr>
+              </w:pPr>
+              <w:r>
+                <w:rPr>
+                  <w:rFonts w:ascii="Arial" w:hAnsi="Arial" w:cs="Arial"/>
+                  <w:i/>
+                  <w:iCs/>
+                  <w:noProof/>
+                  <w:sz w:val="24"/>
+                  <w:szCs w:val="24"/>
+                  <w:lang w:val="fr-FR"/>
+                </w:rPr>
+                <w:t>Présentation du groupe ALTEN</w:t>
+              </w:r>
+              <w:r>
+                <w:rPr>
+                  <w:rFonts w:ascii="Arial" w:hAnsi="Arial" w:cs="Arial"/>
+                  <w:noProof/>
+                  <w:sz w:val="24"/>
+                  <w:szCs w:val="24"/>
+                  <w:lang w:val="fr-FR"/>
+                </w:rPr>
+                <w:t>. (s.d.). Récupéré sur https://www.alten.com/fr/le-groupe/</w:t>
+              </w:r>
+            </w:p>
+            <w:p>
+              <w:pPr>
+                <w:pStyle w:val="Bibliographie"/>
+                <w:ind w:left="720" w:hanging="720"/>
+                <w:rPr>
+                  <w:rFonts w:ascii="Arial" w:hAnsi="Arial" w:cs="Arial"/>
+                  <w:noProof/>
+                  <w:sz w:val="24"/>
+                  <w:szCs w:val="24"/>
+                  <w:lang w:val="fr-FR"/>
+                </w:rPr>
+              </w:pPr>
+              <w:r>
+                <w:rPr>
+                  <w:rFonts w:ascii="Arial" w:hAnsi="Arial" w:cs="Arial"/>
+                  <w:i/>
+                  <w:iCs/>
+                  <w:noProof/>
+                  <w:sz w:val="24"/>
+                  <w:szCs w:val="24"/>
+                  <w:lang w:val="fr-FR"/>
+                </w:rPr>
+                <w:t>Résultat annuels 2025</w:t>
+              </w:r>
+              <w:r>
+                <w:rPr>
+                  <w:rFonts w:ascii="Arial" w:hAnsi="Arial" w:cs="Arial"/>
+                  <w:noProof/>
+                  <w:sz w:val="24"/>
+                  <w:szCs w:val="24"/>
+                  <w:lang w:val="fr-FR"/>
+                </w:rPr>
+                <w:t>. (s.d.). Récupéré sur https://www.alten.com/fr/resultats-annuels-2025/</w:t>
+              </w:r>
+            </w:p>
+            <w:p>
+              <w:pPr>
+                <w:pStyle w:val="Bibliographie"/>
+                <w:ind w:left="720" w:hanging="720"/>
+                <w:rPr>
+                  <w:rFonts w:ascii="Arial" w:hAnsi="Arial" w:cs="Arial"/>
+                  <w:noProof/>
+                  <w:sz w:val="24"/>
+                  <w:szCs w:val="24"/>
+                  <w:lang w:val="fr-FR"/>
+                </w:rPr>
+              </w:pPr>
+              <w:r>
+                <w:rPr>
+                  <w:rFonts w:ascii="Arial" w:hAnsi="Arial" w:cs="Arial"/>
+                  <w:i/>
+                  <w:iCs/>
+                  <w:noProof/>
+                  <w:sz w:val="24"/>
+                  <w:szCs w:val="24"/>
+                  <w:lang w:val="fr-FR"/>
+                </w:rPr>
+                <w:t>Résultats annuels 2025 - Euronext</w:t>
+              </w:r>
+              <w:r>
+                <w:rPr>
+                  <w:rFonts w:ascii="Arial" w:hAnsi="Arial" w:cs="Arial"/>
+                  <w:noProof/>
+                  <w:sz w:val="24"/>
+                  <w:szCs w:val="24"/>
+                  <w:lang w:val="fr-FR"/>
+                </w:rPr>
+                <w:t>. (s.d.). Récupéré sur file:///C:/Users/Utilisateur/Downloads/cpr03_lesechos_16165_1390609_ALTENPress_release_Annual_results_2025.pdf</w:t>
+              </w:r>
+            </w:p>
+            <w:p>
+              <w:pPr>
+                <w:rPr>
+                  <w:rFonts w:ascii="Arial" w:hAnsi="Arial" w:cs="Arial"/>
+                  <w:sz w:val="24"/>
+                  <w:szCs w:val="24"/>
+                </w:rPr>
+              </w:pPr>
+              <w:r>
+                <w:rPr>
+                  <w:rFonts w:ascii="Arial" w:hAnsi="Arial" w:cs="Arial"/>
+                  <w:b/>
+                  <w:bCs/>
+                  <w:sz w:val="24"/>
+                  <w:szCs w:val="24"/>
+                </w:rPr>
+                <w:fldChar w:fldCharType="end"/>
+              </w:r>
+            </w:p>
+          </w:sdtContent>
+        </w:sdt>
+      </w:sdtContent>
+    </w:sdt>
     <w:p>
       <w:pPr>
         <w:pStyle w:val="Paragraphedeliste"/>
@@ -2981,74 +4898,9 @@
           <w:szCs w:val="24"/>
         </w:rPr>
       </w:pPr>
-      <w:r>
-        <w:rPr>
-          <w:rFonts w:ascii="Arial" w:hAnsi="Arial" w:cs="Arial"/>
-          <w:b/>
-          <w:sz w:val="24"/>
-          <w:szCs w:val="24"/>
-          <w:lang w:val="fr-FR"/>
-        </w:rPr>
-        <w:t xml:space="preserve">Boursorama, cotation ALTEN (ATE) — </w:t>
-      </w:r>
-      <w:r>
-        <w:rPr>
-          <w:rFonts w:ascii="Arial" w:hAnsi="Arial" w:cs="Arial"/>
-          <w:color w:val="0563C1"/>
-          <w:sz w:val="24"/>
-          <w:szCs w:val="24"/>
-          <w:u w:val="single"/>
-          <w:lang w:val="fr-FR"/>
-        </w:rPr>
-        <w:t>https://www.boursorama.com/cours/1rPATE/</w:t>
-      </w:r>
-      <w:r>
-        <w:rPr>
-          <w:rFonts w:ascii="Arial" w:hAnsi="Arial" w:cs="Arial"/>
-          <w:sz w:val="24"/>
-          <w:szCs w:val="24"/>
-          <w:lang w:val="fr-FR"/>
-        </w:rPr>
-        <w:t xml:space="preserve"> (consulté le 8 octobre 2026). </w:t>
-      </w:r>
-      <w:proofErr w:type="spellStart"/>
-      <w:r>
-        <w:rPr>
-          <w:rFonts w:ascii="Arial" w:hAnsi="Arial" w:cs="Arial"/>
-          <w:sz w:val="24"/>
-          <w:szCs w:val="24"/>
-        </w:rPr>
-        <w:t>Cotation</w:t>
-      </w:r>
-      <w:proofErr w:type="spellEnd"/>
-      <w:r>
-        <w:rPr>
-          <w:rFonts w:ascii="Arial" w:hAnsi="Arial" w:cs="Arial"/>
-          <w:sz w:val="24"/>
-          <w:szCs w:val="24"/>
-        </w:rPr>
-        <w:t xml:space="preserve"> </w:t>
-      </w:r>
-      <w:proofErr w:type="spellStart"/>
-      <w:r>
-        <w:rPr>
-          <w:rFonts w:ascii="Arial" w:hAnsi="Arial" w:cs="Arial"/>
-          <w:sz w:val="24"/>
-          <w:szCs w:val="24"/>
-        </w:rPr>
-        <w:t>en</w:t>
-      </w:r>
-      <w:proofErr w:type="spellEnd"/>
-      <w:r>
-        <w:rPr>
-          <w:rFonts w:ascii="Arial" w:hAnsi="Arial" w:cs="Arial"/>
-          <w:sz w:val="24"/>
-          <w:szCs w:val="24"/>
-        </w:rPr>
-        <w:t xml:space="preserve"> bourse, code ATE, Euronext Paris.</w:t>
-      </w:r>
     </w:p>
     <w:sectPr>
+      <w:type w:val="continuous"/>
       <w:pgSz w:w="12240" w:h="15840"/>
       <w:pgMar w:top="1440" w:right="1800" w:bottom="1440" w:left="1800" w:header="720" w:footer="720" w:gutter="0"/>
       <w:cols w:space="720"/>
@@ -3056,6 +4908,56 @@
     </w:sectPr>
   </w:body>
 </w:document>
+</file>
+
+<file path=word/endnotes.xml><?xml version="1.0" encoding="utf-8"?>
+<w:endnotes xmlns:wpc="http://schemas.microsoft.com/office/word/2010/wordprocessingCanvas" xmlns:cx="http://schemas.microsoft.com/office/drawing/2014/chartex" xmlns:cx1="http://schemas.microsoft.com/office/drawing/2015/9/8/chartex" xmlns:cx2="http://schemas.microsoft.com/office/drawing/2015/10/21/chartex" xmlns:cx3="http://schemas.microsoft.com/office/drawing/2016/5/9/chartex" xmlns:cx4="http://schemas.microsoft.com/office/drawing/2016/5/10/chartex" xmlns:cx5="http://schemas.microsoft.com/office/drawing/2016/5/11/chartex" xmlns:cx6="http://schemas.microsoft.com/office/drawing/2016/5/12/chartex" xmlns:cx7="http://schemas.microsoft.com/office/drawing/2016/5/13/chartex" xmlns:cx8="http://schemas.microsoft.com/office/drawing/2016/5/14/chartex" xmlns:mc="http://schemas.openxmlformats.org/markup-compatibility/2006" xmlns:aink="http://schemas.microsoft.com/office/drawing/2016/ink" xmlns:am3d="http://schemas.microsoft.com/office/drawing/2017/model3d" xmlns:o="urn:schemas-microsoft-com:office:office" xmlns:oel="http://schemas.microsoft.com/office/2019/extlst" xmlns:r="http://schemas.openxmlformats.org/officeDocument/2006/relationships" xmlns:m="http://schemas.openxmlformats.org/officeDocument/2006/math" xmlns:v="urn:schemas-microsoft-com:vml" xmlns:wp14="http://schemas.microsoft.com/office/word/2010/wordprocessingDrawing" xmlns:wp="http://schemas.openxmlformats.org/drawingml/2006/wordprocessingDrawing" xmlns:w10="urn:schemas-microsoft-com:office:word" xmlns:w="http://schemas.openxmlformats.org/wordprocessingml/2006/main" xmlns:w14="http://schemas.microsoft.com/office/word/2010/wordml" xmlns:w15="http://schemas.microsoft.com/office/word/2012/wordml" xmlns:w16cex="http://schemas.microsoft.com/office/word/2018/wordml/cex" xmlns:w16cid="http://schemas.microsoft.com/office/word/2016/wordml/cid" xmlns:w16="http://schemas.microsoft.com/office/word/2018/wordml" xmlns:w16du="http://schemas.microsoft.com/office/word/2023/wordml/word16du" xmlns:w16sdtdh="http://schemas.microsoft.com/office/word/2020/wordml/sdtdatahash" xmlns:w16sdtfl="http://schemas.microsoft.com/office/word/2024/wordml/sdtformatlock" xmlns:w16se="http://schemas.microsoft.com/office/word/2015/wordml/symex" xmlns:wpg="http://schemas.microsoft.com/office/word/2010/wordprocessingGroup" xmlns:wpi="http://schemas.microsoft.com/office/word/2010/wordprocessingInk" xmlns:wne="http://schemas.microsoft.com/office/word/2006/wordml" xmlns:wps="http://schemas.microsoft.com/office/word/2010/wordprocessingShape" mc:Ignorable="w14 w15 w16se w16cid w16 w16cex w16sdtdh w16sdtfl w16du wp14">
+  <w:endnote w:type="separator" w:id="-1">
+    <w:p>
+      <w:pPr>
+        <w:spacing w:after="0" w:line="240" w:lineRule="auto"/>
+      </w:pPr>
+      <w:r>
+        <w:separator/>
+      </w:r>
+    </w:p>
+  </w:endnote>
+  <w:endnote w:type="continuationSeparator" w:id="0">
+    <w:p>
+      <w:pPr>
+        <w:spacing w:after="0" w:line="240" w:lineRule="auto"/>
+      </w:pPr>
+      <w:r>
+        <w:continuationSeparator/>
+      </w:r>
+    </w:p>
+  </w:endnote>
+</w:endnotes>
+</file>
+
+<file path=word/footnotes.xml><?xml version="1.0" encoding="utf-8"?>
+<w:footnotes xmlns:wpc="http://schemas.microsoft.com/office/word/2010/wordprocessingCanvas" xmlns:cx="http://schemas.microsoft.com/office/drawing/2014/chartex" xmlns:cx1="http://schemas.microsoft.com/office/drawing/2015/9/8/chartex" xmlns:cx2="http://schemas.microsoft.com/office/drawing/2015/10/21/chartex" xmlns:cx3="http://schemas.microsoft.com/office/drawing/2016/5/9/chartex" xmlns:cx4="http://schemas.microsoft.com/office/drawing/2016/5/10/chartex" xmlns:cx5="http://schemas.microsoft.com/office/drawing/2016/5/11/chartex" xmlns:cx6="http://schemas.microsoft.com/office/drawing/2016/5/12/chartex" xmlns:cx7="http://schemas.microsoft.com/office/drawing/2016/5/13/chartex" xmlns:cx8="http://schemas.microsoft.com/office/drawing/2016/5/14/chartex" xmlns:mc="http://schemas.openxmlformats.org/markup-compatibility/2006" xmlns:aink="http://schemas.microsoft.com/office/drawing/2016/ink" xmlns:am3d="http://schemas.microsoft.com/office/drawing/2017/model3d" xmlns:o="urn:schemas-microsoft-com:office:office" xmlns:oel="http://schemas.microsoft.com/office/2019/extlst" xmlns:r="http://schemas.openxmlformats.org/officeDocument/2006/relationships" xmlns:m="http://schemas.openxmlformats.org/officeDocument/2006/math" xmlns:v="urn:schemas-microsoft-com:vml" xmlns:wp14="http://schemas.microsoft.com/office/word/2010/wordprocessingDrawing" xmlns:wp="http://schemas.openxmlformats.org/drawingml/2006/wordprocessingDrawing" xmlns:w10="urn:schemas-microsoft-com:office:word" xmlns:w="http://schemas.openxmlformats.org/wordprocessingml/2006/main" xmlns:w14="http://schemas.microsoft.com/office/word/2010/wordml" xmlns:w15="http://schemas.microsoft.com/office/word/2012/wordml" xmlns:w16cex="http://schemas.microsoft.com/office/word/2018/wordml/cex" xmlns:w16cid="http://schemas.microsoft.com/office/word/2016/wordml/cid" xmlns:w16="http://schemas.microsoft.com/office/word/2018/wordml" xmlns:w16du="http://schemas.microsoft.com/office/word/2023/wordml/word16du" xmlns:w16sdtdh="http://schemas.microsoft.com/office/word/2020/wordml/sdtdatahash" xmlns:w16sdtfl="http://schemas.microsoft.com/office/word/2024/wordml/sdtformatlock" xmlns:w16se="http://schemas.microsoft.com/office/word/2015/wordml/symex" xmlns:wpg="http://schemas.microsoft.com/office/word/2010/wordprocessingGroup" xmlns:wpi="http://schemas.microsoft.com/office/word/2010/wordprocessingInk" xmlns:wne="http://schemas.microsoft.com/office/word/2006/wordml" xmlns:wps="http://schemas.microsoft.com/office/word/2010/wordprocessingShape" mc:Ignorable="w14 w15 w16se w16cid w16 w16cex w16sdtdh w16sdtfl w16du wp14">
+  <w:footnote w:type="separator" w:id="-1">
+    <w:p>
+      <w:pPr>
+        <w:spacing w:after="0" w:line="240" w:lineRule="auto"/>
+      </w:pPr>
+      <w:r>
+        <w:separator/>
+      </w:r>
+    </w:p>
+  </w:footnote>
+  <w:footnote w:type="continuationSeparator" w:id="0">
+    <w:p>
+      <w:pPr>
+        <w:spacing w:after="0" w:line="240" w:lineRule="auto"/>
+      </w:pPr>
+      <w:r>
+        <w:continuationSeparator/>
+      </w:r>
+    </w:p>
+  </w:footnote>
+</w:footnotes>
 </file>
 
 <file path=word/numbering.xml><?xml version="1.0" encoding="utf-8"?>
@@ -3867,7 +5769,6 @@
   <w:style w:type="character" w:default="1" w:styleId="Policepardfaut">
     <w:name w:val="Default Paragraph Font"/>
     <w:uiPriority w:val="1"/>
-    <w:semiHidden/>
     <w:unhideWhenUsed/>
   </w:style>
   <w:style w:type="table" w:default="1" w:styleId="TableauNormal">
@@ -4582,7 +6483,6 @@
     <w:basedOn w:val="Titre1"/>
     <w:next w:val="Normal"/>
     <w:uiPriority w:val="39"/>
-    <w:semiHidden/>
     <w:unhideWhenUsed/>
     <w:qFormat/>
     <w:rsid w:val="00FC693F"/>
@@ -14659,6 +16559,234 @@
       <w:sz w:val="24"/>
       <w:szCs w:val="24"/>
       <w:lang w:val="fr-FR" w:eastAsia="zh-CN" w:bidi="hi-IN"/>
+    </w:rPr>
+  </w:style>
+  <w:style w:type="character" w:styleId="Lienhypertexte">
+    <w:name w:val="Hyperlink"/>
+    <w:basedOn w:val="Policepardfaut"/>
+    <w:uiPriority w:val="99"/>
+    <w:unhideWhenUsed/>
+    <w:rsid w:val="00A76AD3"/>
+    <w:rPr>
+      <w:color w:val="0000FF" w:themeColor="hyperlink"/>
+      <w:u w:val="single"/>
+    </w:rPr>
+  </w:style>
+  <w:style w:type="character" w:styleId="Mentionnonrsolue">
+    <w:name w:val="Unresolved Mention"/>
+    <w:basedOn w:val="Policepardfaut"/>
+    <w:uiPriority w:val="99"/>
+    <w:semiHidden/>
+    <w:unhideWhenUsed/>
+    <w:rsid w:val="00A76AD3"/>
+    <w:rPr>
+      <w:color w:val="605E5C"/>
+      <w:shd w:val="clear" w:color="auto" w:fill="E1DFDD"/>
+    </w:rPr>
+  </w:style>
+  <w:style w:type="paragraph" w:styleId="Bibliographie">
+    <w:name w:val="Bibliography"/>
+    <w:basedOn w:val="Normal"/>
+    <w:next w:val="Normal"/>
+    <w:uiPriority w:val="37"/>
+    <w:unhideWhenUsed/>
+    <w:rsid w:val="00845F00"/>
+  </w:style>
+  <w:style w:type="paragraph" w:styleId="TM1">
+    <w:name w:val="toc 1"/>
+    <w:basedOn w:val="Normal"/>
+    <w:next w:val="Normal"/>
+    <w:autoRedefine/>
+    <w:uiPriority w:val="39"/>
+    <w:unhideWhenUsed/>
+    <w:rsid w:val="00845F00"/>
+    <w:pPr>
+      <w:spacing w:after="100"/>
+    </w:pPr>
+  </w:style>
+  <w:style w:type="paragraph" w:styleId="Index1">
+    <w:name w:val="index 1"/>
+    <w:basedOn w:val="Normal"/>
+    <w:next w:val="Normal"/>
+    <w:autoRedefine/>
+    <w:uiPriority w:val="99"/>
+    <w:unhideWhenUsed/>
+    <w:rsid w:val="00D26CE2"/>
+    <w:pPr>
+      <w:spacing w:after="0"/>
+      <w:ind w:left="220" w:hanging="220"/>
+    </w:pPr>
+    <w:rPr>
+      <w:rFonts w:asciiTheme="minorHAnsi" w:hAnsiTheme="minorHAnsi"/>
+      <w:sz w:val="18"/>
+      <w:szCs w:val="18"/>
+    </w:rPr>
+  </w:style>
+  <w:style w:type="paragraph" w:styleId="Index2">
+    <w:name w:val="index 2"/>
+    <w:basedOn w:val="Normal"/>
+    <w:next w:val="Normal"/>
+    <w:autoRedefine/>
+    <w:uiPriority w:val="99"/>
+    <w:unhideWhenUsed/>
+    <w:rsid w:val="00D26CE2"/>
+    <w:pPr>
+      <w:spacing w:after="0"/>
+      <w:ind w:left="440" w:hanging="220"/>
+    </w:pPr>
+    <w:rPr>
+      <w:rFonts w:asciiTheme="minorHAnsi" w:hAnsiTheme="minorHAnsi"/>
+      <w:sz w:val="18"/>
+      <w:szCs w:val="18"/>
+    </w:rPr>
+  </w:style>
+  <w:style w:type="paragraph" w:styleId="Index3">
+    <w:name w:val="index 3"/>
+    <w:basedOn w:val="Normal"/>
+    <w:next w:val="Normal"/>
+    <w:autoRedefine/>
+    <w:uiPriority w:val="99"/>
+    <w:unhideWhenUsed/>
+    <w:rsid w:val="00D26CE2"/>
+    <w:pPr>
+      <w:spacing w:after="0"/>
+      <w:ind w:left="660" w:hanging="220"/>
+    </w:pPr>
+    <w:rPr>
+      <w:rFonts w:asciiTheme="minorHAnsi" w:hAnsiTheme="minorHAnsi"/>
+      <w:sz w:val="18"/>
+      <w:szCs w:val="18"/>
+    </w:rPr>
+  </w:style>
+  <w:style w:type="paragraph" w:styleId="Index4">
+    <w:name w:val="index 4"/>
+    <w:basedOn w:val="Normal"/>
+    <w:next w:val="Normal"/>
+    <w:autoRedefine/>
+    <w:uiPriority w:val="99"/>
+    <w:unhideWhenUsed/>
+    <w:rsid w:val="00D26CE2"/>
+    <w:pPr>
+      <w:spacing w:after="0"/>
+      <w:ind w:left="880" w:hanging="220"/>
+    </w:pPr>
+    <w:rPr>
+      <w:rFonts w:asciiTheme="minorHAnsi" w:hAnsiTheme="minorHAnsi"/>
+      <w:sz w:val="18"/>
+      <w:szCs w:val="18"/>
+    </w:rPr>
+  </w:style>
+  <w:style w:type="paragraph" w:styleId="Index5">
+    <w:name w:val="index 5"/>
+    <w:basedOn w:val="Normal"/>
+    <w:next w:val="Normal"/>
+    <w:autoRedefine/>
+    <w:uiPriority w:val="99"/>
+    <w:unhideWhenUsed/>
+    <w:rsid w:val="00D26CE2"/>
+    <w:pPr>
+      <w:spacing w:after="0"/>
+      <w:ind w:left="1100" w:hanging="220"/>
+    </w:pPr>
+    <w:rPr>
+      <w:rFonts w:asciiTheme="minorHAnsi" w:hAnsiTheme="minorHAnsi"/>
+      <w:sz w:val="18"/>
+      <w:szCs w:val="18"/>
+    </w:rPr>
+  </w:style>
+  <w:style w:type="paragraph" w:styleId="Index6">
+    <w:name w:val="index 6"/>
+    <w:basedOn w:val="Normal"/>
+    <w:next w:val="Normal"/>
+    <w:autoRedefine/>
+    <w:uiPriority w:val="99"/>
+    <w:unhideWhenUsed/>
+    <w:rsid w:val="00D26CE2"/>
+    <w:pPr>
+      <w:spacing w:after="0"/>
+      <w:ind w:left="1320" w:hanging="220"/>
+    </w:pPr>
+    <w:rPr>
+      <w:rFonts w:asciiTheme="minorHAnsi" w:hAnsiTheme="minorHAnsi"/>
+      <w:sz w:val="18"/>
+      <w:szCs w:val="18"/>
+    </w:rPr>
+  </w:style>
+  <w:style w:type="paragraph" w:styleId="Index7">
+    <w:name w:val="index 7"/>
+    <w:basedOn w:val="Normal"/>
+    <w:next w:val="Normal"/>
+    <w:autoRedefine/>
+    <w:uiPriority w:val="99"/>
+    <w:unhideWhenUsed/>
+    <w:rsid w:val="00D26CE2"/>
+    <w:pPr>
+      <w:spacing w:after="0"/>
+      <w:ind w:left="1540" w:hanging="220"/>
+    </w:pPr>
+    <w:rPr>
+      <w:rFonts w:asciiTheme="minorHAnsi" w:hAnsiTheme="minorHAnsi"/>
+      <w:sz w:val="18"/>
+      <w:szCs w:val="18"/>
+    </w:rPr>
+  </w:style>
+  <w:style w:type="paragraph" w:styleId="Index8">
+    <w:name w:val="index 8"/>
+    <w:basedOn w:val="Normal"/>
+    <w:next w:val="Normal"/>
+    <w:autoRedefine/>
+    <w:uiPriority w:val="99"/>
+    <w:unhideWhenUsed/>
+    <w:rsid w:val="00D26CE2"/>
+    <w:pPr>
+      <w:spacing w:after="0"/>
+      <w:ind w:left="1760" w:hanging="220"/>
+    </w:pPr>
+    <w:rPr>
+      <w:rFonts w:asciiTheme="minorHAnsi" w:hAnsiTheme="minorHAnsi"/>
+      <w:sz w:val="18"/>
+      <w:szCs w:val="18"/>
+    </w:rPr>
+  </w:style>
+  <w:style w:type="paragraph" w:styleId="Index9">
+    <w:name w:val="index 9"/>
+    <w:basedOn w:val="Normal"/>
+    <w:next w:val="Normal"/>
+    <w:autoRedefine/>
+    <w:uiPriority w:val="99"/>
+    <w:unhideWhenUsed/>
+    <w:rsid w:val="00D26CE2"/>
+    <w:pPr>
+      <w:spacing w:after="0"/>
+      <w:ind w:left="1980" w:hanging="220"/>
+    </w:pPr>
+    <w:rPr>
+      <w:rFonts w:asciiTheme="minorHAnsi" w:hAnsiTheme="minorHAnsi"/>
+      <w:sz w:val="18"/>
+      <w:szCs w:val="18"/>
+    </w:rPr>
+  </w:style>
+  <w:style w:type="paragraph" w:styleId="Titreindex">
+    <w:name w:val="index heading"/>
+    <w:basedOn w:val="Normal"/>
+    <w:next w:val="Index1"/>
+    <w:uiPriority w:val="99"/>
+    <w:unhideWhenUsed/>
+    <w:rsid w:val="00D26CE2"/>
+    <w:pPr>
+      <w:pBdr>
+        <w:top w:val="single" w:sz="12" w:space="0" w:color="auto"/>
+      </w:pBdr>
+      <w:spacing w:before="360" w:after="240"/>
+    </w:pPr>
+    <w:rPr>
+      <w:rFonts w:asciiTheme="minorHAnsi" w:hAnsiTheme="minorHAnsi"/>
+      <w:b/>
+      <w:bCs/>
+      <w:i/>
+      <w:iCs/>
+      <w:sz w:val="26"/>
+      <w:szCs w:val="26"/>
     </w:rPr>
   </w:style>
 </w:styles>
@@ -14985,11 +17113,114 @@
 </file>
 
 <file path=customXml/item1.xml><?xml version="1.0" encoding="utf-8"?>
-<b:Sources xmlns:b="http://schemas.openxmlformats.org/officeDocument/2006/bibliography" xmlns="http://schemas.openxmlformats.org/officeDocument/2006/bibliography" SelectedStyle="/APA.XSL" StyleName="APA"/>
+<b:Sources xmlns:b="http://schemas.openxmlformats.org/officeDocument/2006/bibliography" xmlns="http://schemas.openxmlformats.org/officeDocument/2006/bibliography" SelectedStyle="\APASixthEditionOfficeOnline.xsl" StyleName="APA" Version="6">
+  <b:Source>
+    <b:Tag>Alt</b:Tag>
+    <b:SourceType>InternetSite</b:SourceType>
+    <b:Guid>{50FE92F8-6B4A-4468-8497-8BD6CDD61503}</b:Guid>
+    <b:Title>ALTEN - Ingenierie et IT Services - FRANCE</b:Title>
+    <b:Author>
+      <b:Author>
+        <b:Corporate>Alten</b:Corporate>
+      </b:Author>
+    </b:Author>
+    <b:URL>https://www.alten.fr/</b:URL>
+    <b:MonthAccessed>10</b:MonthAccessed>
+    <b:DayAccessed>08</b:DayAccessed>
+    <b:RefOrder>1</b:RefOrder>
+  </b:Source>
+  <b:Source>
+    <b:Tag>ALT</b:Tag>
+    <b:SourceType>InternetSite</b:SourceType>
+    <b:Guid>{F645D345-EA7B-42B3-8B0B-79B4F1EF77EC}</b:Guid>
+    <b:Title>ALTEN - Wikipedia</b:Title>
+    <b:InternetSiteTitle>Wikipedia</b:InternetSiteTitle>
+    <b:URL>https://fr.wikipedia.org/wiki/Alten</b:URL>
+    <b:MonthAccessed>10</b:MonthAccessed>
+    <b:DayAccessed>08</b:DayAccessed>
+    <b:RefOrder>2</b:RefOrder>
+  </b:Source>
+  <b:Source>
+    <b:Tag>Nou</b:Tag>
+    <b:SourceType>InternetSite</b:SourceType>
+    <b:Guid>{D2B00BFC-69D7-436C-9242-263F1FC91D40}</b:Guid>
+    <b:Title>Nous connaitre - ALTEN Group</b:Title>
+    <b:InternetSiteTitle>ALTEN</b:InternetSiteTitle>
+    <b:URL>https://www.alten.com/fr/le-groupe/nous-connaitre/</b:URL>
+    <b:MonthAccessed>10</b:MonthAccessed>
+    <b:DayAccessed>08</b:DayAccessed>
+    <b:RefOrder>3</b:RefOrder>
+  </b:Source>
+  <b:Source>
+    <b:Tag>Doc</b:Tag>
+    <b:SourceType>InternetSite</b:SourceType>
+    <b:Guid>{F530A449-5AC9-4FE0-9332-DD18533D905A}</b:Guid>
+    <b:InternetSiteTitle>Docuement de Référence 2010</b:InternetSiteTitle>
+    <b:URL>https://www.alten.com/wp-content/uploads/2019/02/Document-de-reference-2010.pdf</b:URL>
+    <b:MonthAccessed>10</b:MonthAccessed>
+    <b:DayAccessed>08</b:DayAccessed>
+    <b:RefOrder>4</b:RefOrder>
+  </b:Source>
+  <b:Source>
+    <b:Tag>ALT1</b:Tag>
+    <b:SourceType>InternetSite</b:SourceType>
+    <b:Guid>{4E07C2F2-9869-45BE-88C3-1944C5FD8E03}</b:Guid>
+    <b:Title>ALTEN Cours Action ATE, COTATION - Bourse euronext PARIS - BOURSORAMA</b:Title>
+    <b:InternetSiteTitle>Boursorama</b:InternetSiteTitle>
+    <b:URL>https://www.boursorama.com/cours/1rPATE/</b:URL>
+    <b:MonthAccessed>10</b:MonthAccessed>
+    <b:DayAccessed>08</b:DayAccessed>
+    <b:RefOrder>5</b:RefOrder>
+  </b:Source>
+  <b:Source>
+    <b:Tag>Rés</b:Tag>
+    <b:SourceType>InternetSite</b:SourceType>
+    <b:Guid>{AD492B1F-72A6-4C83-94D6-A86E82BFF726}</b:Guid>
+    <b:Title>Résultats annuels 2025 - Euronext</b:Title>
+    <b:URL>file:///C:/Users/Utilisateur/Downloads/cpr03_lesechos_16165_1390609_ALTENPress_release_Annual_results_2025.pdf</b:URL>
+    <b:MonthAccessed>10</b:MonthAccessed>
+    <b:DayAccessed>08</b:DayAccessed>
+    <b:RefOrder>6</b:RefOrder>
+  </b:Source>
+  <b:Source>
+    <b:Tag>Rés1</b:Tag>
+    <b:SourceType>InternetSite</b:SourceType>
+    <b:Guid>{4FB2C682-BB24-4875-B7E4-776FCCB94455}</b:Guid>
+    <b:Title>Résultat annuels 2025</b:Title>
+    <b:URL>https://www.alten.com/fr/resultats-annuels-2025/</b:URL>
+    <b:RefOrder>7</b:RefOrder>
+  </b:Source>
+  <b:Source>
+    <b:Tag>Pré</b:Tag>
+    <b:SourceType>InternetSite</b:SourceType>
+    <b:Guid>{3D30BE6A-0A8C-4719-91BB-68BA124803DF}</b:Guid>
+    <b:Title>Présentation du groupe ALTEN</b:Title>
+    <b:URL>https://www.alten.com/fr/le-groupe/</b:URL>
+    <b:MonthAccessed>09</b:MonthAccessed>
+    <b:DayAccessed>30</b:DayAccessed>
+    <b:RefOrder>8</b:RefOrder>
+  </b:Source>
+  <b:Source>
+    <b:Tag>ALT2</b:Tag>
+    <b:SourceType>InternetSite</b:SourceType>
+    <b:Guid>{3DC884F3-7D10-431D-93DF-1F80B3EBF322}</b:Guid>
+    <b:Title>ALTEN fait evoluer sa gouvernance - ALTEN Group</b:Title>
+    <b:URL>https://www.alten.com/fr/alten-fait-evoluer-sa-gouvernance/</b:URL>
+    <b:RefOrder>9</b:RefOrder>
+  </b:Source>
+  <b:Source>
+    <b:Tag>ALT3</b:Tag>
+    <b:SourceType>InternetSite</b:SourceType>
+    <b:Guid>{3B7FE00D-29ED-4B15-ADD5-EA3BF927CD35}</b:Guid>
+    <b:Title>ALTEN s'engage - ALTEN France</b:Title>
+    <b:URL>https://www.alten.fr/alten-sengage/</b:URL>
+    <b:RefOrder>10</b:RefOrder>
+  </b:Source>
+</b:Sources>
 </file>
 
 <file path=customXml/itemProps1.xml><?xml version="1.0" encoding="utf-8"?>
-<ds:datastoreItem xmlns:ds="http://schemas.openxmlformats.org/officeDocument/2006/customXml" ds:itemID="{EF278816-EC6F-A645-907D-7F25AECB1D4A}">
+<ds:datastoreItem xmlns:ds="http://schemas.openxmlformats.org/officeDocument/2006/customXml" ds:itemID="{2EF42C2C-BCFC-4922-AB00-14BABFA9467D}">
   <ds:schemaRefs>
     <ds:schemaRef ds:uri="http://schemas.openxmlformats.org/officeDocument/2006/bibliography"/>
   </ds:schemaRefs>
